--- a/docs/1组-张三-23级计算机科学与技术1班-课程设计报告.docx
+++ b/docs/1组-张三-23级计算机科学与技术1班-课程设计报告.docx
@@ -1687,7 +1687,7 @@
           <w:b w:val="0"/>
           <w:sz w:val="24"/>
         </w:rPr>
-        <w:t>在高校课程学习与自主学习过程中，学习者需要同时面对课件、讲义、教材、实验指导书等多种格式的课程资料。这些资料体量大、格式杂、更新频繁，传统的目录式管理与关键词检索只能匹配字面表述，难以支撑“按语义定位知识点”的复习需求；在自测环节，学习者往往只能依赖教师提供的有限习题，缺少贴合本人课程内容、且可按题型与难度自行定制的练习。与此同时，通用大语言模型虽然在开放域问答与题目生成方面表现突出，但其知识来源于公开语料，对用户私有的课程资料一无所知，直接提问容易产生事实性偏差（即所谓“幻觉”），且回答无法给出出处，学习者难以判断答案是否可信。上述矛盾构成了本课题“智学助手”的选题来源与现实意义。</w:t>
+        <w:t>在高校课程学习与自主学习过程中，学习者需要同时面对课件、讲义、教材、实验指导书等多种格式的课程资料。这些资料体量大、格式杂、更新频繁，传统的目录式管理与关键词检索只能匹配字面表述，难以支撑“按语义定位知识点”的复习需求；在自测环节，学习者往往只能依赖教师提供的有限习题，缺少贴合本人课程内容、且可按题型与难度自行定制的练习；在查漏补缺环节，做错的题目通常散落在纸质试卷或聊天记录中，无法自动沉淀，复习也因此缺少计划性，容易陷入“学了就忘、错了再错”的低效循环。与此同时，通用大语言模型虽然在开放域问答与题目生成方面表现突出，但其知识来源于公开语料，对用户私有的课程资料一无所知，直接提问容易产生事实性偏差（即所谓“幻觉”），且回答无法给出出处，学习者难以判断答案是否可信。上述矛盾构成了本课题“智学助手”的选题来源与现实意义。</w:t>
       </w:r>
     </w:p>
     <w:p>
@@ -1762,7 +1762,7 @@
           <w:b w:val="0"/>
           <w:sz w:val="24"/>
         </w:rPr>
-        <w:t>（4）易用性与部署成本问题。需要提供零安装门槛的网页交互与本地化的一键部署方式，避免课程资料外传到第三方在线平台。</w:t>
+        <w:t>（4）错题的自动沉淀问题。需要对作答结果即时判分，将答错题目连同用户答案、正确答案与解析一并沉淀，并支持按课程查看与标记掌握，使薄弱点得以集中呈现。</w:t>
       </w:r>
     </w:p>
     <w:p>
@@ -1774,10 +1774,10 @@
       <w:r>
         <w:rPr>
           <w:rFonts w:ascii="Times New Roman" w:hAnsi="Times New Roman" w:eastAsia="宋体"/>
-          <w:b/>
-          <w:sz w:val="24"/>
-        </w:rPr>
-        <w:t>3．应达到的技术要求</w:t>
+          <w:b w:val="0"/>
+          <w:sz w:val="24"/>
+        </w:rPr>
+        <w:t>（5）复习的计划性问题。需要基于已有错题与知识库内容生成按日期安排的复习计划，并跟踪完成情况，把零散的复习行为组织成有节奏的学习闭环。</w:t>
       </w:r>
     </w:p>
     <w:p>
@@ -1792,7 +1792,7 @@
           <w:b w:val="0"/>
           <w:sz w:val="24"/>
         </w:rPr>
-        <w:t>（1）知识库构建：支持 PDF/DOCX/DOC/MD/TXT 格式上传，单文件大小不超过 10 MB；采用递归字符切分策略，文本块长度为 500 字符、相邻块重叠 50 字符，Markdown 文档先按标题层级切分再按长度切分以保留章节语义；单个文档从上传到向量化完成不超过 30 秒，并返回切分块数与入库状态。</w:t>
+        <w:t>（6）易用性与部署成本问题。需要提供零安装门槛的网页交互与本地化的一键部署方式，避免课程资料外传到第三方在线平台。</w:t>
       </w:r>
     </w:p>
     <w:p>
@@ -1804,10 +1804,10 @@
       <w:r>
         <w:rPr>
           <w:rFonts w:ascii="Times New Roman" w:hAnsi="Times New Roman" w:eastAsia="宋体"/>
-          <w:b w:val="0"/>
-          <w:sz w:val="24"/>
-        </w:rPr>
-        <w:t>（2）智能问答：采用检索增强生成流程完成“问题向量化—相似度检索—上下文拼接—大模型生成”，检索召回条数可通过环境变量配置；回答须附引用来源（文件名与原文片段摘要），实现结果可溯源。</w:t>
+          <w:b/>
+          <w:sz w:val="24"/>
+        </w:rPr>
+        <w:t>3．应达到的技术要求</w:t>
       </w:r>
     </w:p>
     <w:p>
@@ -1822,7 +1822,7 @@
           <w:b w:val="0"/>
           <w:sz w:val="24"/>
         </w:rPr>
-        <w:t>（3）自动出题：支持单选、多选、判断、简答四种题型，易、中、难三档难度，按指定数量返回结构化结果（题干、选项、正确答案、解析），简答题附参考答案要点。</w:t>
+        <w:t>（1）知识库构建：支持 PDF/DOCX/DOC/MD/TXT 格式上传，单文件大小不超过 10 MB；采用递归字符切分策略，文本块长度为 500 字符、相邻块重叠 50 字符，Markdown 文档先按标题层级切分再按长度切分以保留章节语义；单个文档从上传到向量化完成不超过 30 秒，并返回切分块数与入库状态。</w:t>
       </w:r>
     </w:p>
     <w:p>
@@ -1837,7 +1837,7 @@
           <w:b w:val="0"/>
           <w:sz w:val="24"/>
         </w:rPr>
-        <w:t>（4）安全性与健壮性：模型密钥与接口地址通过环境变量注入；上传文件执行类型白名单与大小校验；数据库访问使用 ORM 参数化查询；页面渲染前做基本转义；异常统一封装后返回，单个文档处理失败不影响其他文档。</w:t>
+        <w:t>（2）智能问答：采用检索增强生成流程完成“问题向量化—相似度检索—上下文拼接—大模型生成”，检索召回条数可通过环境变量配置；回答须附引用来源（文件名与原文片段摘要），实现结果可溯源。</w:t>
       </w:r>
     </w:p>
     <w:p>
@@ -1852,7 +1852,7 @@
           <w:b w:val="0"/>
           <w:sz w:val="24"/>
         </w:rPr>
-        <w:t>（5）运行与维护：服务端运行于 Python 3.11 环境，依赖服务通过 Docker Compose 一键启动，客户端使用最新版 Chrome 或 Edge 浏览器；代码按接口路由、业务逻辑、数据模型与数据契约分层组织，提示词模板集中维护。</w:t>
+        <w:t>（3）自动出题：支持单选、多选、判断、简答四种题型，易、中、难三档难度，按指定数量返回结构化结果（题干、选项、正确答案、解析），简答题附参考答案要点。</w:t>
       </w:r>
     </w:p>
     <w:p>
@@ -1864,10 +1864,10 @@
       <w:r>
         <w:rPr>
           <w:rFonts w:ascii="Times New Roman" w:hAnsi="Times New Roman" w:eastAsia="宋体"/>
-          <w:b/>
-          <w:sz w:val="24"/>
-        </w:rPr>
-        <w:t>4．设计指导思想</w:t>
+          <w:b w:val="0"/>
+          <w:sz w:val="24"/>
+        </w:rPr>
+        <w:t>（4）判题与错题本：客观题支持在线作答并即时判分，返回是否正确、正确答案与解析；答错题目自动写入错题本，记录用户答案与正确答案，支持按课程分组查看、按掌握状态筛选、标记掌握与移除。</w:t>
       </w:r>
     </w:p>
     <w:p>
@@ -1882,7 +1882,67 @@
           <w:b w:val="0"/>
           <w:sz w:val="24"/>
         </w:rPr>
-        <w:t>本课题遵循“需求牵引、适度架构、先通核心、渐进迭代”的指导思想。其一，以检索增强生成为主线技术，用外部检索弥补通用大模型的私有知识缺失与幻觉缺陷，使回答与题目均“有据可依”；其二，在选型上坚持轻量、成熟、可控，优先选择可在本地运行、不引入额外分布式中间件的组件；其三，在实现范围上优先跑通“上传文档—构建知识库—智能问答—自动出题”的核心链路，暂不纳入需要长期用户行为数据支撑的错题管理与复习计划等延伸功能，待核心链路稳定后再按迭代计划扩充。</w:t>
+        <w:t>（5）复习计划：基于错题与知识库内容生成复习计划，条目按日期组织并标明知识点；支持查看计划详情与标记完成；当无错题可排时给出明确提示而非生成空计划。</w:t>
+      </w:r>
+    </w:p>
+    <w:p>
+      <w:pPr>
+        <w:spacing w:line="400" w:lineRule="exact" w:before="0" w:after="0"/>
+        <w:ind w:firstLine="480"/>
+        <w:jc w:val="both"/>
+      </w:pPr>
+      <w:r>
+        <w:rPr>
+          <w:rFonts w:ascii="Times New Roman" w:hAnsi="Times New Roman" w:eastAsia="宋体"/>
+          <w:b w:val="0"/>
+          <w:sz w:val="24"/>
+        </w:rPr>
+        <w:t>（6）安全性与健壮性：模型密钥与接口地址通过环境变量注入；上传文件执行类型白名单与大小校验；数据库访问使用 ORM 参数化查询；页面渲染前做基本转义；异常统一封装后返回，单个文档处理失败不影响其他文档。</w:t>
+      </w:r>
+    </w:p>
+    <w:p>
+      <w:pPr>
+        <w:spacing w:line="400" w:lineRule="exact" w:before="0" w:after="0"/>
+        <w:ind w:firstLine="480"/>
+        <w:jc w:val="both"/>
+      </w:pPr>
+      <w:r>
+        <w:rPr>
+          <w:rFonts w:ascii="Times New Roman" w:hAnsi="Times New Roman" w:eastAsia="宋体"/>
+          <w:b w:val="0"/>
+          <w:sz w:val="24"/>
+        </w:rPr>
+        <w:t>（7）运行与维护：服务端运行于 Python 3.11 环境，由 Uvicorn 启动，依赖的 MySQL 服务通过 Docker Compose 一键启动，客户端使用最新版 Chrome 或 Edge 浏览器；代码按接口路由、业务逻辑、数据模型与数据契约分层组织，提示词模板集中维护。</w:t>
+      </w:r>
+    </w:p>
+    <w:p>
+      <w:pPr>
+        <w:spacing w:line="400" w:lineRule="exact" w:before="0" w:after="0"/>
+        <w:ind w:firstLine="480"/>
+        <w:jc w:val="both"/>
+      </w:pPr>
+      <w:r>
+        <w:rPr>
+          <w:rFonts w:ascii="Times New Roman" w:hAnsi="Times New Roman" w:eastAsia="宋体"/>
+          <w:b/>
+          <w:sz w:val="24"/>
+        </w:rPr>
+        <w:t>4．设计指导思想</w:t>
+      </w:r>
+    </w:p>
+    <w:p>
+      <w:pPr>
+        <w:spacing w:line="400" w:lineRule="exact" w:before="0" w:after="0"/>
+        <w:ind w:firstLine="480"/>
+        <w:jc w:val="both"/>
+      </w:pPr>
+      <w:r>
+        <w:rPr>
+          <w:rFonts w:ascii="Times New Roman" w:hAnsi="Times New Roman" w:eastAsia="宋体"/>
+          <w:b w:val="0"/>
+          <w:sz w:val="24"/>
+        </w:rPr>
+        <w:t>本课题遵循“需求牵引、适度架构、闭环设计、渐进迭代”的指导思想。其一，以检索增强生成为主线技术，用外部检索弥补通用大模型的私有知识缺失与幻觉缺陷，使回答与题目均“有据可依”；其二，围绕“学、问、练、测、复”五个环节构建完整学习闭环，把资料检索、知识问答、自动出题、错题沉淀与复习规划串成一条连续链路，使前一环节的产出成为后一环节的输入；其三，在选型上坚持轻量、成熟、可控，优先选择可在本地运行、不引入额外分布式中间件的组件；其四，在实现上优先跑通核心链路，再按迭代计划逐步完善统计与导出等扩展能力。</w:t>
       </w:r>
     </w:p>
     <w:p>
@@ -1935,7 +1995,7 @@
           <w:b w:val="0"/>
           <w:sz w:val="24"/>
         </w:rPr>
-        <w:t>本系统采用浏览器／服务器（B/S）三层结构。表现层为运行于浏览器中的原生 HTML、CSS 与 JavaScript 静态页面，负责课程管理、文档上传、问答对话与出题交互；应用层为 FastAPI 服务，内部按接口路由、业务逻辑、LangChain 编排（文档加载、文本切分、检索、提示词）以及持久化模型与数据契约分层组织；数据层由 MySQL 8.0 业务库与 Chroma 本地向量库共同构成，前者存储课程、文档、出题批次与题目等结构化数据，后者按课程划分集合，存储文本片段向量及其元数据。大语言模型与向量化能力通过 SiliconFlow 的 OpenAI 兼容接口接入，生成模型采用 Qwen 系列，向量模型采用 BAAI/bge-m3。选择该结构的原因在于：表现层无需构建工具，应用层职责边界清晰便于分工与测试，数据层按“结构化数据 + 向量数据”分而治之，两类存储的职责互不重叠。</w:t>
+        <w:t>本系统采用浏览器／服务器（B/S）三层结构。表现层为运行于浏览器中的原生 HTML、CSS 与 JavaScript 静态页面，左侧为课程列表与导航（问答、出题、错题本、复习计划），右侧为主内容区，负责课程管理、文档上传、问答对话、出题作答、错题查看与复习计划跟踪；应用层为 FastAPI 服务，内部按接口路由、业务逻辑、LangChain 编排（文档加载、文本切分、检索、提示词）以及持久化模型与数据契约分层组织；数据层由 MySQL 8.0 业务库与 Chroma 本地向量库共同构成，前者存储课程、文档、出题批次、题目、错题与复习计划等结构化数据，后者按课程划分集合，存储文本片段向量及其元数据。大语言模型与向量化能力通过 SiliconFlow 的 OpenAI 兼容接口接入，生成模型采用 Qwen 系列，向量模型采用 BAAI/bge-m3。选择该结构的原因在于：表现层无需构建工具，应用层职责边界清晰便于分工与测试，数据层按“结构化数据 + 向量数据”分而治之，两类存储的职责互不重叠。</w:t>
       </w:r>
     </w:p>
     <w:p>
@@ -1966,6 +2026,21 @@
           <w:sz w:val="24"/>
         </w:rPr>
         <w:t>系统的核心设计原理是检索增强生成（Retrieval-Augmented Generation，RAG），其工作过程分为离线与在线两个阶段。第一阶段是离线索引：上传的文档经类型与大小校验后，由对应的文档加载器解析为纯文本，再由文本切分器切分为语义相对完整的文本块，随后调用向量模型将每个文本块映射为高维向量，连同文档标识、文件名、块序号等元数据写入向量库。第二阶段是在线生成：用户提问后，系统使用同一向量模型将问题映射到同一向量空间，在向量库中按相似度召回若干相关片段，将其作为参考资料拼接到提示词中，交由大语言模型生成回答，并一并返回所引用的片段来源。由于答案的生成被约束在检索到的课程资料范围内，系统既能回答私有课程内容，又能显著降低幻觉并支持溯源。为保证上述机制成立，入库与检索必须使用同一个向量模型，否则二者处于不同向量空间，检索将失效。</w:t>
+      </w:r>
+    </w:p>
+    <w:p>
+      <w:pPr>
+        <w:spacing w:line="400" w:lineRule="exact" w:before="0" w:after="0"/>
+        <w:ind w:firstLine="480"/>
+        <w:jc w:val="both"/>
+      </w:pPr>
+      <w:r>
+        <w:rPr>
+          <w:rFonts w:ascii="Times New Roman" w:hAnsi="Times New Roman" w:eastAsia="宋体"/>
+          <w:b w:val="0"/>
+          <w:sz w:val="24"/>
+        </w:rPr>
+        <w:t>在此基础上，系统围绕学习闭环继续延展：自动出题复用同一套检索能力，先从知识库召回相关片段，再按题型、难度与数量约束生成结构化题目并落库；作答时系统调用判题逻辑比对用户答案与正确答案，答错即写入错题本，使薄弱点自动沉淀；复习计划则以错题与知识库内容为输入，生成按日期组织的复习条目并跟踪完成状态。可见，检索增强生成既是问答的原理，也是出题、判题与复习安排的共同基础，四个环节共享同一知识库，从而形成“问—练—测—复”的闭环。</w:t>
       </w:r>
     </w:p>
     <w:p>
@@ -2017,7 +2092,6 @@
       <w:tblPr>
         <w:tblStyle w:val="5"/>
         <w:tblW w:type="auto" w:w="0"/>
-        <w:jc w:val="center"/>
         <w:tblLayout w:type="fixed"/>
         <w:tblLook w:firstColumn="1" w:firstRow="1" w:lastColumn="0" w:lastRow="0" w:noHBand="0" w:noVBand="1" w:val="04A0"/>
       </w:tblPr>
@@ -2584,7 +2658,7 @@
           <w:b w:val="0"/>
           <w:sz w:val="24"/>
         </w:rPr>
-        <w:t>综合考虑课程资料的私有属性、频繁更新的特点，以及实施条件下的算力与成本约束，本课题选择方案 D：以检索增强生成为核心，用检索保证“有据可依”，用生成保证“可读可用”，既满足前述技术要求，又具备较好的可扩展性与可维护性。</w:t>
+        <w:t>综合考虑课程资料的私有属性、频繁更新的特点，以及实施条件下的算力与成本约束，本课题选择方案 D：以检索增强生成为核心，用检索保证“有据可依”，用生成保证“可读可用”。在此之上叠加结构化出题、自动判题、错题沉淀与复习规划四项能力，即可覆盖学习闭环的全部环节，既满足前述技术要求，又具备较好的可扩展性与可维护性。</w:t>
       </w:r>
     </w:p>
     <w:p>
@@ -2636,7 +2710,6 @@
       <w:tblPr>
         <w:tblStyle w:val="5"/>
         <w:tblW w:type="auto" w:w="0"/>
-        <w:jc w:val="center"/>
         <w:tblLayout w:type="fixed"/>
         <w:tblLook w:firstColumn="1" w:firstRow="1" w:lastColumn="0" w:lastRow="0" w:noHBand="0" w:noVBand="1" w:val="04A0"/>
       </w:tblPr>
@@ -3280,7 +3353,6 @@
       <w:tblPr>
         <w:tblStyle w:val="5"/>
         <w:tblW w:type="auto" w:w="0"/>
-        <w:jc w:val="center"/>
         <w:tblLayout w:type="fixed"/>
         <w:tblLook w:firstColumn="1" w:firstRow="1" w:lastColumn="0" w:lastRow="0" w:noHBand="0" w:noVBand="1" w:val="04A0"/>
       </w:tblPr>
@@ -3292,7 +3364,7 @@
       <w:tr>
         <w:tc>
           <w:tcPr>
-            <w:tcW w:type="dxa" w:w="874"/>
+            <w:tcW w:type="dxa" w:w="729"/>
           </w:tcPr>
           <w:p>
             <w:pPr>
@@ -3313,7 +3385,7 @@
         </w:tc>
         <w:tc>
           <w:tcPr>
-            <w:tcW w:type="dxa" w:w="1749"/>
+            <w:tcW w:type="dxa" w:w="1457"/>
           </w:tcPr>
           <w:p>
             <w:pPr>
@@ -3334,7 +3406,7 @@
         </w:tc>
         <w:tc>
           <w:tcPr>
-            <w:tcW w:type="dxa" w:w="5683"/>
+            <w:tcW w:type="dxa" w:w="6120"/>
           </w:tcPr>
           <w:p>
             <w:pPr>
@@ -3357,7 +3429,7 @@
       <w:tr>
         <w:tc>
           <w:tcPr>
-            <w:tcW w:type="dxa" w:w="874"/>
+            <w:tcW w:type="dxa" w:w="729"/>
           </w:tcPr>
           <w:p>
             <w:pPr>
@@ -3378,7 +3450,7 @@
         </w:tc>
         <w:tc>
           <w:tcPr>
-            <w:tcW w:type="dxa" w:w="1749"/>
+            <w:tcW w:type="dxa" w:w="1457"/>
           </w:tcPr>
           <w:p>
             <w:pPr>
@@ -3399,22 +3471,22 @@
         </w:tc>
         <w:tc>
           <w:tcPr>
-            <w:tcW w:type="dxa" w:w="5683"/>
-          </w:tcPr>
-          <w:p>
-            <w:pPr>
-              <w:spacing w:line="400" w:lineRule="exact" w:before="0" w:after="0"/>
-              <w:ind w:firstLine="0"/>
-              <w:jc w:val="left"/>
-            </w:pPr>
-            <w:r/>
-            <w:r>
-              <w:rPr>
-                <w:rFonts w:ascii="Times New Roman" w:hAnsi="Times New Roman" w:eastAsia="宋体"/>
-                <w:b w:val="0"/>
-                <w:sz w:val="21"/>
-              </w:rPr>
-              <w:t>支持课程的创建、列表查询、详情查看与删除；删除课程时级联清理其文档、题目及向量数据</w:t>
+            <w:tcW w:type="dxa" w:w="6120"/>
+          </w:tcPr>
+          <w:p>
+            <w:pPr>
+              <w:spacing w:line="400" w:lineRule="exact" w:before="0" w:after="0"/>
+              <w:ind w:firstLine="0"/>
+              <w:jc w:val="left"/>
+            </w:pPr>
+            <w:r/>
+            <w:r>
+              <w:rPr>
+                <w:rFonts w:ascii="Times New Roman" w:hAnsi="Times New Roman" w:eastAsia="宋体"/>
+                <w:b w:val="0"/>
+                <w:sz w:val="21"/>
+              </w:rPr>
+              <w:t>支持课程的创建、列表查询、详情查看与删除；删除课程时级联清理其文档、题目、错题、复习计划及向量数据</w:t>
             </w:r>
           </w:p>
         </w:tc>
@@ -3422,7 +3494,7 @@
       <w:tr>
         <w:tc>
           <w:tcPr>
-            <w:tcW w:type="dxa" w:w="874"/>
+            <w:tcW w:type="dxa" w:w="729"/>
           </w:tcPr>
           <w:p>
             <w:pPr>
@@ -3443,7 +3515,7 @@
         </w:tc>
         <w:tc>
           <w:tcPr>
-            <w:tcW w:type="dxa" w:w="1749"/>
+            <w:tcW w:type="dxa" w:w="1457"/>
           </w:tcPr>
           <w:p>
             <w:pPr>
@@ -3464,7 +3536,7 @@
         </w:tc>
         <w:tc>
           <w:tcPr>
-            <w:tcW w:type="dxa" w:w="5683"/>
+            <w:tcW w:type="dxa" w:w="6120"/>
           </w:tcPr>
           <w:p>
             <w:pPr>
@@ -3487,7 +3559,7 @@
       <w:tr>
         <w:tc>
           <w:tcPr>
-            <w:tcW w:type="dxa" w:w="874"/>
+            <w:tcW w:type="dxa" w:w="729"/>
           </w:tcPr>
           <w:p>
             <w:pPr>
@@ -3508,7 +3580,7 @@
         </w:tc>
         <w:tc>
           <w:tcPr>
-            <w:tcW w:type="dxa" w:w="1749"/>
+            <w:tcW w:type="dxa" w:w="1457"/>
           </w:tcPr>
           <w:p>
             <w:pPr>
@@ -3529,7 +3601,7 @@
         </w:tc>
         <w:tc>
           <w:tcPr>
-            <w:tcW w:type="dxa" w:w="5683"/>
+            <w:tcW w:type="dxa" w:w="6120"/>
           </w:tcPr>
           <w:p>
             <w:pPr>
@@ -3552,7 +3624,7 @@
       <w:tr>
         <w:tc>
           <w:tcPr>
-            <w:tcW w:type="dxa" w:w="874"/>
+            <w:tcW w:type="dxa" w:w="729"/>
           </w:tcPr>
           <w:p>
             <w:pPr>
@@ -3573,7 +3645,7 @@
         </w:tc>
         <w:tc>
           <w:tcPr>
-            <w:tcW w:type="dxa" w:w="1749"/>
+            <w:tcW w:type="dxa" w:w="1457"/>
           </w:tcPr>
           <w:p>
             <w:pPr>
@@ -3594,7 +3666,7 @@
         </w:tc>
         <w:tc>
           <w:tcPr>
-            <w:tcW w:type="dxa" w:w="5683"/>
+            <w:tcW w:type="dxa" w:w="6120"/>
           </w:tcPr>
           <w:p>
             <w:pPr>
@@ -3610,6 +3682,136 @@
                 <w:sz w:val="21"/>
               </w:rPr>
               <w:t>按题型（单选／多选／判断／简答）、难度（易／中／难）与数量生成题目；客观题返回结构化的题干、选项、正确答案与解析，简答题附参考答案要点</w:t>
+            </w:r>
+          </w:p>
+        </w:tc>
+      </w:tr>
+      <w:tr>
+        <w:tc>
+          <w:tcPr>
+            <w:tcW w:type="dxa" w:w="729"/>
+          </w:tcPr>
+          <w:p>
+            <w:pPr>
+              <w:spacing w:line="400" w:lineRule="exact" w:before="0" w:after="0"/>
+              <w:ind w:firstLine="0"/>
+              <w:jc w:val="center"/>
+            </w:pPr>
+            <w:r/>
+            <w:r>
+              <w:rPr>
+                <w:rFonts w:ascii="Times New Roman" w:hAnsi="Times New Roman" w:eastAsia="宋体"/>
+                <w:b w:val="0"/>
+                <w:sz w:val="21"/>
+              </w:rPr>
+              <w:t>F4</w:t>
+            </w:r>
+          </w:p>
+        </w:tc>
+        <w:tc>
+          <w:tcPr>
+            <w:tcW w:type="dxa" w:w="1457"/>
+          </w:tcPr>
+          <w:p>
+            <w:pPr>
+              <w:spacing w:line="400" w:lineRule="exact" w:before="0" w:after="0"/>
+              <w:ind w:firstLine="0"/>
+              <w:jc w:val="left"/>
+            </w:pPr>
+            <w:r/>
+            <w:r>
+              <w:rPr>
+                <w:rFonts w:ascii="Times New Roman" w:hAnsi="Times New Roman" w:eastAsia="宋体"/>
+                <w:b w:val="0"/>
+                <w:sz w:val="21"/>
+              </w:rPr>
+              <w:t>错题本</w:t>
+            </w:r>
+          </w:p>
+        </w:tc>
+        <w:tc>
+          <w:tcPr>
+            <w:tcW w:type="dxa" w:w="6120"/>
+          </w:tcPr>
+          <w:p>
+            <w:pPr>
+              <w:spacing w:line="400" w:lineRule="exact" w:before="0" w:after="0"/>
+              <w:ind w:firstLine="0"/>
+              <w:jc w:val="left"/>
+            </w:pPr>
+            <w:r/>
+            <w:r>
+              <w:rPr>
+                <w:rFonts w:ascii="Times New Roman" w:hAnsi="Times New Roman" w:eastAsia="宋体"/>
+                <w:b w:val="0"/>
+                <w:sz w:val="21"/>
+              </w:rPr>
+              <w:t>提交答案即时判分，答错题目自动沉淀并记录用户答案与正确答案；按课程分组展示，支持按掌握状态筛选、标记掌握与移除</w:t>
+            </w:r>
+          </w:p>
+        </w:tc>
+      </w:tr>
+      <w:tr>
+        <w:tc>
+          <w:tcPr>
+            <w:tcW w:type="dxa" w:w="729"/>
+          </w:tcPr>
+          <w:p>
+            <w:pPr>
+              <w:spacing w:line="400" w:lineRule="exact" w:before="0" w:after="0"/>
+              <w:ind w:firstLine="0"/>
+              <w:jc w:val="center"/>
+            </w:pPr>
+            <w:r/>
+            <w:r>
+              <w:rPr>
+                <w:rFonts w:ascii="Times New Roman" w:hAnsi="Times New Roman" w:eastAsia="宋体"/>
+                <w:b w:val="0"/>
+                <w:sz w:val="21"/>
+              </w:rPr>
+              <w:t>F5</w:t>
+            </w:r>
+          </w:p>
+        </w:tc>
+        <w:tc>
+          <w:tcPr>
+            <w:tcW w:type="dxa" w:w="1457"/>
+          </w:tcPr>
+          <w:p>
+            <w:pPr>
+              <w:spacing w:line="400" w:lineRule="exact" w:before="0" w:after="0"/>
+              <w:ind w:firstLine="0"/>
+              <w:jc w:val="left"/>
+            </w:pPr>
+            <w:r/>
+            <w:r>
+              <w:rPr>
+                <w:rFonts w:ascii="Times New Roman" w:hAnsi="Times New Roman" w:eastAsia="宋体"/>
+                <w:b w:val="0"/>
+                <w:sz w:val="21"/>
+              </w:rPr>
+              <w:t>复习计划</w:t>
+            </w:r>
+          </w:p>
+        </w:tc>
+        <w:tc>
+          <w:tcPr>
+            <w:tcW w:type="dxa" w:w="6120"/>
+          </w:tcPr>
+          <w:p>
+            <w:pPr>
+              <w:spacing w:line="400" w:lineRule="exact" w:before="0" w:after="0"/>
+              <w:ind w:firstLine="0"/>
+              <w:jc w:val="left"/>
+            </w:pPr>
+            <w:r/>
+            <w:r>
+              <w:rPr>
+                <w:rFonts w:ascii="Times New Roman" w:hAnsi="Times New Roman" w:eastAsia="宋体"/>
+                <w:b w:val="0"/>
+                <w:sz w:val="21"/>
+              </w:rPr>
+              <w:t>基于错题与知识库内容生成复习计划，条目按日期组织并标注知识点；支持查看计划详情与标记完成；无可复习内容时给出明确提示</w:t>
             </w:r>
           </w:p>
         </w:tc>
@@ -3642,7 +3844,7 @@
           <w:b w:val="0"/>
           <w:sz w:val="24"/>
         </w:rPr>
-        <w:t>系统采用“MySQL 存储结构化数据、Chroma 存储向量数据”的双存储策略，并通过四项措施保证数据完整性。其一，业务表之间通过外键建立约束，文档表、出题批次表、题目表均以课程标识关联课程表，删除课程时级联删除其文档与题目记录；其二，文档入库在同一数据库会话内依次完成“创建记录—解析入库—更新状态—提交”，解析或向量化异常时将该文档状态置为 failed 并记录失败原因，避免出现“半入库”状态；其三，删除文档或课程时同步清理向量库对应集合中的向量，防止产生“可被检索但元数据已不存在”的幽灵数据；其四，出题结果先经格式解析与合法性校验再落库，保证题目表中的题干、选项与答案均为合法结构化数据。</w:t>
+        <w:t>系统采用“MySQL 存储结构化数据、Chroma 存储向量数据”的双存储策略，MySQL 中以课程表为中心，围绕其建立文档表、出题批次表、题目表、错题表、复习计划表与复习条目表共七张表，并通过四项措施保证数据完整性。其一，业务表之间通过外键建立约束，文档表、出题批次表、题目表、错题表、复习计划表均以课程标识关联课程表，题目表关联出题批次表，复习条目表关联复习计划表，删除课程时严格按“复习条目—复习计划—错题—题目—出题批次—文档—课程”的逆序级联清理；其二，文档入库在同一数据库会话内依次完成“创建记录—解析入库—更新状态—提交”，解析或向量化异常时将该文档状态置为 failed 并记录失败原因，避免出现“半入库”状态；其三，删除文档或课程时同步清理向量库对应集合中的向量，防止产生“可被检索但元数据已不存在”的幽灵数据；其四，出题结果先经格式解析与合法性校验再落库，错题仅在判题结果为错误时写入，保证各表中的业务字段均为合法结构化数据。</w:t>
       </w:r>
     </w:p>
     <w:p>
@@ -3702,7 +3904,7 @@
           <w:b w:val="0"/>
           <w:sz w:val="24"/>
         </w:rPr>
-        <w:t>运行环境方面，服务端运行于 Python 3.11，业务数据库采用 MySQL 8.0，二者由 Docker Compose 编排启动，向量库以进程内本地持久化的方式运行，无需独立容器；客户端使用最新版 Chrome 或 Edge 浏览器。性能方面，单个不超过 10 MB 的文档从上传到向量化完成不超过 30 秒；问答与出题涉及远程模型调用，前端以加载状态给予反馈，检索召回条数可按知识库规模调节；向量库的数据保存在本地持久化目录中，服务重启后不丢失，从而满足反复使用与离线场景的需要。</w:t>
+        <w:t>运行环境方面，服务端运行于 Python 3.11，由 Uvicorn 启动；业务数据库采用 MySQL 8.0，由 Docker Compose 一键启动；向量库以进程内本地持久化的方式运行，无需独立容器；客户端使用最新版 Chrome 或 Edge 浏览器。性能方面，单个不超过 10 MB 的文档从上传到向量化完成不超过 30 秒；问答、出题与复习计划生成涉及远程模型调用，前端以加载状态给予反馈，检索召回条数可按知识库规模调节；向量库的数据保存在本地持久化目录中，服务重启后不丢失，从而满足反复使用与离线场景的需要。</w:t>
       </w:r>
     </w:p>
     <w:p>
@@ -3717,7 +3919,7 @@
           <w:b w:val="0"/>
           <w:sz w:val="24"/>
         </w:rPr>
-        <w:t>综上，本方案的特点可概括为三点：一是“有据可依”，回答与题目均以课程资料为约束，并可给出可核实的来源；二是“轻量可控”，除 MySQL 之外不引入分布式中间件，向量库本地持久化，可在普通个人计算机上一键启动；三是“结构清晰”，路由、服务、编排与数据模型分离，提示词模板集中维护，便于后续扩展题型、替换模型或增加多轮对话记忆等能力。</w:t>
+        <w:t>综上，本方案的特点可概括为三点：一是“有据可依”，回答、题目与复习安排均以课程资料为约束，并可给出可核实的来源；二是“闭环完整”，从资料入库到问答、出题、判题、错题沉淀直至复习计划，形成“学、问、练、测、复”的连续学习链路；三是“轻量可控”，除 MySQL 之外不引入分布式中间件，向量库本地持久化，可在普通个人计算机上一键启动。</w:t>
       </w:r>
     </w:p>
     <w:p>
@@ -3852,6 +4054,6646 @@
           <w:szCs w:val="24"/>
         </w:rPr>
         <w:t>（正文格式：宋体，小4号，不加粗，两端对齐，行距为固定值20磅）</w:t>
+      </w:r>
+    </w:p>
+    <w:p>
+      <w:pPr>
+        <w:spacing w:line="400" w:lineRule="exact" w:before="0" w:after="0"/>
+        <w:ind w:firstLine="480"/>
+        <w:jc w:val="both"/>
+      </w:pPr>
+      <w:r>
+        <w:rPr>
+          <w:rFonts w:ascii="Times New Roman" w:hAnsi="Times New Roman" w:eastAsia="宋体"/>
+          <w:b/>
+          <w:sz w:val="24"/>
+        </w:rPr>
+        <w:t>1．设计说明</w:t>
+      </w:r>
+    </w:p>
+    <w:p>
+      <w:pPr>
+        <w:spacing w:line="400" w:lineRule="exact" w:before="0" w:after="0"/>
+        <w:ind w:firstLine="480"/>
+        <w:jc w:val="both"/>
+      </w:pPr>
+      <w:r>
+        <w:rPr>
+          <w:rFonts w:ascii="Times New Roman" w:hAnsi="Times New Roman" w:eastAsia="宋体"/>
+          <w:b w:val="0"/>
+          <w:sz w:val="24"/>
+        </w:rPr>
+        <w:t>本系统的业务数据具有清晰的层级关系：课程是顶层组织单位，文档、出题批次、题目、错题与复习计划均归属于某一课程，题目按批次组织，错题由题目派生，复习条目从属于复习计划。为在设计阶段直观表达“实体—属性—联系”并尽早发现冗余与联系缺失，课题依次采用 E-R 图、概念数据模型（CDM）与物理数据模型（PDM）进行三层建模：先用 E-R 图刻画实体之间的联系类型与基数约束，再用 CDM 描述与数据库产品无关的概念结构，最后用 PDM 落实到 MySQL 8.0 的具体表结构。</w:t>
+      </w:r>
+    </w:p>
+    <w:p>
+      <w:pPr>
+        <w:spacing w:line="400" w:lineRule="exact" w:before="0" w:after="0"/>
+        <w:ind w:firstLine="480"/>
+        <w:jc w:val="both"/>
+      </w:pPr>
+      <w:r>
+        <w:rPr>
+          <w:rFonts w:ascii="Times New Roman" w:hAnsi="Times New Roman" w:eastAsia="宋体"/>
+          <w:b/>
+          <w:sz w:val="24"/>
+        </w:rPr>
+        <w:t>2．E-R 图设计</w:t>
+      </w:r>
+    </w:p>
+    <w:p>
+      <w:pPr>
+        <w:spacing w:line="400" w:lineRule="exact" w:before="0" w:after="0"/>
+        <w:ind w:firstLine="480"/>
+        <w:jc w:val="both"/>
+      </w:pPr>
+      <w:r>
+        <w:rPr>
+          <w:rFonts w:ascii="Times New Roman" w:hAnsi="Times New Roman" w:eastAsia="宋体"/>
+          <w:b w:val="0"/>
+          <w:sz w:val="24"/>
+        </w:rPr>
+        <w:t>采用 E-R 图的主要作用是：在脱离具体数据库产品的前提下，直观呈现各实体之间的联系类型与基数，明确主键与外键的传递路径，为后续的建表、联表查询与级联删除顺序提供直接依据。本系统的 E-R 图如图 1 所示。</w:t>
+      </w:r>
+    </w:p>
+    <w:p>
+      <w:pPr>
+        <w:spacing w:before="0" w:after="0"/>
+        <w:ind w:firstLine="0"/>
+        <w:jc w:val="center"/>
+      </w:pPr>
+      <w:r>
+        <w:drawing>
+          <wp:inline xmlns:a="http://schemas.openxmlformats.org/drawingml/2006/main" xmlns:pic="http://schemas.openxmlformats.org/drawingml/2006/picture">
+            <wp:extent cx="5472000" cy="3374679"/>
+            <wp:docPr id="21" name="Picture 21"/>
+            <wp:cNvGraphicFramePr>
+              <a:graphicFrameLocks noChangeAspect="1"/>
+            </wp:cNvGraphicFramePr>
+            <a:graphic>
+              <a:graphicData uri="http://schemas.openxmlformats.org/drawingml/2006/picture">
+                <pic:pic>
+                  <pic:nvPicPr>
+                    <pic:cNvPr id="0" name="er_diagram.png"/>
+                    <pic:cNvPicPr/>
+                  </pic:nvPicPr>
+                  <pic:blipFill>
+                    <a:blip r:embed="rId8"/>
+                    <a:stretch>
+                      <a:fillRect/>
+                    </a:stretch>
+                  </pic:blipFill>
+                  <pic:spPr>
+                    <a:xfrm>
+                      <a:off x="0" y="0"/>
+                      <a:ext cx="5472000" cy="3374679"/>
+                    </a:xfrm>
+                    <a:prstGeom prst="rect"/>
+                  </pic:spPr>
+                </pic:pic>
+              </a:graphicData>
+            </a:graphic>
+          </wp:inline>
+        </w:drawing>
+      </w:r>
+    </w:p>
+    <w:p>
+      <w:pPr>
+        <w:spacing w:line="400" w:lineRule="exact" w:before="0" w:after="0"/>
+        <w:ind w:firstLine="0"/>
+        <w:jc w:val="center"/>
+      </w:pPr>
+      <w:r>
+        <w:rPr>
+          <w:rFonts w:ascii="Times New Roman" w:hAnsi="Times New Roman" w:eastAsia="宋体"/>
+          <w:b w:val="0"/>
+          <w:sz w:val="21"/>
+        </w:rPr>
+        <w:t>图 1  智学助手系统 E-R 图</w:t>
+      </w:r>
+    </w:p>
+    <w:p>
+      <w:pPr>
+        <w:spacing w:line="400" w:lineRule="exact" w:before="0" w:after="0"/>
+        <w:ind w:firstLine="480"/>
+        <w:jc w:val="both"/>
+      </w:pPr>
+      <w:r>
+        <w:rPr>
+          <w:rFonts w:ascii="Times New Roman" w:hAnsi="Times New Roman" w:eastAsia="宋体"/>
+          <w:b w:val="0"/>
+          <w:sz w:val="24"/>
+        </w:rPr>
+        <w:t>图 1 中各成分的作用如下：矩形表示实体，矩形内上行为实体名称、下行为其对应的数据库表名；菱形表示实体之间的联系，菱形内文字为联系名称；连线两端的“1”与“N”表示该联系的基数，其中“1”为一方、“N”为多方；实线表示实体间的直接联系，虚线表示为便于按课程直接检索而保留的冗余外键联系。课程实体处于中心位置，文档、出题批次与复习计划三类实体直接依赖于它；题目同时依赖出题批次与课程；错题由题目派生并同时关联课程；复习条目从属于复习计划，并通过可空外键与题目建立可选联系。</w:t>
+      </w:r>
+    </w:p>
+    <w:p>
+      <w:pPr>
+        <w:spacing w:line="400" w:lineRule="exact" w:before="0" w:after="0"/>
+        <w:ind w:firstLine="480"/>
+        <w:jc w:val="both"/>
+      </w:pPr>
+      <w:r>
+        <w:rPr>
+          <w:rFonts w:ascii="Times New Roman" w:hAnsi="Times New Roman" w:eastAsia="宋体"/>
+          <w:b w:val="0"/>
+          <w:sz w:val="24"/>
+        </w:rPr>
+        <w:t>各成分之间的交互体现为一条完整的业务数据流：用户上传文档后，系统在文档实体中创建记录并完成切分与向量化；发起出题时，先创建出题批次记录，再将生成的题目写入题目实体；用户作答后，判题结果错误的题目被写入错题实体，记录用户答案与正确答案；生成复习计划时，先创建复习计划记录，再依据错题与知识点生成若干复习条目；删除课程时，则按“复习条目—复习计划—错题—题目—出题批次—文档—课程”的逆序逐级清理，并同步删除向量库中对应的集合。</w:t>
+      </w:r>
+    </w:p>
+    <w:p>
+      <w:pPr>
+        <w:spacing w:line="400" w:lineRule="exact" w:before="0" w:after="0"/>
+        <w:ind w:firstLine="480"/>
+        <w:jc w:val="both"/>
+      </w:pPr>
+      <w:r>
+        <w:rPr>
+          <w:rFonts w:ascii="Times New Roman" w:hAnsi="Times New Roman" w:eastAsia="宋体"/>
+          <w:b/>
+          <w:sz w:val="24"/>
+        </w:rPr>
+        <w:t>3．关系模式</w:t>
+      </w:r>
+    </w:p>
+    <w:p>
+      <w:pPr>
+        <w:spacing w:line="400" w:lineRule="exact" w:before="0" w:after="0"/>
+        <w:ind w:firstLine="480"/>
+        <w:jc w:val="both"/>
+      </w:pPr>
+      <w:r>
+        <w:rPr>
+          <w:rFonts w:ascii="Times New Roman" w:hAnsi="Times New Roman" w:eastAsia="宋体"/>
+          <w:b w:val="0"/>
+          <w:sz w:val="24"/>
+        </w:rPr>
+        <w:t>将 E-R 模型转换为如下关系模式（下划线的属性为主键，其余实体主键在本关系中以斜体表示为外键）：</w:t>
+      </w:r>
+    </w:p>
+    <w:p>
+      <w:pPr>
+        <w:spacing w:line="400" w:lineRule="exact" w:before="0" w:after="0"/>
+        <w:ind w:firstLine="480"/>
+        <w:jc w:val="both"/>
+      </w:pPr>
+      <w:r>
+        <w:rPr>
+          <w:rFonts w:ascii="Times New Roman" w:hAnsi="Times New Roman" w:eastAsia="宋体"/>
+          <w:b w:val="0"/>
+          <w:i w:val="0"/>
+          <w:sz w:val="24"/>
+          <w:u w:val="none"/>
+        </w:rPr>
+        <w:t>（1）课程（</w:t>
+      </w:r>
+      <w:r>
+        <w:rPr>
+          <w:rFonts w:ascii="Times New Roman" w:hAnsi="Times New Roman" w:eastAsia="宋体"/>
+          <w:b w:val="0"/>
+          <w:i w:val="0"/>
+          <w:sz w:val="24"/>
+          <w:u w:val="single"/>
+        </w:rPr>
+        <w:t>课程编号</w:t>
+      </w:r>
+      <w:r>
+        <w:rPr>
+          <w:rFonts w:ascii="Times New Roman" w:hAnsi="Times New Roman" w:eastAsia="宋体"/>
+          <w:b w:val="0"/>
+          <w:i w:val="0"/>
+          <w:sz w:val="24"/>
+          <w:u w:val="none"/>
+        </w:rPr>
+        <w:t>，课程名称，课程描述，创建时间，更新时间）；</w:t>
+      </w:r>
+    </w:p>
+    <w:p>
+      <w:pPr>
+        <w:spacing w:line="400" w:lineRule="exact" w:before="0" w:after="0"/>
+        <w:ind w:firstLine="480"/>
+        <w:jc w:val="both"/>
+      </w:pPr>
+      <w:r>
+        <w:rPr>
+          <w:rFonts w:ascii="Times New Roman" w:hAnsi="Times New Roman" w:eastAsia="宋体"/>
+          <w:b w:val="0"/>
+          <w:i w:val="0"/>
+          <w:sz w:val="24"/>
+          <w:u w:val="none"/>
+        </w:rPr>
+        <w:t>（2）文档（</w:t>
+      </w:r>
+      <w:r>
+        <w:rPr>
+          <w:rFonts w:ascii="Times New Roman" w:hAnsi="Times New Roman" w:eastAsia="宋体"/>
+          <w:b w:val="0"/>
+          <w:i w:val="0"/>
+          <w:sz w:val="24"/>
+          <w:u w:val="single"/>
+        </w:rPr>
+        <w:t>文档编号</w:t>
+      </w:r>
+      <w:r>
+        <w:rPr>
+          <w:rFonts w:ascii="Times New Roman" w:hAnsi="Times New Roman" w:eastAsia="宋体"/>
+          <w:b w:val="0"/>
+          <w:i w:val="0"/>
+          <w:sz w:val="24"/>
+          <w:u w:val="none"/>
+        </w:rPr>
+        <w:t>，</w:t>
+      </w:r>
+      <w:r>
+        <w:rPr>
+          <w:rFonts w:ascii="Times New Roman" w:hAnsi="Times New Roman" w:eastAsia="宋体"/>
+          <w:b w:val="0"/>
+          <w:i/>
+          <w:sz w:val="24"/>
+          <w:u w:val="none"/>
+        </w:rPr>
+        <w:t>课程编号</w:t>
+      </w:r>
+      <w:r>
+        <w:rPr>
+          <w:rFonts w:ascii="Times New Roman" w:hAnsi="Times New Roman" w:eastAsia="宋体"/>
+          <w:b w:val="0"/>
+          <w:i w:val="0"/>
+          <w:sz w:val="24"/>
+          <w:u w:val="none"/>
+        </w:rPr>
+        <w:t>，文件名，文件类型，文件大小，切分块数，入库状态，错误信息，创建时间）；</w:t>
+      </w:r>
+    </w:p>
+    <w:p>
+      <w:pPr>
+        <w:spacing w:line="400" w:lineRule="exact" w:before="0" w:after="0"/>
+        <w:ind w:firstLine="480"/>
+        <w:jc w:val="both"/>
+      </w:pPr>
+      <w:r>
+        <w:rPr>
+          <w:rFonts w:ascii="Times New Roman" w:hAnsi="Times New Roman" w:eastAsia="宋体"/>
+          <w:b w:val="0"/>
+          <w:i w:val="0"/>
+          <w:sz w:val="24"/>
+          <w:u w:val="none"/>
+        </w:rPr>
+        <w:t>（3）出题批次（</w:t>
+      </w:r>
+      <w:r>
+        <w:rPr>
+          <w:rFonts w:ascii="Times New Roman" w:hAnsi="Times New Roman" w:eastAsia="宋体"/>
+          <w:b w:val="0"/>
+          <w:i w:val="0"/>
+          <w:sz w:val="24"/>
+          <w:u w:val="single"/>
+        </w:rPr>
+        <w:t>批次编号</w:t>
+      </w:r>
+      <w:r>
+        <w:rPr>
+          <w:rFonts w:ascii="Times New Roman" w:hAnsi="Times New Roman" w:eastAsia="宋体"/>
+          <w:b w:val="0"/>
+          <w:i w:val="0"/>
+          <w:sz w:val="24"/>
+          <w:u w:val="none"/>
+        </w:rPr>
+        <w:t>，</w:t>
+      </w:r>
+      <w:r>
+        <w:rPr>
+          <w:rFonts w:ascii="Times New Roman" w:hAnsi="Times New Roman" w:eastAsia="宋体"/>
+          <w:b w:val="0"/>
+          <w:i/>
+          <w:sz w:val="24"/>
+          <w:u w:val="none"/>
+        </w:rPr>
+        <w:t>课程编号</w:t>
+      </w:r>
+      <w:r>
+        <w:rPr>
+          <w:rFonts w:ascii="Times New Roman" w:hAnsi="Times New Roman" w:eastAsia="宋体"/>
+          <w:b w:val="0"/>
+          <w:i w:val="0"/>
+          <w:sz w:val="24"/>
+          <w:u w:val="none"/>
+        </w:rPr>
+        <w:t>，出题主题，题型，难度，题目数量，创建时间）；</w:t>
+      </w:r>
+    </w:p>
+    <w:p>
+      <w:pPr>
+        <w:spacing w:line="400" w:lineRule="exact" w:before="0" w:after="0"/>
+        <w:ind w:firstLine="480"/>
+        <w:jc w:val="both"/>
+      </w:pPr>
+      <w:r>
+        <w:rPr>
+          <w:rFonts w:ascii="Times New Roman" w:hAnsi="Times New Roman" w:eastAsia="宋体"/>
+          <w:b w:val="0"/>
+          <w:i w:val="0"/>
+          <w:sz w:val="24"/>
+          <w:u w:val="none"/>
+        </w:rPr>
+        <w:t>（4）题目（</w:t>
+      </w:r>
+      <w:r>
+        <w:rPr>
+          <w:rFonts w:ascii="Times New Roman" w:hAnsi="Times New Roman" w:eastAsia="宋体"/>
+          <w:b w:val="0"/>
+          <w:i w:val="0"/>
+          <w:sz w:val="24"/>
+          <w:u w:val="single"/>
+        </w:rPr>
+        <w:t>题目编号</w:t>
+      </w:r>
+      <w:r>
+        <w:rPr>
+          <w:rFonts w:ascii="Times New Roman" w:hAnsi="Times New Roman" w:eastAsia="宋体"/>
+          <w:b w:val="0"/>
+          <w:i w:val="0"/>
+          <w:sz w:val="24"/>
+          <w:u w:val="none"/>
+        </w:rPr>
+        <w:t>，</w:t>
+      </w:r>
+      <w:r>
+        <w:rPr>
+          <w:rFonts w:ascii="Times New Roman" w:hAnsi="Times New Roman" w:eastAsia="宋体"/>
+          <w:b w:val="0"/>
+          <w:i/>
+          <w:sz w:val="24"/>
+          <w:u w:val="none"/>
+        </w:rPr>
+        <w:t>批次编号</w:t>
+      </w:r>
+      <w:r>
+        <w:rPr>
+          <w:rFonts w:ascii="Times New Roman" w:hAnsi="Times New Roman" w:eastAsia="宋体"/>
+          <w:b w:val="0"/>
+          <w:i w:val="0"/>
+          <w:sz w:val="24"/>
+          <w:u w:val="none"/>
+        </w:rPr>
+        <w:t>，</w:t>
+      </w:r>
+      <w:r>
+        <w:rPr>
+          <w:rFonts w:ascii="Times New Roman" w:hAnsi="Times New Roman" w:eastAsia="宋体"/>
+          <w:b w:val="0"/>
+          <w:i/>
+          <w:sz w:val="24"/>
+          <w:u w:val="none"/>
+        </w:rPr>
+        <w:t>课程编号</w:t>
+      </w:r>
+      <w:r>
+        <w:rPr>
+          <w:rFonts w:ascii="Times New Roman" w:hAnsi="Times New Roman" w:eastAsia="宋体"/>
+          <w:b w:val="0"/>
+          <w:i w:val="0"/>
+          <w:sz w:val="24"/>
+          <w:u w:val="none"/>
+        </w:rPr>
+        <w:t>，题型，题干，选项，正确答案，解析，创建时间）；</w:t>
+      </w:r>
+    </w:p>
+    <w:p>
+      <w:pPr>
+        <w:spacing w:line="400" w:lineRule="exact" w:before="0" w:after="0"/>
+        <w:ind w:firstLine="480"/>
+        <w:jc w:val="both"/>
+      </w:pPr>
+      <w:r>
+        <w:rPr>
+          <w:rFonts w:ascii="Times New Roman" w:hAnsi="Times New Roman" w:eastAsia="宋体"/>
+          <w:b w:val="0"/>
+          <w:i w:val="0"/>
+          <w:sz w:val="24"/>
+          <w:u w:val="none"/>
+        </w:rPr>
+        <w:t>（5）错题（</w:t>
+      </w:r>
+      <w:r>
+        <w:rPr>
+          <w:rFonts w:ascii="Times New Roman" w:hAnsi="Times New Roman" w:eastAsia="宋体"/>
+          <w:b w:val="0"/>
+          <w:i w:val="0"/>
+          <w:sz w:val="24"/>
+          <w:u w:val="single"/>
+        </w:rPr>
+        <w:t>错题编号</w:t>
+      </w:r>
+      <w:r>
+        <w:rPr>
+          <w:rFonts w:ascii="Times New Roman" w:hAnsi="Times New Roman" w:eastAsia="宋体"/>
+          <w:b w:val="0"/>
+          <w:i w:val="0"/>
+          <w:sz w:val="24"/>
+          <w:u w:val="none"/>
+        </w:rPr>
+        <w:t>，</w:t>
+      </w:r>
+      <w:r>
+        <w:rPr>
+          <w:rFonts w:ascii="Times New Roman" w:hAnsi="Times New Roman" w:eastAsia="宋体"/>
+          <w:b w:val="0"/>
+          <w:i/>
+          <w:sz w:val="24"/>
+          <w:u w:val="none"/>
+        </w:rPr>
+        <w:t>课程编号</w:t>
+      </w:r>
+      <w:r>
+        <w:rPr>
+          <w:rFonts w:ascii="Times New Roman" w:hAnsi="Times New Roman" w:eastAsia="宋体"/>
+          <w:b w:val="0"/>
+          <w:i w:val="0"/>
+          <w:sz w:val="24"/>
+          <w:u w:val="none"/>
+        </w:rPr>
+        <w:t>，</w:t>
+      </w:r>
+      <w:r>
+        <w:rPr>
+          <w:rFonts w:ascii="Times New Roman" w:hAnsi="Times New Roman" w:eastAsia="宋体"/>
+          <w:b w:val="0"/>
+          <w:i/>
+          <w:sz w:val="24"/>
+          <w:u w:val="none"/>
+        </w:rPr>
+        <w:t>题目编号</w:t>
+      </w:r>
+      <w:r>
+        <w:rPr>
+          <w:rFonts w:ascii="Times New Roman" w:hAnsi="Times New Roman" w:eastAsia="宋体"/>
+          <w:b w:val="0"/>
+          <w:i w:val="0"/>
+          <w:sz w:val="24"/>
+          <w:u w:val="none"/>
+        </w:rPr>
+        <w:t>，用户答案，掌握状态，复习次数，加入时间，更新时间）；</w:t>
+      </w:r>
+    </w:p>
+    <w:p>
+      <w:pPr>
+        <w:spacing w:line="400" w:lineRule="exact" w:before="0" w:after="0"/>
+        <w:ind w:firstLine="480"/>
+        <w:jc w:val="both"/>
+      </w:pPr>
+      <w:r>
+        <w:rPr>
+          <w:rFonts w:ascii="Times New Roman" w:hAnsi="Times New Roman" w:eastAsia="宋体"/>
+          <w:b w:val="0"/>
+          <w:i w:val="0"/>
+          <w:sz w:val="24"/>
+          <w:u w:val="none"/>
+        </w:rPr>
+        <w:t>（6）复习计划（</w:t>
+      </w:r>
+      <w:r>
+        <w:rPr>
+          <w:rFonts w:ascii="Times New Roman" w:hAnsi="Times New Roman" w:eastAsia="宋体"/>
+          <w:b w:val="0"/>
+          <w:i w:val="0"/>
+          <w:sz w:val="24"/>
+          <w:u w:val="single"/>
+        </w:rPr>
+        <w:t>计划编号</w:t>
+      </w:r>
+      <w:r>
+        <w:rPr>
+          <w:rFonts w:ascii="Times New Roman" w:hAnsi="Times New Roman" w:eastAsia="宋体"/>
+          <w:b w:val="0"/>
+          <w:i w:val="0"/>
+          <w:sz w:val="24"/>
+          <w:u w:val="none"/>
+        </w:rPr>
+        <w:t>，</w:t>
+      </w:r>
+      <w:r>
+        <w:rPr>
+          <w:rFonts w:ascii="Times New Roman" w:hAnsi="Times New Roman" w:eastAsia="宋体"/>
+          <w:b w:val="0"/>
+          <w:i/>
+          <w:sz w:val="24"/>
+          <w:u w:val="none"/>
+        </w:rPr>
+        <w:t>课程编号</w:t>
+      </w:r>
+      <w:r>
+        <w:rPr>
+          <w:rFonts w:ascii="Times New Roman" w:hAnsi="Times New Roman" w:eastAsia="宋体"/>
+          <w:b w:val="0"/>
+          <w:i w:val="0"/>
+          <w:sz w:val="24"/>
+          <w:u w:val="none"/>
+        </w:rPr>
+        <w:t>，计划名称，计划说明，计划状态，创建时间）；</w:t>
+      </w:r>
+    </w:p>
+    <w:p>
+      <w:pPr>
+        <w:spacing w:line="400" w:lineRule="exact" w:before="0" w:after="0"/>
+        <w:ind w:firstLine="480"/>
+        <w:jc w:val="both"/>
+      </w:pPr>
+      <w:r>
+        <w:rPr>
+          <w:rFonts w:ascii="Times New Roman" w:hAnsi="Times New Roman" w:eastAsia="宋体"/>
+          <w:b w:val="0"/>
+          <w:i w:val="0"/>
+          <w:sz w:val="24"/>
+          <w:u w:val="none"/>
+        </w:rPr>
+        <w:t>（7）复习条目（</w:t>
+      </w:r>
+      <w:r>
+        <w:rPr>
+          <w:rFonts w:ascii="Times New Roman" w:hAnsi="Times New Roman" w:eastAsia="宋体"/>
+          <w:b w:val="0"/>
+          <w:i w:val="0"/>
+          <w:sz w:val="24"/>
+          <w:u w:val="single"/>
+        </w:rPr>
+        <w:t>条目编号</w:t>
+      </w:r>
+      <w:r>
+        <w:rPr>
+          <w:rFonts w:ascii="Times New Roman" w:hAnsi="Times New Roman" w:eastAsia="宋体"/>
+          <w:b w:val="0"/>
+          <w:i w:val="0"/>
+          <w:sz w:val="24"/>
+          <w:u w:val="none"/>
+        </w:rPr>
+        <w:t>，</w:t>
+      </w:r>
+      <w:r>
+        <w:rPr>
+          <w:rFonts w:ascii="Times New Roman" w:hAnsi="Times New Roman" w:eastAsia="宋体"/>
+          <w:b w:val="0"/>
+          <w:i/>
+          <w:sz w:val="24"/>
+          <w:u w:val="none"/>
+        </w:rPr>
+        <w:t>计划编号</w:t>
+      </w:r>
+      <w:r>
+        <w:rPr>
+          <w:rFonts w:ascii="Times New Roman" w:hAnsi="Times New Roman" w:eastAsia="宋体"/>
+          <w:b w:val="0"/>
+          <w:i w:val="0"/>
+          <w:sz w:val="24"/>
+          <w:u w:val="none"/>
+        </w:rPr>
+        <w:t>，</w:t>
+      </w:r>
+      <w:r>
+        <w:rPr>
+          <w:rFonts w:ascii="Times New Roman" w:hAnsi="Times New Roman" w:eastAsia="宋体"/>
+          <w:b w:val="0"/>
+          <w:i/>
+          <w:sz w:val="24"/>
+          <w:u w:val="none"/>
+        </w:rPr>
+        <w:t>题目编号</w:t>
+      </w:r>
+      <w:r>
+        <w:rPr>
+          <w:rFonts w:ascii="Times New Roman" w:hAnsi="Times New Roman" w:eastAsia="宋体"/>
+          <w:b w:val="0"/>
+          <w:i w:val="0"/>
+          <w:sz w:val="24"/>
+          <w:u w:val="none"/>
+        </w:rPr>
+        <w:t>，知识点，计划复习日期，完成标志，创建时间）。</w:t>
+      </w:r>
+    </w:p>
+    <w:p>
+      <w:pPr>
+        <w:spacing w:line="400" w:lineRule="exact" w:before="0" w:after="0"/>
+        <w:ind w:firstLine="480"/>
+        <w:jc w:val="both"/>
+      </w:pPr>
+      <w:r>
+        <w:rPr>
+          <w:rFonts w:ascii="Times New Roman" w:hAnsi="Times New Roman" w:eastAsia="宋体"/>
+          <w:b w:val="0"/>
+          <w:sz w:val="24"/>
+        </w:rPr>
+        <w:t>上述关系模式中，题目与错题两关系额外保留了指向课程的外键，属于为支持“按课程直接检索”而有意保留的受控冗余；该冗余由应用层在同一事务内写入，不会产生更新异常。各关系的非主属性均完全依赖于主键且不存在传递依赖，满足第三范式。</w:t>
+      </w:r>
+    </w:p>
+    <w:p>
+      <w:pPr>
+        <w:spacing w:line="400" w:lineRule="exact" w:before="0" w:after="0"/>
+        <w:ind w:firstLine="480"/>
+        <w:jc w:val="both"/>
+      </w:pPr>
+      <w:r>
+        <w:rPr>
+          <w:rFonts w:ascii="Times New Roman" w:hAnsi="Times New Roman" w:eastAsia="宋体"/>
+          <w:b/>
+          <w:sz w:val="24"/>
+        </w:rPr>
+        <w:t>4．CDM 设计（概念数据模型）</w:t>
+      </w:r>
+    </w:p>
+    <w:p>
+      <w:pPr>
+        <w:spacing w:line="400" w:lineRule="exact" w:before="0" w:after="0"/>
+        <w:ind w:firstLine="480"/>
+        <w:jc w:val="both"/>
+      </w:pPr>
+      <w:r>
+        <w:rPr>
+          <w:rFonts w:ascii="Times New Roman" w:hAnsi="Times New Roman" w:eastAsia="宋体"/>
+          <w:b w:val="0"/>
+          <w:sz w:val="24"/>
+        </w:rPr>
+        <w:t>为将概念结构与具体数据库产品解耦，先建立与 DBMS 无关的概念数据模型。采用 CDM 的主要作用是：明确各实体的业务含义、属性构成与约束条件，并确认全部联系的类型与基数，从而判断是否需要在转换时引入中间联系表。本系统的概念数据模型如图 2 所示，各概念实体的说明见表 4。</w:t>
+      </w:r>
+    </w:p>
+    <w:p>
+      <w:pPr>
+        <w:spacing w:before="0" w:after="0"/>
+        <w:ind w:firstLine="0"/>
+        <w:jc w:val="center"/>
+      </w:pPr>
+      <w:r>
+        <w:drawing>
+          <wp:inline xmlns:a="http://schemas.openxmlformats.org/drawingml/2006/main" xmlns:pic="http://schemas.openxmlformats.org/drawingml/2006/picture">
+            <wp:extent cx="5472000" cy="4617250"/>
+            <wp:docPr id="22" name="Picture 22"/>
+            <wp:cNvGraphicFramePr>
+              <a:graphicFrameLocks noChangeAspect="1"/>
+            </wp:cNvGraphicFramePr>
+            <a:graphic>
+              <a:graphicData uri="http://schemas.openxmlformats.org/drawingml/2006/picture">
+                <pic:pic>
+                  <pic:nvPicPr>
+                    <pic:cNvPr id="0" name="cdm_diagram.png"/>
+                    <pic:cNvPicPr/>
+                  </pic:nvPicPr>
+                  <pic:blipFill>
+                    <a:blip r:embed="rId9"/>
+                    <a:stretch>
+                      <a:fillRect/>
+                    </a:stretch>
+                  </pic:blipFill>
+                  <pic:spPr>
+                    <a:xfrm>
+                      <a:off x="0" y="0"/>
+                      <a:ext cx="5472000" cy="4617250"/>
+                    </a:xfrm>
+                    <a:prstGeom prst="rect"/>
+                  </pic:spPr>
+                </pic:pic>
+              </a:graphicData>
+            </a:graphic>
+          </wp:inline>
+        </w:drawing>
+      </w:r>
+    </w:p>
+    <w:p>
+      <w:pPr>
+        <w:spacing w:line="400" w:lineRule="exact" w:before="0" w:after="0"/>
+        <w:ind w:firstLine="0"/>
+        <w:jc w:val="center"/>
+      </w:pPr>
+      <w:r>
+        <w:rPr>
+          <w:rFonts w:ascii="Times New Roman" w:hAnsi="Times New Roman" w:eastAsia="宋体"/>
+          <w:b w:val="0"/>
+          <w:sz w:val="21"/>
+        </w:rPr>
+        <w:t>图 2  智学助手系统概念数据模型（CDM）图</w:t>
+      </w:r>
+    </w:p>
+    <w:p>
+      <w:pPr>
+        <w:spacing w:line="400" w:lineRule="exact" w:before="0" w:after="0"/>
+        <w:ind w:firstLine="480"/>
+        <w:jc w:val="both"/>
+      </w:pPr>
+      <w:r>
+        <w:rPr>
+          <w:rFonts w:ascii="Times New Roman" w:hAnsi="Times New Roman" w:eastAsia="宋体"/>
+          <w:b w:val="0"/>
+          <w:sz w:val="24"/>
+        </w:rPr>
+        <w:t>图 2 中每个矩形代表一个概念实体，矩形首行填充色块内为实体名称，其下各行列出该实体的属性，属性名前标注“PK”表示主键、“FK”表示外键，此处不涉及任何具体的数据库字段类型；实体之间的连线表示联系，线旁文字为联系名称，线两端的“1”与“N”标注联系基数。由图 2 可见，课程实体处于中心位置：文档、出题批次、复习计划三类实体直接依赖于课程；题目同时依赖出题批次与课程；错题依赖题目与课程；复习条目依赖复习计划，并通过可空外键与题目建立可选联系。全部联系均为一对多联系，不存在多对多联系，因此转换为关系模式时无需引入中间联系表，仅需在“多”端关系中保留“一”端的主键作为外键即可。</w:t>
+      </w:r>
+    </w:p>
+    <w:p>
+      <w:pPr>
+        <w:spacing w:line="400" w:lineRule="exact" w:before="0" w:after="0"/>
+        <w:ind w:firstLine="0"/>
+        <w:jc w:val="center"/>
+      </w:pPr>
+      <w:r>
+        <w:rPr>
+          <w:rFonts w:ascii="Times New Roman" w:hAnsi="Times New Roman" w:eastAsia="宋体"/>
+          <w:b w:val="0"/>
+          <w:sz w:val="21"/>
+        </w:rPr>
+        <w:t>表 4  CDM 概念实体说明</w:t>
+      </w:r>
+    </w:p>
+    <w:tbl>
+      <w:tblPr>
+        <w:tblStyle w:val="5"/>
+        <w:tblW w:type="auto" w:w="0"/>
+        <w:tblLayout w:type="fixed"/>
+        <w:tblLook w:firstColumn="1" w:firstRow="1" w:lastColumn="0" w:lastRow="0" w:noHBand="0" w:noVBand="1" w:val="04A0"/>
+      </w:tblPr>
+      <w:tblGrid>
+        <w:gridCol w:w="2769"/>
+        <w:gridCol w:w="2769"/>
+        <w:gridCol w:w="2769"/>
+      </w:tblGrid>
+      <w:tr>
+        <w:tc>
+          <w:tcPr>
+            <w:tcW w:type="dxa" w:w="1166"/>
+          </w:tcPr>
+          <w:p>
+            <w:pPr>
+              <w:spacing w:line="400" w:lineRule="exact" w:before="0" w:after="0"/>
+              <w:ind w:firstLine="0"/>
+              <w:jc w:val="center"/>
+            </w:pPr>
+            <w:r/>
+            <w:r>
+              <w:rPr>
+                <w:rFonts w:ascii="Times New Roman" w:hAnsi="Times New Roman" w:eastAsia="宋体"/>
+                <w:b/>
+                <w:sz w:val="21"/>
+              </w:rPr>
+              <w:t>概念实体</w:t>
+            </w:r>
+          </w:p>
+        </w:tc>
+        <w:tc>
+          <w:tcPr>
+            <w:tcW w:type="dxa" w:w="2914"/>
+          </w:tcPr>
+          <w:p>
+            <w:pPr>
+              <w:spacing w:line="400" w:lineRule="exact" w:before="0" w:after="0"/>
+              <w:ind w:firstLine="0"/>
+              <w:jc w:val="center"/>
+            </w:pPr>
+            <w:r/>
+            <w:r>
+              <w:rPr>
+                <w:rFonts w:ascii="Times New Roman" w:hAnsi="Times New Roman" w:eastAsia="宋体"/>
+                <w:b/>
+                <w:sz w:val="21"/>
+              </w:rPr>
+              <w:t>业务含义</w:t>
+            </w:r>
+          </w:p>
+        </w:tc>
+        <w:tc>
+          <w:tcPr>
+            <w:tcW w:type="dxa" w:w="4226"/>
+          </w:tcPr>
+          <w:p>
+            <w:pPr>
+              <w:spacing w:line="400" w:lineRule="exact" w:before="0" w:after="0"/>
+              <w:ind w:firstLine="0"/>
+              <w:jc w:val="center"/>
+            </w:pPr>
+            <w:r/>
+            <w:r>
+              <w:rPr>
+                <w:rFonts w:ascii="Times New Roman" w:hAnsi="Times New Roman" w:eastAsia="宋体"/>
+                <w:b/>
+                <w:sz w:val="21"/>
+              </w:rPr>
+              <w:t>主要约束</w:t>
+            </w:r>
+          </w:p>
+        </w:tc>
+      </w:tr>
+      <w:tr>
+        <w:tc>
+          <w:tcPr>
+            <w:tcW w:type="dxa" w:w="1166"/>
+          </w:tcPr>
+          <w:p>
+            <w:pPr>
+              <w:spacing w:line="400" w:lineRule="exact" w:before="0" w:after="0"/>
+              <w:ind w:firstLine="0"/>
+              <w:jc w:val="center"/>
+            </w:pPr>
+            <w:r/>
+            <w:r>
+              <w:rPr>
+                <w:rFonts w:ascii="Times New Roman" w:hAnsi="Times New Roman" w:eastAsia="宋体"/>
+                <w:b w:val="0"/>
+                <w:sz w:val="21"/>
+              </w:rPr>
+              <w:t>课程</w:t>
+            </w:r>
+          </w:p>
+        </w:tc>
+        <w:tc>
+          <w:tcPr>
+            <w:tcW w:type="dxa" w:w="2914"/>
+          </w:tcPr>
+          <w:p>
+            <w:pPr>
+              <w:spacing w:line="400" w:lineRule="exact" w:before="0" w:after="0"/>
+              <w:ind w:firstLine="0"/>
+              <w:jc w:val="left"/>
+            </w:pPr>
+            <w:r/>
+            <w:r>
+              <w:rPr>
+                <w:rFonts w:ascii="Times New Roman" w:hAnsi="Times New Roman" w:eastAsia="宋体"/>
+                <w:b w:val="0"/>
+                <w:sz w:val="21"/>
+              </w:rPr>
+              <w:t>一门课程的知识库容器，是系统的数据组织单位</w:t>
+            </w:r>
+          </w:p>
+        </w:tc>
+        <w:tc>
+          <w:tcPr>
+            <w:tcW w:type="dxa" w:w="4226"/>
+          </w:tcPr>
+          <w:p>
+            <w:pPr>
+              <w:spacing w:line="400" w:lineRule="exact" w:before="0" w:after="0"/>
+              <w:ind w:firstLine="0"/>
+              <w:jc w:val="left"/>
+            </w:pPr>
+            <w:r/>
+            <w:r>
+              <w:rPr>
+                <w:rFonts w:ascii="Times New Roman" w:hAnsi="Times New Roman" w:eastAsia="宋体"/>
+                <w:b w:val="0"/>
+                <w:sz w:val="21"/>
+              </w:rPr>
+              <w:t>课程名称必填；编号唯一且自增；删除时级联清理其下的全部数据</w:t>
+            </w:r>
+          </w:p>
+        </w:tc>
+      </w:tr>
+      <w:tr>
+        <w:tc>
+          <w:tcPr>
+            <w:tcW w:type="dxa" w:w="1166"/>
+          </w:tcPr>
+          <w:p>
+            <w:pPr>
+              <w:spacing w:line="400" w:lineRule="exact" w:before="0" w:after="0"/>
+              <w:ind w:firstLine="0"/>
+              <w:jc w:val="center"/>
+            </w:pPr>
+            <w:r/>
+            <w:r>
+              <w:rPr>
+                <w:rFonts w:ascii="Times New Roman" w:hAnsi="Times New Roman" w:eastAsia="宋体"/>
+                <w:b w:val="0"/>
+                <w:sz w:val="21"/>
+              </w:rPr>
+              <w:t>文档</w:t>
+            </w:r>
+          </w:p>
+        </w:tc>
+        <w:tc>
+          <w:tcPr>
+            <w:tcW w:type="dxa" w:w="2914"/>
+          </w:tcPr>
+          <w:p>
+            <w:pPr>
+              <w:spacing w:line="400" w:lineRule="exact" w:before="0" w:after="0"/>
+              <w:ind w:firstLine="0"/>
+              <w:jc w:val="left"/>
+            </w:pPr>
+            <w:r/>
+            <w:r>
+              <w:rPr>
+                <w:rFonts w:ascii="Times New Roman" w:hAnsi="Times New Roman" w:eastAsia="宋体"/>
+                <w:b w:val="0"/>
+                <w:sz w:val="21"/>
+              </w:rPr>
+              <w:t>一次上传的原始课程资料及其入库结果</w:t>
+            </w:r>
+          </w:p>
+        </w:tc>
+        <w:tc>
+          <w:tcPr>
+            <w:tcW w:type="dxa" w:w="4226"/>
+          </w:tcPr>
+          <w:p>
+            <w:pPr>
+              <w:spacing w:line="400" w:lineRule="exact" w:before="0" w:after="0"/>
+              <w:ind w:firstLine="0"/>
+              <w:jc w:val="left"/>
+            </w:pPr>
+            <w:r/>
+            <w:r>
+              <w:rPr>
+                <w:rFonts w:ascii="Times New Roman" w:hAnsi="Times New Roman" w:eastAsia="宋体"/>
+                <w:b w:val="0"/>
+                <w:sz w:val="21"/>
+              </w:rPr>
+              <w:t>必须属于某门课程；入库状态取值为 processing / completed / failed；失败时记录错误原因</w:t>
+            </w:r>
+          </w:p>
+        </w:tc>
+      </w:tr>
+      <w:tr>
+        <w:tc>
+          <w:tcPr>
+            <w:tcW w:type="dxa" w:w="1166"/>
+          </w:tcPr>
+          <w:p>
+            <w:pPr>
+              <w:spacing w:line="400" w:lineRule="exact" w:before="0" w:after="0"/>
+              <w:ind w:firstLine="0"/>
+              <w:jc w:val="center"/>
+            </w:pPr>
+            <w:r/>
+            <w:r>
+              <w:rPr>
+                <w:rFonts w:ascii="Times New Roman" w:hAnsi="Times New Roman" w:eastAsia="宋体"/>
+                <w:b w:val="0"/>
+                <w:sz w:val="21"/>
+              </w:rPr>
+              <w:t>出题批次</w:t>
+            </w:r>
+          </w:p>
+        </w:tc>
+        <w:tc>
+          <w:tcPr>
+            <w:tcW w:type="dxa" w:w="2914"/>
+          </w:tcPr>
+          <w:p>
+            <w:pPr>
+              <w:spacing w:line="400" w:lineRule="exact" w:before="0" w:after="0"/>
+              <w:ind w:firstLine="0"/>
+              <w:jc w:val="left"/>
+            </w:pPr>
+            <w:r/>
+            <w:r>
+              <w:rPr>
+                <w:rFonts w:ascii="Times New Roman" w:hAnsi="Times New Roman" w:eastAsia="宋体"/>
+                <w:b w:val="0"/>
+                <w:sz w:val="21"/>
+              </w:rPr>
+              <w:t>一次自动出题请求的参数记录</w:t>
+            </w:r>
+          </w:p>
+        </w:tc>
+        <w:tc>
+          <w:tcPr>
+            <w:tcW w:type="dxa" w:w="4226"/>
+          </w:tcPr>
+          <w:p>
+            <w:pPr>
+              <w:spacing w:line="400" w:lineRule="exact" w:before="0" w:after="0"/>
+              <w:ind w:firstLine="0"/>
+              <w:jc w:val="left"/>
+            </w:pPr>
+            <w:r/>
+            <w:r>
+              <w:rPr>
+                <w:rFonts w:ascii="Times New Roman" w:hAnsi="Times New Roman" w:eastAsia="宋体"/>
+                <w:b w:val="0"/>
+                <w:sz w:val="21"/>
+              </w:rPr>
+              <w:t>必须属于某门课程；题型与题目数量必填；难度默认 medium</w:t>
+            </w:r>
+          </w:p>
+        </w:tc>
+      </w:tr>
+      <w:tr>
+        <w:tc>
+          <w:tcPr>
+            <w:tcW w:type="dxa" w:w="1166"/>
+          </w:tcPr>
+          <w:p>
+            <w:pPr>
+              <w:spacing w:line="400" w:lineRule="exact" w:before="0" w:after="0"/>
+              <w:ind w:firstLine="0"/>
+              <w:jc w:val="center"/>
+            </w:pPr>
+            <w:r/>
+            <w:r>
+              <w:rPr>
+                <w:rFonts w:ascii="Times New Roman" w:hAnsi="Times New Roman" w:eastAsia="宋体"/>
+                <w:b w:val="0"/>
+                <w:sz w:val="21"/>
+              </w:rPr>
+              <w:t>题目</w:t>
+            </w:r>
+          </w:p>
+        </w:tc>
+        <w:tc>
+          <w:tcPr>
+            <w:tcW w:type="dxa" w:w="2914"/>
+          </w:tcPr>
+          <w:p>
+            <w:pPr>
+              <w:spacing w:line="400" w:lineRule="exact" w:before="0" w:after="0"/>
+              <w:ind w:firstLine="0"/>
+              <w:jc w:val="left"/>
+            </w:pPr>
+            <w:r/>
+            <w:r>
+              <w:rPr>
+                <w:rFonts w:ascii="Times New Roman" w:hAnsi="Times New Roman" w:eastAsia="宋体"/>
+                <w:b w:val="0"/>
+                <w:sz w:val="21"/>
+              </w:rPr>
+              <w:t>一道由大模型生成的具体题目</w:t>
+            </w:r>
+          </w:p>
+        </w:tc>
+        <w:tc>
+          <w:tcPr>
+            <w:tcW w:type="dxa" w:w="4226"/>
+          </w:tcPr>
+          <w:p>
+            <w:pPr>
+              <w:spacing w:line="400" w:lineRule="exact" w:before="0" w:after="0"/>
+              <w:ind w:firstLine="0"/>
+              <w:jc w:val="left"/>
+            </w:pPr>
+            <w:r/>
+            <w:r>
+              <w:rPr>
+                <w:rFonts w:ascii="Times New Roman" w:hAnsi="Times New Roman" w:eastAsia="宋体"/>
+                <w:b w:val="0"/>
+                <w:sz w:val="21"/>
+              </w:rPr>
+              <w:t>必须属于某出题批次；题型取值为 single / multiple / judge / short；题干必填</w:t>
+            </w:r>
+          </w:p>
+        </w:tc>
+      </w:tr>
+      <w:tr>
+        <w:tc>
+          <w:tcPr>
+            <w:tcW w:type="dxa" w:w="1166"/>
+          </w:tcPr>
+          <w:p>
+            <w:pPr>
+              <w:spacing w:line="400" w:lineRule="exact" w:before="0" w:after="0"/>
+              <w:ind w:firstLine="0"/>
+              <w:jc w:val="center"/>
+            </w:pPr>
+            <w:r/>
+            <w:r>
+              <w:rPr>
+                <w:rFonts w:ascii="Times New Roman" w:hAnsi="Times New Roman" w:eastAsia="宋体"/>
+                <w:b w:val="0"/>
+                <w:sz w:val="21"/>
+              </w:rPr>
+              <w:t>错题</w:t>
+            </w:r>
+          </w:p>
+        </w:tc>
+        <w:tc>
+          <w:tcPr>
+            <w:tcW w:type="dxa" w:w="2914"/>
+          </w:tcPr>
+          <w:p>
+            <w:pPr>
+              <w:spacing w:line="400" w:lineRule="exact" w:before="0" w:after="0"/>
+              <w:ind w:firstLine="0"/>
+              <w:jc w:val="left"/>
+            </w:pPr>
+            <w:r/>
+            <w:r>
+              <w:rPr>
+                <w:rFonts w:ascii="Times New Roman" w:hAnsi="Times New Roman" w:eastAsia="宋体"/>
+                <w:b w:val="0"/>
+                <w:sz w:val="21"/>
+              </w:rPr>
+              <w:t>一道答错题目的沉淀记录</w:t>
+            </w:r>
+          </w:p>
+        </w:tc>
+        <w:tc>
+          <w:tcPr>
+            <w:tcW w:type="dxa" w:w="4226"/>
+          </w:tcPr>
+          <w:p>
+            <w:pPr>
+              <w:spacing w:line="400" w:lineRule="exact" w:before="0" w:after="0"/>
+              <w:ind w:firstLine="0"/>
+              <w:jc w:val="left"/>
+            </w:pPr>
+            <w:r/>
+            <w:r>
+              <w:rPr>
+                <w:rFonts w:ascii="Times New Roman" w:hAnsi="Times New Roman" w:eastAsia="宋体"/>
+                <w:b w:val="0"/>
+                <w:sz w:val="21"/>
+              </w:rPr>
+              <w:t>必须关联某道题目；掌握状态取值为 unmastered / mastered；复习次数不小于 0</w:t>
+            </w:r>
+          </w:p>
+        </w:tc>
+      </w:tr>
+      <w:tr>
+        <w:tc>
+          <w:tcPr>
+            <w:tcW w:type="dxa" w:w="1166"/>
+          </w:tcPr>
+          <w:p>
+            <w:pPr>
+              <w:spacing w:line="400" w:lineRule="exact" w:before="0" w:after="0"/>
+              <w:ind w:firstLine="0"/>
+              <w:jc w:val="center"/>
+            </w:pPr>
+            <w:r/>
+            <w:r>
+              <w:rPr>
+                <w:rFonts w:ascii="Times New Roman" w:hAnsi="Times New Roman" w:eastAsia="宋体"/>
+                <w:b w:val="0"/>
+                <w:sz w:val="21"/>
+              </w:rPr>
+              <w:t>复习计划</w:t>
+            </w:r>
+          </w:p>
+        </w:tc>
+        <w:tc>
+          <w:tcPr>
+            <w:tcW w:type="dxa" w:w="2914"/>
+          </w:tcPr>
+          <w:p>
+            <w:pPr>
+              <w:spacing w:line="400" w:lineRule="exact" w:before="0" w:after="0"/>
+              <w:ind w:firstLine="0"/>
+              <w:jc w:val="left"/>
+            </w:pPr>
+            <w:r/>
+            <w:r>
+              <w:rPr>
+                <w:rFonts w:ascii="Times New Roman" w:hAnsi="Times New Roman" w:eastAsia="宋体"/>
+                <w:b w:val="0"/>
+                <w:sz w:val="21"/>
+              </w:rPr>
+              <w:t>一份按日期组织的复习安排</w:t>
+            </w:r>
+          </w:p>
+        </w:tc>
+        <w:tc>
+          <w:tcPr>
+            <w:tcW w:type="dxa" w:w="4226"/>
+          </w:tcPr>
+          <w:p>
+            <w:pPr>
+              <w:spacing w:line="400" w:lineRule="exact" w:before="0" w:after="0"/>
+              <w:ind w:firstLine="0"/>
+              <w:jc w:val="left"/>
+            </w:pPr>
+            <w:r/>
+            <w:r>
+              <w:rPr>
+                <w:rFonts w:ascii="Times New Roman" w:hAnsi="Times New Roman" w:eastAsia="宋体"/>
+                <w:b w:val="0"/>
+                <w:sz w:val="21"/>
+              </w:rPr>
+              <w:t>必须属于某门课程；计划名称必填；状态取值为 active / completed</w:t>
+            </w:r>
+          </w:p>
+        </w:tc>
+      </w:tr>
+      <w:tr>
+        <w:tc>
+          <w:tcPr>
+            <w:tcW w:type="dxa" w:w="1166"/>
+          </w:tcPr>
+          <w:p>
+            <w:pPr>
+              <w:spacing w:line="400" w:lineRule="exact" w:before="0" w:after="0"/>
+              <w:ind w:firstLine="0"/>
+              <w:jc w:val="center"/>
+            </w:pPr>
+            <w:r/>
+            <w:r>
+              <w:rPr>
+                <w:rFonts w:ascii="Times New Roman" w:hAnsi="Times New Roman" w:eastAsia="宋体"/>
+                <w:b w:val="0"/>
+                <w:sz w:val="21"/>
+              </w:rPr>
+              <w:t>复习条目</w:t>
+            </w:r>
+          </w:p>
+        </w:tc>
+        <w:tc>
+          <w:tcPr>
+            <w:tcW w:type="dxa" w:w="2914"/>
+          </w:tcPr>
+          <w:p>
+            <w:pPr>
+              <w:spacing w:line="400" w:lineRule="exact" w:before="0" w:after="0"/>
+              <w:ind w:firstLine="0"/>
+              <w:jc w:val="left"/>
+            </w:pPr>
+            <w:r/>
+            <w:r>
+              <w:rPr>
+                <w:rFonts w:ascii="Times New Roman" w:hAnsi="Times New Roman" w:eastAsia="宋体"/>
+                <w:b w:val="0"/>
+                <w:sz w:val="21"/>
+              </w:rPr>
+              <w:t>复习计划中的一条具体复习任务</w:t>
+            </w:r>
+          </w:p>
+        </w:tc>
+        <w:tc>
+          <w:tcPr>
+            <w:tcW w:type="dxa" w:w="4226"/>
+          </w:tcPr>
+          <w:p>
+            <w:pPr>
+              <w:spacing w:line="400" w:lineRule="exact" w:before="0" w:after="0"/>
+              <w:ind w:firstLine="0"/>
+              <w:jc w:val="left"/>
+            </w:pPr>
+            <w:r/>
+            <w:r>
+              <w:rPr>
+                <w:rFonts w:ascii="Times New Roman" w:hAnsi="Times New Roman" w:eastAsia="宋体"/>
+                <w:b w:val="0"/>
+                <w:sz w:val="21"/>
+              </w:rPr>
+              <w:t>必须属于某计划；复习日期必填；完成标志默认未完成；关联题目可空</w:t>
+            </w:r>
+          </w:p>
+        </w:tc>
+      </w:tr>
+      <w:tr>
+        <w:tc>
+          <w:tcPr>
+            <w:tcW w:type="dxa" w:w="1166"/>
+          </w:tcPr>
+          <w:p>
+            <w:pPr>
+              <w:spacing w:line="400" w:lineRule="exact" w:before="0" w:after="0"/>
+              <w:ind w:firstLine="0"/>
+              <w:jc w:val="center"/>
+            </w:pPr>
+            <w:r/>
+            <w:r>
+              <w:rPr>
+                <w:rFonts w:ascii="Times New Roman" w:hAnsi="Times New Roman" w:eastAsia="宋体"/>
+                <w:b w:val="0"/>
+                <w:sz w:val="21"/>
+              </w:rPr>
+              <w:t>文本片段</w:t>
+            </w:r>
+          </w:p>
+        </w:tc>
+        <w:tc>
+          <w:tcPr>
+            <w:tcW w:type="dxa" w:w="2914"/>
+          </w:tcPr>
+          <w:p>
+            <w:pPr>
+              <w:spacing w:line="400" w:lineRule="exact" w:before="0" w:after="0"/>
+              <w:ind w:firstLine="0"/>
+              <w:jc w:val="left"/>
+            </w:pPr>
+            <w:r/>
+            <w:r>
+              <w:rPr>
+                <w:rFonts w:ascii="Times New Roman" w:hAnsi="Times New Roman" w:eastAsia="宋体"/>
+                <w:b w:val="0"/>
+                <w:sz w:val="21"/>
+              </w:rPr>
+              <w:t>文档切分后的向量化单元（存于 Chroma 向量库，非关系表）</w:t>
+            </w:r>
+          </w:p>
+        </w:tc>
+        <w:tc>
+          <w:tcPr>
+            <w:tcW w:type="dxa" w:w="4226"/>
+          </w:tcPr>
+          <w:p>
+            <w:pPr>
+              <w:spacing w:line="400" w:lineRule="exact" w:before="0" w:after="0"/>
+              <w:ind w:firstLine="0"/>
+              <w:jc w:val="left"/>
+            </w:pPr>
+            <w:r/>
+            <w:r>
+              <w:rPr>
+                <w:rFonts w:ascii="Times New Roman" w:hAnsi="Times New Roman" w:eastAsia="宋体"/>
+                <w:b w:val="0"/>
+                <w:sz w:val="21"/>
+              </w:rPr>
+              <w:t>携带所属文档编号与课程编号等元数据，供检索与溯源使用</w:t>
+            </w:r>
+          </w:p>
+        </w:tc>
+      </w:tr>
+    </w:tbl>
+    <w:p>
+      <w:pPr>
+        <w:spacing w:line="400" w:lineRule="exact" w:before="0" w:after="0"/>
+        <w:ind w:firstLine="480"/>
+        <w:jc w:val="both"/>
+      </w:pPr>
+      <w:r>
+        <w:rPr>
+          <w:rFonts w:ascii="Times New Roman" w:hAnsi="Times New Roman" w:eastAsia="宋体"/>
+          <w:b/>
+          <w:sz w:val="24"/>
+        </w:rPr>
+        <w:t>5．PDM 设计（物理数据模型）</w:t>
+      </w:r>
+    </w:p>
+    <w:p>
+      <w:pPr>
+        <w:spacing w:line="400" w:lineRule="exact" w:before="0" w:after="0"/>
+        <w:ind w:firstLine="480"/>
+        <w:jc w:val="both"/>
+      </w:pPr>
+      <w:r>
+        <w:rPr>
+          <w:rFonts w:ascii="Times New Roman" w:hAnsi="Times New Roman" w:eastAsia="宋体"/>
+          <w:b w:val="0"/>
+          <w:sz w:val="24"/>
+        </w:rPr>
+        <w:t>物理数据模型在 MySQL 8.0 上实现，由 app/models 目录下的 SQLAlchemy ORM 模型声明，应用启动时通过元数据自动建表，共 7 张表，其结构如表 5 至表 11 所示。</w:t>
+      </w:r>
+    </w:p>
+    <w:p>
+      <w:pPr>
+        <w:spacing w:line="400" w:lineRule="exact" w:before="0" w:after="0"/>
+        <w:ind w:firstLine="0"/>
+        <w:jc w:val="center"/>
+      </w:pPr>
+      <w:r>
+        <w:rPr>
+          <w:rFonts w:ascii="Times New Roman" w:hAnsi="Times New Roman" w:eastAsia="宋体"/>
+          <w:b w:val="0"/>
+          <w:sz w:val="21"/>
+        </w:rPr>
+        <w:t>表 5  courses（课程表）</w:t>
+      </w:r>
+    </w:p>
+    <w:tbl>
+      <w:tblPr>
+        <w:tblStyle w:val="5"/>
+        <w:tblW w:type="auto" w:w="0"/>
+        <w:tblLayout w:type="fixed"/>
+        <w:tblLook w:firstColumn="1" w:firstRow="1" w:lastColumn="0" w:lastRow="0" w:noHBand="0" w:noVBand="1" w:val="04A0"/>
+      </w:tblPr>
+      <w:tblGrid>
+        <w:gridCol w:w="2076"/>
+        <w:gridCol w:w="2076"/>
+        <w:gridCol w:w="2076"/>
+        <w:gridCol w:w="2076"/>
+      </w:tblGrid>
+      <w:tr>
+        <w:tc>
+          <w:tcPr>
+            <w:tcW w:type="dxa" w:w="1457"/>
+          </w:tcPr>
+          <w:p>
+            <w:pPr>
+              <w:spacing w:line="400" w:lineRule="exact" w:before="0" w:after="0"/>
+              <w:ind w:firstLine="0"/>
+              <w:jc w:val="center"/>
+            </w:pPr>
+            <w:r/>
+            <w:r>
+              <w:rPr>
+                <w:rFonts w:ascii="Times New Roman" w:hAnsi="Times New Roman" w:eastAsia="宋体"/>
+                <w:b/>
+                <w:sz w:val="21"/>
+              </w:rPr>
+              <w:t>字段</w:t>
+            </w:r>
+          </w:p>
+        </w:tc>
+        <w:tc>
+          <w:tcPr>
+            <w:tcW w:type="dxa" w:w="1894"/>
+          </w:tcPr>
+          <w:p>
+            <w:pPr>
+              <w:spacing w:line="400" w:lineRule="exact" w:before="0" w:after="0"/>
+              <w:ind w:firstLine="0"/>
+              <w:jc w:val="center"/>
+            </w:pPr>
+            <w:r/>
+            <w:r>
+              <w:rPr>
+                <w:rFonts w:ascii="Times New Roman" w:hAnsi="Times New Roman" w:eastAsia="宋体"/>
+                <w:b/>
+                <w:sz w:val="21"/>
+              </w:rPr>
+              <w:t>类型</w:t>
+            </w:r>
+          </w:p>
+        </w:tc>
+        <w:tc>
+          <w:tcPr>
+            <w:tcW w:type="dxa" w:w="2769"/>
+          </w:tcPr>
+          <w:p>
+            <w:pPr>
+              <w:spacing w:line="400" w:lineRule="exact" w:before="0" w:after="0"/>
+              <w:ind w:firstLine="0"/>
+              <w:jc w:val="center"/>
+            </w:pPr>
+            <w:r/>
+            <w:r>
+              <w:rPr>
+                <w:rFonts w:ascii="Times New Roman" w:hAnsi="Times New Roman" w:eastAsia="宋体"/>
+                <w:b/>
+                <w:sz w:val="21"/>
+              </w:rPr>
+              <w:t>约束</w:t>
+            </w:r>
+          </w:p>
+        </w:tc>
+        <w:tc>
+          <w:tcPr>
+            <w:tcW w:type="dxa" w:w="2186"/>
+          </w:tcPr>
+          <w:p>
+            <w:pPr>
+              <w:spacing w:line="400" w:lineRule="exact" w:before="0" w:after="0"/>
+              <w:ind w:firstLine="0"/>
+              <w:jc w:val="center"/>
+            </w:pPr>
+            <w:r/>
+            <w:r>
+              <w:rPr>
+                <w:rFonts w:ascii="Times New Roman" w:hAnsi="Times New Roman" w:eastAsia="宋体"/>
+                <w:b/>
+                <w:sz w:val="21"/>
+              </w:rPr>
+              <w:t>说明</w:t>
+            </w:r>
+          </w:p>
+        </w:tc>
+      </w:tr>
+      <w:tr>
+        <w:tc>
+          <w:tcPr>
+            <w:tcW w:type="dxa" w:w="1457"/>
+          </w:tcPr>
+          <w:p>
+            <w:pPr>
+              <w:spacing w:line="400" w:lineRule="exact" w:before="0" w:after="0"/>
+              <w:ind w:firstLine="0"/>
+              <w:jc w:val="center"/>
+            </w:pPr>
+            <w:r/>
+            <w:r>
+              <w:rPr>
+                <w:rFonts w:ascii="Times New Roman" w:hAnsi="Times New Roman" w:eastAsia="宋体"/>
+                <w:b w:val="0"/>
+                <w:sz w:val="21"/>
+              </w:rPr>
+              <w:t>id</w:t>
+            </w:r>
+          </w:p>
+        </w:tc>
+        <w:tc>
+          <w:tcPr>
+            <w:tcW w:type="dxa" w:w="1894"/>
+          </w:tcPr>
+          <w:p>
+            <w:pPr>
+              <w:spacing w:line="400" w:lineRule="exact" w:before="0" w:after="0"/>
+              <w:ind w:firstLine="0"/>
+              <w:jc w:val="left"/>
+            </w:pPr>
+            <w:r/>
+            <w:r>
+              <w:rPr>
+                <w:rFonts w:ascii="Times New Roman" w:hAnsi="Times New Roman" w:eastAsia="宋体"/>
+                <w:b w:val="0"/>
+                <w:sz w:val="21"/>
+              </w:rPr>
+              <w:t>BIGINT</w:t>
+            </w:r>
+          </w:p>
+        </w:tc>
+        <w:tc>
+          <w:tcPr>
+            <w:tcW w:type="dxa" w:w="2769"/>
+          </w:tcPr>
+          <w:p>
+            <w:pPr>
+              <w:spacing w:line="400" w:lineRule="exact" w:before="0" w:after="0"/>
+              <w:ind w:firstLine="0"/>
+              <w:jc w:val="left"/>
+            </w:pPr>
+            <w:r/>
+            <w:r>
+              <w:rPr>
+                <w:rFonts w:ascii="Times New Roman" w:hAnsi="Times New Roman" w:eastAsia="宋体"/>
+                <w:b w:val="0"/>
+                <w:sz w:val="21"/>
+              </w:rPr>
+              <w:t>主键，自增</w:t>
+            </w:r>
+          </w:p>
+        </w:tc>
+        <w:tc>
+          <w:tcPr>
+            <w:tcW w:type="dxa" w:w="2186"/>
+          </w:tcPr>
+          <w:p>
+            <w:pPr>
+              <w:spacing w:line="400" w:lineRule="exact" w:before="0" w:after="0"/>
+              <w:ind w:firstLine="0"/>
+              <w:jc w:val="left"/>
+            </w:pPr>
+            <w:r/>
+            <w:r>
+              <w:rPr>
+                <w:rFonts w:ascii="Times New Roman" w:hAnsi="Times New Roman" w:eastAsia="宋体"/>
+                <w:b w:val="0"/>
+                <w:sz w:val="21"/>
+              </w:rPr>
+              <w:t>课程编号</w:t>
+            </w:r>
+          </w:p>
+        </w:tc>
+      </w:tr>
+      <w:tr>
+        <w:tc>
+          <w:tcPr>
+            <w:tcW w:type="dxa" w:w="1457"/>
+          </w:tcPr>
+          <w:p>
+            <w:pPr>
+              <w:spacing w:line="400" w:lineRule="exact" w:before="0" w:after="0"/>
+              <w:ind w:firstLine="0"/>
+              <w:jc w:val="center"/>
+            </w:pPr>
+            <w:r/>
+            <w:r>
+              <w:rPr>
+                <w:rFonts w:ascii="Times New Roman" w:hAnsi="Times New Roman" w:eastAsia="宋体"/>
+                <w:b w:val="0"/>
+                <w:sz w:val="21"/>
+              </w:rPr>
+              <w:t>name</w:t>
+            </w:r>
+          </w:p>
+        </w:tc>
+        <w:tc>
+          <w:tcPr>
+            <w:tcW w:type="dxa" w:w="1894"/>
+          </w:tcPr>
+          <w:p>
+            <w:pPr>
+              <w:spacing w:line="400" w:lineRule="exact" w:before="0" w:after="0"/>
+              <w:ind w:firstLine="0"/>
+              <w:jc w:val="left"/>
+            </w:pPr>
+            <w:r/>
+            <w:r>
+              <w:rPr>
+                <w:rFonts w:ascii="Times New Roman" w:hAnsi="Times New Roman" w:eastAsia="宋体"/>
+                <w:b w:val="0"/>
+                <w:sz w:val="21"/>
+              </w:rPr>
+              <w:t>VARCHAR(255)</w:t>
+            </w:r>
+          </w:p>
+        </w:tc>
+        <w:tc>
+          <w:tcPr>
+            <w:tcW w:type="dxa" w:w="2769"/>
+          </w:tcPr>
+          <w:p>
+            <w:pPr>
+              <w:spacing w:line="400" w:lineRule="exact" w:before="0" w:after="0"/>
+              <w:ind w:firstLine="0"/>
+              <w:jc w:val="left"/>
+            </w:pPr>
+            <w:r/>
+            <w:r>
+              <w:rPr>
+                <w:rFonts w:ascii="Times New Roman" w:hAnsi="Times New Roman" w:eastAsia="宋体"/>
+                <w:b w:val="0"/>
+                <w:sz w:val="21"/>
+              </w:rPr>
+              <w:t>NOT NULL</w:t>
+            </w:r>
+          </w:p>
+        </w:tc>
+        <w:tc>
+          <w:tcPr>
+            <w:tcW w:type="dxa" w:w="2186"/>
+          </w:tcPr>
+          <w:p>
+            <w:pPr>
+              <w:spacing w:line="400" w:lineRule="exact" w:before="0" w:after="0"/>
+              <w:ind w:firstLine="0"/>
+              <w:jc w:val="left"/>
+            </w:pPr>
+            <w:r/>
+            <w:r>
+              <w:rPr>
+                <w:rFonts w:ascii="Times New Roman" w:hAnsi="Times New Roman" w:eastAsia="宋体"/>
+                <w:b w:val="0"/>
+                <w:sz w:val="21"/>
+              </w:rPr>
+              <w:t>课程名称</w:t>
+            </w:r>
+          </w:p>
+        </w:tc>
+      </w:tr>
+      <w:tr>
+        <w:tc>
+          <w:tcPr>
+            <w:tcW w:type="dxa" w:w="1457"/>
+          </w:tcPr>
+          <w:p>
+            <w:pPr>
+              <w:spacing w:line="400" w:lineRule="exact" w:before="0" w:after="0"/>
+              <w:ind w:firstLine="0"/>
+              <w:jc w:val="center"/>
+            </w:pPr>
+            <w:r/>
+            <w:r>
+              <w:rPr>
+                <w:rFonts w:ascii="Times New Roman" w:hAnsi="Times New Roman" w:eastAsia="宋体"/>
+                <w:b w:val="0"/>
+                <w:sz w:val="21"/>
+              </w:rPr>
+              <w:t>description</w:t>
+            </w:r>
+          </w:p>
+        </w:tc>
+        <w:tc>
+          <w:tcPr>
+            <w:tcW w:type="dxa" w:w="1894"/>
+          </w:tcPr>
+          <w:p>
+            <w:pPr>
+              <w:spacing w:line="400" w:lineRule="exact" w:before="0" w:after="0"/>
+              <w:ind w:firstLine="0"/>
+              <w:jc w:val="left"/>
+            </w:pPr>
+            <w:r/>
+            <w:r>
+              <w:rPr>
+                <w:rFonts w:ascii="Times New Roman" w:hAnsi="Times New Roman" w:eastAsia="宋体"/>
+                <w:b w:val="0"/>
+                <w:sz w:val="21"/>
+              </w:rPr>
+              <w:t>TEXT</w:t>
+            </w:r>
+          </w:p>
+        </w:tc>
+        <w:tc>
+          <w:tcPr>
+            <w:tcW w:type="dxa" w:w="2769"/>
+          </w:tcPr>
+          <w:p>
+            <w:pPr>
+              <w:spacing w:line="400" w:lineRule="exact" w:before="0" w:after="0"/>
+              <w:ind w:firstLine="0"/>
+              <w:jc w:val="left"/>
+            </w:pPr>
+            <w:r/>
+            <w:r>
+              <w:rPr>
+                <w:rFonts w:ascii="Times New Roman" w:hAnsi="Times New Roman" w:eastAsia="宋体"/>
+                <w:b w:val="0"/>
+                <w:sz w:val="21"/>
+              </w:rPr>
+              <w:t>可空</w:t>
+            </w:r>
+          </w:p>
+        </w:tc>
+        <w:tc>
+          <w:tcPr>
+            <w:tcW w:type="dxa" w:w="2186"/>
+          </w:tcPr>
+          <w:p>
+            <w:pPr>
+              <w:spacing w:line="400" w:lineRule="exact" w:before="0" w:after="0"/>
+              <w:ind w:firstLine="0"/>
+              <w:jc w:val="left"/>
+            </w:pPr>
+            <w:r/>
+            <w:r>
+              <w:rPr>
+                <w:rFonts w:ascii="Times New Roman" w:hAnsi="Times New Roman" w:eastAsia="宋体"/>
+                <w:b w:val="0"/>
+                <w:sz w:val="21"/>
+              </w:rPr>
+              <w:t>课程描述</w:t>
+            </w:r>
+          </w:p>
+        </w:tc>
+      </w:tr>
+      <w:tr>
+        <w:tc>
+          <w:tcPr>
+            <w:tcW w:type="dxa" w:w="1457"/>
+          </w:tcPr>
+          <w:p>
+            <w:pPr>
+              <w:spacing w:line="400" w:lineRule="exact" w:before="0" w:after="0"/>
+              <w:ind w:firstLine="0"/>
+              <w:jc w:val="center"/>
+            </w:pPr>
+            <w:r/>
+            <w:r>
+              <w:rPr>
+                <w:rFonts w:ascii="Times New Roman" w:hAnsi="Times New Roman" w:eastAsia="宋体"/>
+                <w:b w:val="0"/>
+                <w:sz w:val="21"/>
+              </w:rPr>
+              <w:t>created_at</w:t>
+            </w:r>
+          </w:p>
+        </w:tc>
+        <w:tc>
+          <w:tcPr>
+            <w:tcW w:type="dxa" w:w="1894"/>
+          </w:tcPr>
+          <w:p>
+            <w:pPr>
+              <w:spacing w:line="400" w:lineRule="exact" w:before="0" w:after="0"/>
+              <w:ind w:firstLine="0"/>
+              <w:jc w:val="left"/>
+            </w:pPr>
+            <w:r/>
+            <w:r>
+              <w:rPr>
+                <w:rFonts w:ascii="Times New Roman" w:hAnsi="Times New Roman" w:eastAsia="宋体"/>
+                <w:b w:val="0"/>
+                <w:sz w:val="21"/>
+              </w:rPr>
+              <w:t>DATETIME</w:t>
+            </w:r>
+          </w:p>
+        </w:tc>
+        <w:tc>
+          <w:tcPr>
+            <w:tcW w:type="dxa" w:w="2769"/>
+          </w:tcPr>
+          <w:p>
+            <w:pPr>
+              <w:spacing w:line="400" w:lineRule="exact" w:before="0" w:after="0"/>
+              <w:ind w:firstLine="0"/>
+              <w:jc w:val="left"/>
+            </w:pPr>
+            <w:r/>
+            <w:r>
+              <w:rPr>
+                <w:rFonts w:ascii="Times New Roman" w:hAnsi="Times New Roman" w:eastAsia="宋体"/>
+                <w:b w:val="0"/>
+                <w:sz w:val="21"/>
+              </w:rPr>
+              <w:t>默认 CURRENT_TIMESTAMP</w:t>
+            </w:r>
+          </w:p>
+        </w:tc>
+        <w:tc>
+          <w:tcPr>
+            <w:tcW w:type="dxa" w:w="2186"/>
+          </w:tcPr>
+          <w:p>
+            <w:pPr>
+              <w:spacing w:line="400" w:lineRule="exact" w:before="0" w:after="0"/>
+              <w:ind w:firstLine="0"/>
+              <w:jc w:val="left"/>
+            </w:pPr>
+            <w:r/>
+            <w:r>
+              <w:rPr>
+                <w:rFonts w:ascii="Times New Roman" w:hAnsi="Times New Roman" w:eastAsia="宋体"/>
+                <w:b w:val="0"/>
+                <w:sz w:val="21"/>
+              </w:rPr>
+              <w:t>创建时间</w:t>
+            </w:r>
+          </w:p>
+        </w:tc>
+      </w:tr>
+      <w:tr>
+        <w:tc>
+          <w:tcPr>
+            <w:tcW w:type="dxa" w:w="1457"/>
+          </w:tcPr>
+          <w:p>
+            <w:pPr>
+              <w:spacing w:line="400" w:lineRule="exact" w:before="0" w:after="0"/>
+              <w:ind w:firstLine="0"/>
+              <w:jc w:val="center"/>
+            </w:pPr>
+            <w:r/>
+            <w:r>
+              <w:rPr>
+                <w:rFonts w:ascii="Times New Roman" w:hAnsi="Times New Roman" w:eastAsia="宋体"/>
+                <w:b w:val="0"/>
+                <w:sz w:val="21"/>
+              </w:rPr>
+              <w:t>updated_at</w:t>
+            </w:r>
+          </w:p>
+        </w:tc>
+        <w:tc>
+          <w:tcPr>
+            <w:tcW w:type="dxa" w:w="1894"/>
+          </w:tcPr>
+          <w:p>
+            <w:pPr>
+              <w:spacing w:line="400" w:lineRule="exact" w:before="0" w:after="0"/>
+              <w:ind w:firstLine="0"/>
+              <w:jc w:val="left"/>
+            </w:pPr>
+            <w:r/>
+            <w:r>
+              <w:rPr>
+                <w:rFonts w:ascii="Times New Roman" w:hAnsi="Times New Roman" w:eastAsia="宋体"/>
+                <w:b w:val="0"/>
+                <w:sz w:val="21"/>
+              </w:rPr>
+              <w:t>DATETIME</w:t>
+            </w:r>
+          </w:p>
+        </w:tc>
+        <w:tc>
+          <w:tcPr>
+            <w:tcW w:type="dxa" w:w="2769"/>
+          </w:tcPr>
+          <w:p>
+            <w:pPr>
+              <w:spacing w:line="400" w:lineRule="exact" w:before="0" w:after="0"/>
+              <w:ind w:firstLine="0"/>
+              <w:jc w:val="left"/>
+            </w:pPr>
+            <w:r/>
+            <w:r>
+              <w:rPr>
+                <w:rFonts w:ascii="Times New Roman" w:hAnsi="Times New Roman" w:eastAsia="宋体"/>
+                <w:b w:val="0"/>
+                <w:sz w:val="21"/>
+              </w:rPr>
+              <w:t>默认 CURRENT_TIMESTAMP，更新时自动刷新</w:t>
+            </w:r>
+          </w:p>
+        </w:tc>
+        <w:tc>
+          <w:tcPr>
+            <w:tcW w:type="dxa" w:w="2186"/>
+          </w:tcPr>
+          <w:p>
+            <w:pPr>
+              <w:spacing w:line="400" w:lineRule="exact" w:before="0" w:after="0"/>
+              <w:ind w:firstLine="0"/>
+              <w:jc w:val="left"/>
+            </w:pPr>
+            <w:r/>
+            <w:r>
+              <w:rPr>
+                <w:rFonts w:ascii="Times New Roman" w:hAnsi="Times New Roman" w:eastAsia="宋体"/>
+                <w:b w:val="0"/>
+                <w:sz w:val="21"/>
+              </w:rPr>
+              <w:t>更新时间</w:t>
+            </w:r>
+          </w:p>
+        </w:tc>
+      </w:tr>
+    </w:tbl>
+    <w:p>
+      <w:pPr>
+        <w:spacing w:line="400" w:lineRule="exact" w:before="0" w:after="0"/>
+        <w:ind w:firstLine="0"/>
+        <w:jc w:val="center"/>
+      </w:pPr>
+      <w:r>
+        <w:rPr>
+          <w:rFonts w:ascii="Times New Roman" w:hAnsi="Times New Roman" w:eastAsia="宋体"/>
+          <w:b w:val="0"/>
+          <w:sz w:val="21"/>
+        </w:rPr>
+        <w:t>表 6  documents（文档表）</w:t>
+      </w:r>
+    </w:p>
+    <w:tbl>
+      <w:tblPr>
+        <w:tblStyle w:val="5"/>
+        <w:tblW w:type="auto" w:w="0"/>
+        <w:tblLayout w:type="fixed"/>
+        <w:tblLook w:firstColumn="1" w:firstRow="1" w:lastColumn="0" w:lastRow="0" w:noHBand="0" w:noVBand="1" w:val="04A0"/>
+      </w:tblPr>
+      <w:tblGrid>
+        <w:gridCol w:w="2076"/>
+        <w:gridCol w:w="2076"/>
+        <w:gridCol w:w="2076"/>
+        <w:gridCol w:w="2076"/>
+      </w:tblGrid>
+      <w:tr>
+        <w:tc>
+          <w:tcPr>
+            <w:tcW w:type="dxa" w:w="1457"/>
+          </w:tcPr>
+          <w:p>
+            <w:pPr>
+              <w:spacing w:line="400" w:lineRule="exact" w:before="0" w:after="0"/>
+              <w:ind w:firstLine="0"/>
+              <w:jc w:val="center"/>
+            </w:pPr>
+            <w:r/>
+            <w:r>
+              <w:rPr>
+                <w:rFonts w:ascii="Times New Roman" w:hAnsi="Times New Roman" w:eastAsia="宋体"/>
+                <w:b/>
+                <w:sz w:val="21"/>
+              </w:rPr>
+              <w:t>字段</w:t>
+            </w:r>
+          </w:p>
+        </w:tc>
+        <w:tc>
+          <w:tcPr>
+            <w:tcW w:type="dxa" w:w="1894"/>
+          </w:tcPr>
+          <w:p>
+            <w:pPr>
+              <w:spacing w:line="400" w:lineRule="exact" w:before="0" w:after="0"/>
+              <w:ind w:firstLine="0"/>
+              <w:jc w:val="center"/>
+            </w:pPr>
+            <w:r/>
+            <w:r>
+              <w:rPr>
+                <w:rFonts w:ascii="Times New Roman" w:hAnsi="Times New Roman" w:eastAsia="宋体"/>
+                <w:b/>
+                <w:sz w:val="21"/>
+              </w:rPr>
+              <w:t>类型</w:t>
+            </w:r>
+          </w:p>
+        </w:tc>
+        <w:tc>
+          <w:tcPr>
+            <w:tcW w:type="dxa" w:w="2769"/>
+          </w:tcPr>
+          <w:p>
+            <w:pPr>
+              <w:spacing w:line="400" w:lineRule="exact" w:before="0" w:after="0"/>
+              <w:ind w:firstLine="0"/>
+              <w:jc w:val="center"/>
+            </w:pPr>
+            <w:r/>
+            <w:r>
+              <w:rPr>
+                <w:rFonts w:ascii="Times New Roman" w:hAnsi="Times New Roman" w:eastAsia="宋体"/>
+                <w:b/>
+                <w:sz w:val="21"/>
+              </w:rPr>
+              <w:t>约束</w:t>
+            </w:r>
+          </w:p>
+        </w:tc>
+        <w:tc>
+          <w:tcPr>
+            <w:tcW w:type="dxa" w:w="2186"/>
+          </w:tcPr>
+          <w:p>
+            <w:pPr>
+              <w:spacing w:line="400" w:lineRule="exact" w:before="0" w:after="0"/>
+              <w:ind w:firstLine="0"/>
+              <w:jc w:val="center"/>
+            </w:pPr>
+            <w:r/>
+            <w:r>
+              <w:rPr>
+                <w:rFonts w:ascii="Times New Roman" w:hAnsi="Times New Roman" w:eastAsia="宋体"/>
+                <w:b/>
+                <w:sz w:val="21"/>
+              </w:rPr>
+              <w:t>说明</w:t>
+            </w:r>
+          </w:p>
+        </w:tc>
+      </w:tr>
+      <w:tr>
+        <w:tc>
+          <w:tcPr>
+            <w:tcW w:type="dxa" w:w="1457"/>
+          </w:tcPr>
+          <w:p>
+            <w:pPr>
+              <w:spacing w:line="400" w:lineRule="exact" w:before="0" w:after="0"/>
+              <w:ind w:firstLine="0"/>
+              <w:jc w:val="center"/>
+            </w:pPr>
+            <w:r/>
+            <w:r>
+              <w:rPr>
+                <w:rFonts w:ascii="Times New Roman" w:hAnsi="Times New Roman" w:eastAsia="宋体"/>
+                <w:b w:val="0"/>
+                <w:sz w:val="21"/>
+              </w:rPr>
+              <w:t>id</w:t>
+            </w:r>
+          </w:p>
+        </w:tc>
+        <w:tc>
+          <w:tcPr>
+            <w:tcW w:type="dxa" w:w="1894"/>
+          </w:tcPr>
+          <w:p>
+            <w:pPr>
+              <w:spacing w:line="400" w:lineRule="exact" w:before="0" w:after="0"/>
+              <w:ind w:firstLine="0"/>
+              <w:jc w:val="left"/>
+            </w:pPr>
+            <w:r/>
+            <w:r>
+              <w:rPr>
+                <w:rFonts w:ascii="Times New Roman" w:hAnsi="Times New Roman" w:eastAsia="宋体"/>
+                <w:b w:val="0"/>
+                <w:sz w:val="21"/>
+              </w:rPr>
+              <w:t>BIGINT</w:t>
+            </w:r>
+          </w:p>
+        </w:tc>
+        <w:tc>
+          <w:tcPr>
+            <w:tcW w:type="dxa" w:w="2769"/>
+          </w:tcPr>
+          <w:p>
+            <w:pPr>
+              <w:spacing w:line="400" w:lineRule="exact" w:before="0" w:after="0"/>
+              <w:ind w:firstLine="0"/>
+              <w:jc w:val="left"/>
+            </w:pPr>
+            <w:r/>
+            <w:r>
+              <w:rPr>
+                <w:rFonts w:ascii="Times New Roman" w:hAnsi="Times New Roman" w:eastAsia="宋体"/>
+                <w:b w:val="0"/>
+                <w:sz w:val="21"/>
+              </w:rPr>
+              <w:t>主键，自增</w:t>
+            </w:r>
+          </w:p>
+        </w:tc>
+        <w:tc>
+          <w:tcPr>
+            <w:tcW w:type="dxa" w:w="2186"/>
+          </w:tcPr>
+          <w:p>
+            <w:pPr>
+              <w:spacing w:line="400" w:lineRule="exact" w:before="0" w:after="0"/>
+              <w:ind w:firstLine="0"/>
+              <w:jc w:val="left"/>
+            </w:pPr>
+            <w:r/>
+            <w:r>
+              <w:rPr>
+                <w:rFonts w:ascii="Times New Roman" w:hAnsi="Times New Roman" w:eastAsia="宋体"/>
+                <w:b w:val="0"/>
+                <w:sz w:val="21"/>
+              </w:rPr>
+              <w:t>文档编号</w:t>
+            </w:r>
+          </w:p>
+        </w:tc>
+      </w:tr>
+      <w:tr>
+        <w:tc>
+          <w:tcPr>
+            <w:tcW w:type="dxa" w:w="1457"/>
+          </w:tcPr>
+          <w:p>
+            <w:pPr>
+              <w:spacing w:line="400" w:lineRule="exact" w:before="0" w:after="0"/>
+              <w:ind w:firstLine="0"/>
+              <w:jc w:val="center"/>
+            </w:pPr>
+            <w:r/>
+            <w:r>
+              <w:rPr>
+                <w:rFonts w:ascii="Times New Roman" w:hAnsi="Times New Roman" w:eastAsia="宋体"/>
+                <w:b w:val="0"/>
+                <w:sz w:val="21"/>
+              </w:rPr>
+              <w:t>course_id</w:t>
+            </w:r>
+          </w:p>
+        </w:tc>
+        <w:tc>
+          <w:tcPr>
+            <w:tcW w:type="dxa" w:w="1894"/>
+          </w:tcPr>
+          <w:p>
+            <w:pPr>
+              <w:spacing w:line="400" w:lineRule="exact" w:before="0" w:after="0"/>
+              <w:ind w:firstLine="0"/>
+              <w:jc w:val="left"/>
+            </w:pPr>
+            <w:r/>
+            <w:r>
+              <w:rPr>
+                <w:rFonts w:ascii="Times New Roman" w:hAnsi="Times New Roman" w:eastAsia="宋体"/>
+                <w:b w:val="0"/>
+                <w:sz w:val="21"/>
+              </w:rPr>
+              <w:t>BIGINT</w:t>
+            </w:r>
+          </w:p>
+        </w:tc>
+        <w:tc>
+          <w:tcPr>
+            <w:tcW w:type="dxa" w:w="2769"/>
+          </w:tcPr>
+          <w:p>
+            <w:pPr>
+              <w:spacing w:line="400" w:lineRule="exact" w:before="0" w:after="0"/>
+              <w:ind w:firstLine="0"/>
+              <w:jc w:val="left"/>
+            </w:pPr>
+            <w:r/>
+            <w:r>
+              <w:rPr>
+                <w:rFonts w:ascii="Times New Roman" w:hAnsi="Times New Roman" w:eastAsia="宋体"/>
+                <w:b w:val="0"/>
+                <w:sz w:val="21"/>
+              </w:rPr>
+              <w:t>NOT NULL，外键 → courses.id，索引</w:t>
+            </w:r>
+          </w:p>
+        </w:tc>
+        <w:tc>
+          <w:tcPr>
+            <w:tcW w:type="dxa" w:w="2186"/>
+          </w:tcPr>
+          <w:p>
+            <w:pPr>
+              <w:spacing w:line="400" w:lineRule="exact" w:before="0" w:after="0"/>
+              <w:ind w:firstLine="0"/>
+              <w:jc w:val="left"/>
+            </w:pPr>
+            <w:r/>
+            <w:r>
+              <w:rPr>
+                <w:rFonts w:ascii="Times New Roman" w:hAnsi="Times New Roman" w:eastAsia="宋体"/>
+                <w:b w:val="0"/>
+                <w:sz w:val="21"/>
+              </w:rPr>
+              <w:t>所属课程</w:t>
+            </w:r>
+          </w:p>
+        </w:tc>
+      </w:tr>
+      <w:tr>
+        <w:tc>
+          <w:tcPr>
+            <w:tcW w:type="dxa" w:w="1457"/>
+          </w:tcPr>
+          <w:p>
+            <w:pPr>
+              <w:spacing w:line="400" w:lineRule="exact" w:before="0" w:after="0"/>
+              <w:ind w:firstLine="0"/>
+              <w:jc w:val="center"/>
+            </w:pPr>
+            <w:r/>
+            <w:r>
+              <w:rPr>
+                <w:rFonts w:ascii="Times New Roman" w:hAnsi="Times New Roman" w:eastAsia="宋体"/>
+                <w:b w:val="0"/>
+                <w:sz w:val="21"/>
+              </w:rPr>
+              <w:t>filename</w:t>
+            </w:r>
+          </w:p>
+        </w:tc>
+        <w:tc>
+          <w:tcPr>
+            <w:tcW w:type="dxa" w:w="1894"/>
+          </w:tcPr>
+          <w:p>
+            <w:pPr>
+              <w:spacing w:line="400" w:lineRule="exact" w:before="0" w:after="0"/>
+              <w:ind w:firstLine="0"/>
+              <w:jc w:val="left"/>
+            </w:pPr>
+            <w:r/>
+            <w:r>
+              <w:rPr>
+                <w:rFonts w:ascii="Times New Roman" w:hAnsi="Times New Roman" w:eastAsia="宋体"/>
+                <w:b w:val="0"/>
+                <w:sz w:val="21"/>
+              </w:rPr>
+              <w:t>VARCHAR(512)</w:t>
+            </w:r>
+          </w:p>
+        </w:tc>
+        <w:tc>
+          <w:tcPr>
+            <w:tcW w:type="dxa" w:w="2769"/>
+          </w:tcPr>
+          <w:p>
+            <w:pPr>
+              <w:spacing w:line="400" w:lineRule="exact" w:before="0" w:after="0"/>
+              <w:ind w:firstLine="0"/>
+              <w:jc w:val="left"/>
+            </w:pPr>
+            <w:r/>
+            <w:r>
+              <w:rPr>
+                <w:rFonts w:ascii="Times New Roman" w:hAnsi="Times New Roman" w:eastAsia="宋体"/>
+                <w:b w:val="0"/>
+                <w:sz w:val="21"/>
+              </w:rPr>
+              <w:t>NOT NULL</w:t>
+            </w:r>
+          </w:p>
+        </w:tc>
+        <w:tc>
+          <w:tcPr>
+            <w:tcW w:type="dxa" w:w="2186"/>
+          </w:tcPr>
+          <w:p>
+            <w:pPr>
+              <w:spacing w:line="400" w:lineRule="exact" w:before="0" w:after="0"/>
+              <w:ind w:firstLine="0"/>
+              <w:jc w:val="left"/>
+            </w:pPr>
+            <w:r/>
+            <w:r>
+              <w:rPr>
+                <w:rFonts w:ascii="Times New Roman" w:hAnsi="Times New Roman" w:eastAsia="宋体"/>
+                <w:b w:val="0"/>
+                <w:sz w:val="21"/>
+              </w:rPr>
+              <w:t>原始文件名</w:t>
+            </w:r>
+          </w:p>
+        </w:tc>
+      </w:tr>
+      <w:tr>
+        <w:tc>
+          <w:tcPr>
+            <w:tcW w:type="dxa" w:w="1457"/>
+          </w:tcPr>
+          <w:p>
+            <w:pPr>
+              <w:spacing w:line="400" w:lineRule="exact" w:before="0" w:after="0"/>
+              <w:ind w:firstLine="0"/>
+              <w:jc w:val="center"/>
+            </w:pPr>
+            <w:r/>
+            <w:r>
+              <w:rPr>
+                <w:rFonts w:ascii="Times New Roman" w:hAnsi="Times New Roman" w:eastAsia="宋体"/>
+                <w:b w:val="0"/>
+                <w:sz w:val="21"/>
+              </w:rPr>
+              <w:t>file_type</w:t>
+            </w:r>
+          </w:p>
+        </w:tc>
+        <w:tc>
+          <w:tcPr>
+            <w:tcW w:type="dxa" w:w="1894"/>
+          </w:tcPr>
+          <w:p>
+            <w:pPr>
+              <w:spacing w:line="400" w:lineRule="exact" w:before="0" w:after="0"/>
+              <w:ind w:firstLine="0"/>
+              <w:jc w:val="left"/>
+            </w:pPr>
+            <w:r/>
+            <w:r>
+              <w:rPr>
+                <w:rFonts w:ascii="Times New Roman" w:hAnsi="Times New Roman" w:eastAsia="宋体"/>
+                <w:b w:val="0"/>
+                <w:sz w:val="21"/>
+              </w:rPr>
+              <w:t>VARCHAR(32)</w:t>
+            </w:r>
+          </w:p>
+        </w:tc>
+        <w:tc>
+          <w:tcPr>
+            <w:tcW w:type="dxa" w:w="2769"/>
+          </w:tcPr>
+          <w:p>
+            <w:pPr>
+              <w:spacing w:line="400" w:lineRule="exact" w:before="0" w:after="0"/>
+              <w:ind w:firstLine="0"/>
+              <w:jc w:val="left"/>
+            </w:pPr>
+            <w:r/>
+            <w:r>
+              <w:rPr>
+                <w:rFonts w:ascii="Times New Roman" w:hAnsi="Times New Roman" w:eastAsia="宋体"/>
+                <w:b w:val="0"/>
+                <w:sz w:val="21"/>
+              </w:rPr>
+              <w:t>可空</w:t>
+            </w:r>
+          </w:p>
+        </w:tc>
+        <w:tc>
+          <w:tcPr>
+            <w:tcW w:type="dxa" w:w="2186"/>
+          </w:tcPr>
+          <w:p>
+            <w:pPr>
+              <w:spacing w:line="400" w:lineRule="exact" w:before="0" w:after="0"/>
+              <w:ind w:firstLine="0"/>
+              <w:jc w:val="left"/>
+            </w:pPr>
+            <w:r/>
+            <w:r>
+              <w:rPr>
+                <w:rFonts w:ascii="Times New Roman" w:hAnsi="Times New Roman" w:eastAsia="宋体"/>
+                <w:b w:val="0"/>
+                <w:sz w:val="21"/>
+              </w:rPr>
+              <w:t>扩展名（pdf / docx / doc / md / txt）</w:t>
+            </w:r>
+          </w:p>
+        </w:tc>
+      </w:tr>
+      <w:tr>
+        <w:tc>
+          <w:tcPr>
+            <w:tcW w:type="dxa" w:w="1457"/>
+          </w:tcPr>
+          <w:p>
+            <w:pPr>
+              <w:spacing w:line="400" w:lineRule="exact" w:before="0" w:after="0"/>
+              <w:ind w:firstLine="0"/>
+              <w:jc w:val="center"/>
+            </w:pPr>
+            <w:r/>
+            <w:r>
+              <w:rPr>
+                <w:rFonts w:ascii="Times New Roman" w:hAnsi="Times New Roman" w:eastAsia="宋体"/>
+                <w:b w:val="0"/>
+                <w:sz w:val="21"/>
+              </w:rPr>
+              <w:t>file_size</w:t>
+            </w:r>
+          </w:p>
+        </w:tc>
+        <w:tc>
+          <w:tcPr>
+            <w:tcW w:type="dxa" w:w="1894"/>
+          </w:tcPr>
+          <w:p>
+            <w:pPr>
+              <w:spacing w:line="400" w:lineRule="exact" w:before="0" w:after="0"/>
+              <w:ind w:firstLine="0"/>
+              <w:jc w:val="left"/>
+            </w:pPr>
+            <w:r/>
+            <w:r>
+              <w:rPr>
+                <w:rFonts w:ascii="Times New Roman" w:hAnsi="Times New Roman" w:eastAsia="宋体"/>
+                <w:b w:val="0"/>
+                <w:sz w:val="21"/>
+              </w:rPr>
+              <w:t>BIGINT</w:t>
+            </w:r>
+          </w:p>
+        </w:tc>
+        <w:tc>
+          <w:tcPr>
+            <w:tcW w:type="dxa" w:w="2769"/>
+          </w:tcPr>
+          <w:p>
+            <w:pPr>
+              <w:spacing w:line="400" w:lineRule="exact" w:before="0" w:after="0"/>
+              <w:ind w:firstLine="0"/>
+              <w:jc w:val="left"/>
+            </w:pPr>
+            <w:r/>
+            <w:r>
+              <w:rPr>
+                <w:rFonts w:ascii="Times New Roman" w:hAnsi="Times New Roman" w:eastAsia="宋体"/>
+                <w:b w:val="0"/>
+                <w:sz w:val="21"/>
+              </w:rPr>
+              <w:t>可空</w:t>
+            </w:r>
+          </w:p>
+        </w:tc>
+        <w:tc>
+          <w:tcPr>
+            <w:tcW w:type="dxa" w:w="2186"/>
+          </w:tcPr>
+          <w:p>
+            <w:pPr>
+              <w:spacing w:line="400" w:lineRule="exact" w:before="0" w:after="0"/>
+              <w:ind w:firstLine="0"/>
+              <w:jc w:val="left"/>
+            </w:pPr>
+            <w:r/>
+            <w:r>
+              <w:rPr>
+                <w:rFonts w:ascii="Times New Roman" w:hAnsi="Times New Roman" w:eastAsia="宋体"/>
+                <w:b w:val="0"/>
+                <w:sz w:val="21"/>
+              </w:rPr>
+              <w:t>文件大小（字节）</w:t>
+            </w:r>
+          </w:p>
+        </w:tc>
+      </w:tr>
+      <w:tr>
+        <w:tc>
+          <w:tcPr>
+            <w:tcW w:type="dxa" w:w="1457"/>
+          </w:tcPr>
+          <w:p>
+            <w:pPr>
+              <w:spacing w:line="400" w:lineRule="exact" w:before="0" w:after="0"/>
+              <w:ind w:firstLine="0"/>
+              <w:jc w:val="center"/>
+            </w:pPr>
+            <w:r/>
+            <w:r>
+              <w:rPr>
+                <w:rFonts w:ascii="Times New Roman" w:hAnsi="Times New Roman" w:eastAsia="宋体"/>
+                <w:b w:val="0"/>
+                <w:sz w:val="21"/>
+              </w:rPr>
+              <w:t>chunk_count</w:t>
+            </w:r>
+          </w:p>
+        </w:tc>
+        <w:tc>
+          <w:tcPr>
+            <w:tcW w:type="dxa" w:w="1894"/>
+          </w:tcPr>
+          <w:p>
+            <w:pPr>
+              <w:spacing w:line="400" w:lineRule="exact" w:before="0" w:after="0"/>
+              <w:ind w:firstLine="0"/>
+              <w:jc w:val="left"/>
+            </w:pPr>
+            <w:r/>
+            <w:r>
+              <w:rPr>
+                <w:rFonts w:ascii="Times New Roman" w:hAnsi="Times New Roman" w:eastAsia="宋体"/>
+                <w:b w:val="0"/>
+                <w:sz w:val="21"/>
+              </w:rPr>
+              <w:t>INT</w:t>
+            </w:r>
+          </w:p>
+        </w:tc>
+        <w:tc>
+          <w:tcPr>
+            <w:tcW w:type="dxa" w:w="2769"/>
+          </w:tcPr>
+          <w:p>
+            <w:pPr>
+              <w:spacing w:line="400" w:lineRule="exact" w:before="0" w:after="0"/>
+              <w:ind w:firstLine="0"/>
+              <w:jc w:val="left"/>
+            </w:pPr>
+            <w:r/>
+            <w:r>
+              <w:rPr>
+                <w:rFonts w:ascii="Times New Roman" w:hAnsi="Times New Roman" w:eastAsia="宋体"/>
+                <w:b w:val="0"/>
+                <w:sz w:val="21"/>
+              </w:rPr>
+              <w:t>默认 0</w:t>
+            </w:r>
+          </w:p>
+        </w:tc>
+        <w:tc>
+          <w:tcPr>
+            <w:tcW w:type="dxa" w:w="2186"/>
+          </w:tcPr>
+          <w:p>
+            <w:pPr>
+              <w:spacing w:line="400" w:lineRule="exact" w:before="0" w:after="0"/>
+              <w:ind w:firstLine="0"/>
+              <w:jc w:val="left"/>
+            </w:pPr>
+            <w:r/>
+            <w:r>
+              <w:rPr>
+                <w:rFonts w:ascii="Times New Roman" w:hAnsi="Times New Roman" w:eastAsia="宋体"/>
+                <w:b w:val="0"/>
+                <w:sz w:val="21"/>
+              </w:rPr>
+              <w:t>切分块数</w:t>
+            </w:r>
+          </w:p>
+        </w:tc>
+      </w:tr>
+      <w:tr>
+        <w:tc>
+          <w:tcPr>
+            <w:tcW w:type="dxa" w:w="1457"/>
+          </w:tcPr>
+          <w:p>
+            <w:pPr>
+              <w:spacing w:line="400" w:lineRule="exact" w:before="0" w:after="0"/>
+              <w:ind w:firstLine="0"/>
+              <w:jc w:val="center"/>
+            </w:pPr>
+            <w:r/>
+            <w:r>
+              <w:rPr>
+                <w:rFonts w:ascii="Times New Roman" w:hAnsi="Times New Roman" w:eastAsia="宋体"/>
+                <w:b w:val="0"/>
+                <w:sz w:val="21"/>
+              </w:rPr>
+              <w:t>status</w:t>
+            </w:r>
+          </w:p>
+        </w:tc>
+        <w:tc>
+          <w:tcPr>
+            <w:tcW w:type="dxa" w:w="1894"/>
+          </w:tcPr>
+          <w:p>
+            <w:pPr>
+              <w:spacing w:line="400" w:lineRule="exact" w:before="0" w:after="0"/>
+              <w:ind w:firstLine="0"/>
+              <w:jc w:val="left"/>
+            </w:pPr>
+            <w:r/>
+            <w:r>
+              <w:rPr>
+                <w:rFonts w:ascii="Times New Roman" w:hAnsi="Times New Roman" w:eastAsia="宋体"/>
+                <w:b w:val="0"/>
+                <w:sz w:val="21"/>
+              </w:rPr>
+              <w:t>VARCHAR(32)</w:t>
+            </w:r>
+          </w:p>
+        </w:tc>
+        <w:tc>
+          <w:tcPr>
+            <w:tcW w:type="dxa" w:w="2769"/>
+          </w:tcPr>
+          <w:p>
+            <w:pPr>
+              <w:spacing w:line="400" w:lineRule="exact" w:before="0" w:after="0"/>
+              <w:ind w:firstLine="0"/>
+              <w:jc w:val="left"/>
+            </w:pPr>
+            <w:r/>
+            <w:r>
+              <w:rPr>
+                <w:rFonts w:ascii="Times New Roman" w:hAnsi="Times New Roman" w:eastAsia="宋体"/>
+                <w:b w:val="0"/>
+                <w:sz w:val="21"/>
+              </w:rPr>
+              <w:t>默认 processing</w:t>
+            </w:r>
+          </w:p>
+        </w:tc>
+        <w:tc>
+          <w:tcPr>
+            <w:tcW w:type="dxa" w:w="2186"/>
+          </w:tcPr>
+          <w:p>
+            <w:pPr>
+              <w:spacing w:line="400" w:lineRule="exact" w:before="0" w:after="0"/>
+              <w:ind w:firstLine="0"/>
+              <w:jc w:val="left"/>
+            </w:pPr>
+            <w:r/>
+            <w:r>
+              <w:rPr>
+                <w:rFonts w:ascii="Times New Roman" w:hAnsi="Times New Roman" w:eastAsia="宋体"/>
+                <w:b w:val="0"/>
+                <w:sz w:val="21"/>
+              </w:rPr>
+              <w:t>processing / completed / failed</w:t>
+            </w:r>
+          </w:p>
+        </w:tc>
+      </w:tr>
+      <w:tr>
+        <w:tc>
+          <w:tcPr>
+            <w:tcW w:type="dxa" w:w="1457"/>
+          </w:tcPr>
+          <w:p>
+            <w:pPr>
+              <w:spacing w:line="400" w:lineRule="exact" w:before="0" w:after="0"/>
+              <w:ind w:firstLine="0"/>
+              <w:jc w:val="center"/>
+            </w:pPr>
+            <w:r/>
+            <w:r>
+              <w:rPr>
+                <w:rFonts w:ascii="Times New Roman" w:hAnsi="Times New Roman" w:eastAsia="宋体"/>
+                <w:b w:val="0"/>
+                <w:sz w:val="21"/>
+              </w:rPr>
+              <w:t>error</w:t>
+            </w:r>
+          </w:p>
+        </w:tc>
+        <w:tc>
+          <w:tcPr>
+            <w:tcW w:type="dxa" w:w="1894"/>
+          </w:tcPr>
+          <w:p>
+            <w:pPr>
+              <w:spacing w:line="400" w:lineRule="exact" w:before="0" w:after="0"/>
+              <w:ind w:firstLine="0"/>
+              <w:jc w:val="left"/>
+            </w:pPr>
+            <w:r/>
+            <w:r>
+              <w:rPr>
+                <w:rFonts w:ascii="Times New Roman" w:hAnsi="Times New Roman" w:eastAsia="宋体"/>
+                <w:b w:val="0"/>
+                <w:sz w:val="21"/>
+              </w:rPr>
+              <w:t>TEXT</w:t>
+            </w:r>
+          </w:p>
+        </w:tc>
+        <w:tc>
+          <w:tcPr>
+            <w:tcW w:type="dxa" w:w="2769"/>
+          </w:tcPr>
+          <w:p>
+            <w:pPr>
+              <w:spacing w:line="400" w:lineRule="exact" w:before="0" w:after="0"/>
+              <w:ind w:firstLine="0"/>
+              <w:jc w:val="left"/>
+            </w:pPr>
+            <w:r/>
+            <w:r>
+              <w:rPr>
+                <w:rFonts w:ascii="Times New Roman" w:hAnsi="Times New Roman" w:eastAsia="宋体"/>
+                <w:b w:val="0"/>
+                <w:sz w:val="21"/>
+              </w:rPr>
+              <w:t>可空</w:t>
+            </w:r>
+          </w:p>
+        </w:tc>
+        <w:tc>
+          <w:tcPr>
+            <w:tcW w:type="dxa" w:w="2186"/>
+          </w:tcPr>
+          <w:p>
+            <w:pPr>
+              <w:spacing w:line="400" w:lineRule="exact" w:before="0" w:after="0"/>
+              <w:ind w:firstLine="0"/>
+              <w:jc w:val="left"/>
+            </w:pPr>
+            <w:r/>
+            <w:r>
+              <w:rPr>
+                <w:rFonts w:ascii="Times New Roman" w:hAnsi="Times New Roman" w:eastAsia="宋体"/>
+                <w:b w:val="0"/>
+                <w:sz w:val="21"/>
+              </w:rPr>
+              <w:t>失败原因</w:t>
+            </w:r>
+          </w:p>
+        </w:tc>
+      </w:tr>
+      <w:tr>
+        <w:tc>
+          <w:tcPr>
+            <w:tcW w:type="dxa" w:w="1457"/>
+          </w:tcPr>
+          <w:p>
+            <w:pPr>
+              <w:spacing w:line="400" w:lineRule="exact" w:before="0" w:after="0"/>
+              <w:ind w:firstLine="0"/>
+              <w:jc w:val="center"/>
+            </w:pPr>
+            <w:r/>
+            <w:r>
+              <w:rPr>
+                <w:rFonts w:ascii="Times New Roman" w:hAnsi="Times New Roman" w:eastAsia="宋体"/>
+                <w:b w:val="0"/>
+                <w:sz w:val="21"/>
+              </w:rPr>
+              <w:t>created_at</w:t>
+            </w:r>
+          </w:p>
+        </w:tc>
+        <w:tc>
+          <w:tcPr>
+            <w:tcW w:type="dxa" w:w="1894"/>
+          </w:tcPr>
+          <w:p>
+            <w:pPr>
+              <w:spacing w:line="400" w:lineRule="exact" w:before="0" w:after="0"/>
+              <w:ind w:firstLine="0"/>
+              <w:jc w:val="left"/>
+            </w:pPr>
+            <w:r/>
+            <w:r>
+              <w:rPr>
+                <w:rFonts w:ascii="Times New Roman" w:hAnsi="Times New Roman" w:eastAsia="宋体"/>
+                <w:b w:val="0"/>
+                <w:sz w:val="21"/>
+              </w:rPr>
+              <w:t>DATETIME</w:t>
+            </w:r>
+          </w:p>
+        </w:tc>
+        <w:tc>
+          <w:tcPr>
+            <w:tcW w:type="dxa" w:w="2769"/>
+          </w:tcPr>
+          <w:p>
+            <w:pPr>
+              <w:spacing w:line="400" w:lineRule="exact" w:before="0" w:after="0"/>
+              <w:ind w:firstLine="0"/>
+              <w:jc w:val="left"/>
+            </w:pPr>
+            <w:r/>
+            <w:r>
+              <w:rPr>
+                <w:rFonts w:ascii="Times New Roman" w:hAnsi="Times New Roman" w:eastAsia="宋体"/>
+                <w:b w:val="0"/>
+                <w:sz w:val="21"/>
+              </w:rPr>
+              <w:t>默认 CURRENT_TIMESTAMP</w:t>
+            </w:r>
+          </w:p>
+        </w:tc>
+        <w:tc>
+          <w:tcPr>
+            <w:tcW w:type="dxa" w:w="2186"/>
+          </w:tcPr>
+          <w:p>
+            <w:pPr>
+              <w:spacing w:line="400" w:lineRule="exact" w:before="0" w:after="0"/>
+              <w:ind w:firstLine="0"/>
+              <w:jc w:val="left"/>
+            </w:pPr>
+            <w:r/>
+            <w:r>
+              <w:rPr>
+                <w:rFonts w:ascii="Times New Roman" w:hAnsi="Times New Roman" w:eastAsia="宋体"/>
+                <w:b w:val="0"/>
+                <w:sz w:val="21"/>
+              </w:rPr>
+              <w:t>创建时间</w:t>
+            </w:r>
+          </w:p>
+        </w:tc>
+      </w:tr>
+    </w:tbl>
+    <w:p>
+      <w:pPr>
+        <w:spacing w:line="400" w:lineRule="exact" w:before="0" w:after="0"/>
+        <w:ind w:firstLine="0"/>
+        <w:jc w:val="center"/>
+      </w:pPr>
+      <w:r>
+        <w:rPr>
+          <w:rFonts w:ascii="Times New Roman" w:hAnsi="Times New Roman" w:eastAsia="宋体"/>
+          <w:b w:val="0"/>
+          <w:sz w:val="21"/>
+        </w:rPr>
+        <w:t>表 7  quiz_batches（出题批次表）</w:t>
+      </w:r>
+    </w:p>
+    <w:tbl>
+      <w:tblPr>
+        <w:tblStyle w:val="5"/>
+        <w:tblW w:type="auto" w:w="0"/>
+        <w:tblLayout w:type="fixed"/>
+        <w:tblLook w:firstColumn="1" w:firstRow="1" w:lastColumn="0" w:lastRow="0" w:noHBand="0" w:noVBand="1" w:val="04A0"/>
+      </w:tblPr>
+      <w:tblGrid>
+        <w:gridCol w:w="2076"/>
+        <w:gridCol w:w="2076"/>
+        <w:gridCol w:w="2076"/>
+        <w:gridCol w:w="2076"/>
+      </w:tblGrid>
+      <w:tr>
+        <w:tc>
+          <w:tcPr>
+            <w:tcW w:type="dxa" w:w="1457"/>
+          </w:tcPr>
+          <w:p>
+            <w:pPr>
+              <w:spacing w:line="400" w:lineRule="exact" w:before="0" w:after="0"/>
+              <w:ind w:firstLine="0"/>
+              <w:jc w:val="center"/>
+            </w:pPr>
+            <w:r/>
+            <w:r>
+              <w:rPr>
+                <w:rFonts w:ascii="Times New Roman" w:hAnsi="Times New Roman" w:eastAsia="宋体"/>
+                <w:b/>
+                <w:sz w:val="21"/>
+              </w:rPr>
+              <w:t>字段</w:t>
+            </w:r>
+          </w:p>
+        </w:tc>
+        <w:tc>
+          <w:tcPr>
+            <w:tcW w:type="dxa" w:w="1894"/>
+          </w:tcPr>
+          <w:p>
+            <w:pPr>
+              <w:spacing w:line="400" w:lineRule="exact" w:before="0" w:after="0"/>
+              <w:ind w:firstLine="0"/>
+              <w:jc w:val="center"/>
+            </w:pPr>
+            <w:r/>
+            <w:r>
+              <w:rPr>
+                <w:rFonts w:ascii="Times New Roman" w:hAnsi="Times New Roman" w:eastAsia="宋体"/>
+                <w:b/>
+                <w:sz w:val="21"/>
+              </w:rPr>
+              <w:t>类型</w:t>
+            </w:r>
+          </w:p>
+        </w:tc>
+        <w:tc>
+          <w:tcPr>
+            <w:tcW w:type="dxa" w:w="2769"/>
+          </w:tcPr>
+          <w:p>
+            <w:pPr>
+              <w:spacing w:line="400" w:lineRule="exact" w:before="0" w:after="0"/>
+              <w:ind w:firstLine="0"/>
+              <w:jc w:val="center"/>
+            </w:pPr>
+            <w:r/>
+            <w:r>
+              <w:rPr>
+                <w:rFonts w:ascii="Times New Roman" w:hAnsi="Times New Roman" w:eastAsia="宋体"/>
+                <w:b/>
+                <w:sz w:val="21"/>
+              </w:rPr>
+              <w:t>约束</w:t>
+            </w:r>
+          </w:p>
+        </w:tc>
+        <w:tc>
+          <w:tcPr>
+            <w:tcW w:type="dxa" w:w="2186"/>
+          </w:tcPr>
+          <w:p>
+            <w:pPr>
+              <w:spacing w:line="400" w:lineRule="exact" w:before="0" w:after="0"/>
+              <w:ind w:firstLine="0"/>
+              <w:jc w:val="center"/>
+            </w:pPr>
+            <w:r/>
+            <w:r>
+              <w:rPr>
+                <w:rFonts w:ascii="Times New Roman" w:hAnsi="Times New Roman" w:eastAsia="宋体"/>
+                <w:b/>
+                <w:sz w:val="21"/>
+              </w:rPr>
+              <w:t>说明</w:t>
+            </w:r>
+          </w:p>
+        </w:tc>
+      </w:tr>
+      <w:tr>
+        <w:tc>
+          <w:tcPr>
+            <w:tcW w:type="dxa" w:w="1457"/>
+          </w:tcPr>
+          <w:p>
+            <w:pPr>
+              <w:spacing w:line="400" w:lineRule="exact" w:before="0" w:after="0"/>
+              <w:ind w:firstLine="0"/>
+              <w:jc w:val="center"/>
+            </w:pPr>
+            <w:r/>
+            <w:r>
+              <w:rPr>
+                <w:rFonts w:ascii="Times New Roman" w:hAnsi="Times New Roman" w:eastAsia="宋体"/>
+                <w:b w:val="0"/>
+                <w:sz w:val="21"/>
+              </w:rPr>
+              <w:t>id</w:t>
+            </w:r>
+          </w:p>
+        </w:tc>
+        <w:tc>
+          <w:tcPr>
+            <w:tcW w:type="dxa" w:w="1894"/>
+          </w:tcPr>
+          <w:p>
+            <w:pPr>
+              <w:spacing w:line="400" w:lineRule="exact" w:before="0" w:after="0"/>
+              <w:ind w:firstLine="0"/>
+              <w:jc w:val="left"/>
+            </w:pPr>
+            <w:r/>
+            <w:r>
+              <w:rPr>
+                <w:rFonts w:ascii="Times New Roman" w:hAnsi="Times New Roman" w:eastAsia="宋体"/>
+                <w:b w:val="0"/>
+                <w:sz w:val="21"/>
+              </w:rPr>
+              <w:t>BIGINT</w:t>
+            </w:r>
+          </w:p>
+        </w:tc>
+        <w:tc>
+          <w:tcPr>
+            <w:tcW w:type="dxa" w:w="2769"/>
+          </w:tcPr>
+          <w:p>
+            <w:pPr>
+              <w:spacing w:line="400" w:lineRule="exact" w:before="0" w:after="0"/>
+              <w:ind w:firstLine="0"/>
+              <w:jc w:val="left"/>
+            </w:pPr>
+            <w:r/>
+            <w:r>
+              <w:rPr>
+                <w:rFonts w:ascii="Times New Roman" w:hAnsi="Times New Roman" w:eastAsia="宋体"/>
+                <w:b w:val="0"/>
+                <w:sz w:val="21"/>
+              </w:rPr>
+              <w:t>主键，自增</w:t>
+            </w:r>
+          </w:p>
+        </w:tc>
+        <w:tc>
+          <w:tcPr>
+            <w:tcW w:type="dxa" w:w="2186"/>
+          </w:tcPr>
+          <w:p>
+            <w:pPr>
+              <w:spacing w:line="400" w:lineRule="exact" w:before="0" w:after="0"/>
+              <w:ind w:firstLine="0"/>
+              <w:jc w:val="left"/>
+            </w:pPr>
+            <w:r/>
+            <w:r>
+              <w:rPr>
+                <w:rFonts w:ascii="Times New Roman" w:hAnsi="Times New Roman" w:eastAsia="宋体"/>
+                <w:b w:val="0"/>
+                <w:sz w:val="21"/>
+              </w:rPr>
+              <w:t>批次编号</w:t>
+            </w:r>
+          </w:p>
+        </w:tc>
+      </w:tr>
+      <w:tr>
+        <w:tc>
+          <w:tcPr>
+            <w:tcW w:type="dxa" w:w="1457"/>
+          </w:tcPr>
+          <w:p>
+            <w:pPr>
+              <w:spacing w:line="400" w:lineRule="exact" w:before="0" w:after="0"/>
+              <w:ind w:firstLine="0"/>
+              <w:jc w:val="center"/>
+            </w:pPr>
+            <w:r/>
+            <w:r>
+              <w:rPr>
+                <w:rFonts w:ascii="Times New Roman" w:hAnsi="Times New Roman" w:eastAsia="宋体"/>
+                <w:b w:val="0"/>
+                <w:sz w:val="21"/>
+              </w:rPr>
+              <w:t>course_id</w:t>
+            </w:r>
+          </w:p>
+        </w:tc>
+        <w:tc>
+          <w:tcPr>
+            <w:tcW w:type="dxa" w:w="1894"/>
+          </w:tcPr>
+          <w:p>
+            <w:pPr>
+              <w:spacing w:line="400" w:lineRule="exact" w:before="0" w:after="0"/>
+              <w:ind w:firstLine="0"/>
+              <w:jc w:val="left"/>
+            </w:pPr>
+            <w:r/>
+            <w:r>
+              <w:rPr>
+                <w:rFonts w:ascii="Times New Roman" w:hAnsi="Times New Roman" w:eastAsia="宋体"/>
+                <w:b w:val="0"/>
+                <w:sz w:val="21"/>
+              </w:rPr>
+              <w:t>BIGINT</w:t>
+            </w:r>
+          </w:p>
+        </w:tc>
+        <w:tc>
+          <w:tcPr>
+            <w:tcW w:type="dxa" w:w="2769"/>
+          </w:tcPr>
+          <w:p>
+            <w:pPr>
+              <w:spacing w:line="400" w:lineRule="exact" w:before="0" w:after="0"/>
+              <w:ind w:firstLine="0"/>
+              <w:jc w:val="left"/>
+            </w:pPr>
+            <w:r/>
+            <w:r>
+              <w:rPr>
+                <w:rFonts w:ascii="Times New Roman" w:hAnsi="Times New Roman" w:eastAsia="宋体"/>
+                <w:b w:val="0"/>
+                <w:sz w:val="21"/>
+              </w:rPr>
+              <w:t>NOT NULL，外键 → courses.id，索引</w:t>
+            </w:r>
+          </w:p>
+        </w:tc>
+        <w:tc>
+          <w:tcPr>
+            <w:tcW w:type="dxa" w:w="2186"/>
+          </w:tcPr>
+          <w:p>
+            <w:pPr>
+              <w:spacing w:line="400" w:lineRule="exact" w:before="0" w:after="0"/>
+              <w:ind w:firstLine="0"/>
+              <w:jc w:val="left"/>
+            </w:pPr>
+            <w:r/>
+            <w:r>
+              <w:rPr>
+                <w:rFonts w:ascii="Times New Roman" w:hAnsi="Times New Roman" w:eastAsia="宋体"/>
+                <w:b w:val="0"/>
+                <w:sz w:val="21"/>
+              </w:rPr>
+              <w:t>所属课程</w:t>
+            </w:r>
+          </w:p>
+        </w:tc>
+      </w:tr>
+      <w:tr>
+        <w:tc>
+          <w:tcPr>
+            <w:tcW w:type="dxa" w:w="1457"/>
+          </w:tcPr>
+          <w:p>
+            <w:pPr>
+              <w:spacing w:line="400" w:lineRule="exact" w:before="0" w:after="0"/>
+              <w:ind w:firstLine="0"/>
+              <w:jc w:val="center"/>
+            </w:pPr>
+            <w:r/>
+            <w:r>
+              <w:rPr>
+                <w:rFonts w:ascii="Times New Roman" w:hAnsi="Times New Roman" w:eastAsia="宋体"/>
+                <w:b w:val="0"/>
+                <w:sz w:val="21"/>
+              </w:rPr>
+              <w:t>topic</w:t>
+            </w:r>
+          </w:p>
+        </w:tc>
+        <w:tc>
+          <w:tcPr>
+            <w:tcW w:type="dxa" w:w="1894"/>
+          </w:tcPr>
+          <w:p>
+            <w:pPr>
+              <w:spacing w:line="400" w:lineRule="exact" w:before="0" w:after="0"/>
+              <w:ind w:firstLine="0"/>
+              <w:jc w:val="left"/>
+            </w:pPr>
+            <w:r/>
+            <w:r>
+              <w:rPr>
+                <w:rFonts w:ascii="Times New Roman" w:hAnsi="Times New Roman" w:eastAsia="宋体"/>
+                <w:b w:val="0"/>
+                <w:sz w:val="21"/>
+              </w:rPr>
+              <w:t>VARCHAR(255)</w:t>
+            </w:r>
+          </w:p>
+        </w:tc>
+        <w:tc>
+          <w:tcPr>
+            <w:tcW w:type="dxa" w:w="2769"/>
+          </w:tcPr>
+          <w:p>
+            <w:pPr>
+              <w:spacing w:line="400" w:lineRule="exact" w:before="0" w:after="0"/>
+              <w:ind w:firstLine="0"/>
+              <w:jc w:val="left"/>
+            </w:pPr>
+            <w:r/>
+            <w:r>
+              <w:rPr>
+                <w:rFonts w:ascii="Times New Roman" w:hAnsi="Times New Roman" w:eastAsia="宋体"/>
+                <w:b w:val="0"/>
+                <w:sz w:val="21"/>
+              </w:rPr>
+              <w:t>可空</w:t>
+            </w:r>
+          </w:p>
+        </w:tc>
+        <w:tc>
+          <w:tcPr>
+            <w:tcW w:type="dxa" w:w="2186"/>
+          </w:tcPr>
+          <w:p>
+            <w:pPr>
+              <w:spacing w:line="400" w:lineRule="exact" w:before="0" w:after="0"/>
+              <w:ind w:firstLine="0"/>
+              <w:jc w:val="left"/>
+            </w:pPr>
+            <w:r/>
+            <w:r>
+              <w:rPr>
+                <w:rFonts w:ascii="Times New Roman" w:hAnsi="Times New Roman" w:eastAsia="宋体"/>
+                <w:b w:val="0"/>
+                <w:sz w:val="21"/>
+              </w:rPr>
+              <w:t>出题主题／范围</w:t>
+            </w:r>
+          </w:p>
+        </w:tc>
+      </w:tr>
+      <w:tr>
+        <w:tc>
+          <w:tcPr>
+            <w:tcW w:type="dxa" w:w="1457"/>
+          </w:tcPr>
+          <w:p>
+            <w:pPr>
+              <w:spacing w:line="400" w:lineRule="exact" w:before="0" w:after="0"/>
+              <w:ind w:firstLine="0"/>
+              <w:jc w:val="center"/>
+            </w:pPr>
+            <w:r/>
+            <w:r>
+              <w:rPr>
+                <w:rFonts w:ascii="Times New Roman" w:hAnsi="Times New Roman" w:eastAsia="宋体"/>
+                <w:b w:val="0"/>
+                <w:sz w:val="21"/>
+              </w:rPr>
+              <w:t>question_type</w:t>
+            </w:r>
+          </w:p>
+        </w:tc>
+        <w:tc>
+          <w:tcPr>
+            <w:tcW w:type="dxa" w:w="1894"/>
+          </w:tcPr>
+          <w:p>
+            <w:pPr>
+              <w:spacing w:line="400" w:lineRule="exact" w:before="0" w:after="0"/>
+              <w:ind w:firstLine="0"/>
+              <w:jc w:val="left"/>
+            </w:pPr>
+            <w:r/>
+            <w:r>
+              <w:rPr>
+                <w:rFonts w:ascii="Times New Roman" w:hAnsi="Times New Roman" w:eastAsia="宋体"/>
+                <w:b w:val="0"/>
+                <w:sz w:val="21"/>
+              </w:rPr>
+              <w:t>VARCHAR(32)</w:t>
+            </w:r>
+          </w:p>
+        </w:tc>
+        <w:tc>
+          <w:tcPr>
+            <w:tcW w:type="dxa" w:w="2769"/>
+          </w:tcPr>
+          <w:p>
+            <w:pPr>
+              <w:spacing w:line="400" w:lineRule="exact" w:before="0" w:after="0"/>
+              <w:ind w:firstLine="0"/>
+              <w:jc w:val="left"/>
+            </w:pPr>
+            <w:r/>
+            <w:r>
+              <w:rPr>
+                <w:rFonts w:ascii="Times New Roman" w:hAnsi="Times New Roman" w:eastAsia="宋体"/>
+                <w:b w:val="0"/>
+                <w:sz w:val="21"/>
+              </w:rPr>
+              <w:t>NOT NULL</w:t>
+            </w:r>
+          </w:p>
+        </w:tc>
+        <w:tc>
+          <w:tcPr>
+            <w:tcW w:type="dxa" w:w="2186"/>
+          </w:tcPr>
+          <w:p>
+            <w:pPr>
+              <w:spacing w:line="400" w:lineRule="exact" w:before="0" w:after="0"/>
+              <w:ind w:firstLine="0"/>
+              <w:jc w:val="left"/>
+            </w:pPr>
+            <w:r/>
+            <w:r>
+              <w:rPr>
+                <w:rFonts w:ascii="Times New Roman" w:hAnsi="Times New Roman" w:eastAsia="宋体"/>
+                <w:b w:val="0"/>
+                <w:sz w:val="21"/>
+              </w:rPr>
+              <w:t>single / multiple / judge / short / mixed</w:t>
+            </w:r>
+          </w:p>
+        </w:tc>
+      </w:tr>
+      <w:tr>
+        <w:tc>
+          <w:tcPr>
+            <w:tcW w:type="dxa" w:w="1457"/>
+          </w:tcPr>
+          <w:p>
+            <w:pPr>
+              <w:spacing w:line="400" w:lineRule="exact" w:before="0" w:after="0"/>
+              <w:ind w:firstLine="0"/>
+              <w:jc w:val="center"/>
+            </w:pPr>
+            <w:r/>
+            <w:r>
+              <w:rPr>
+                <w:rFonts w:ascii="Times New Roman" w:hAnsi="Times New Roman" w:eastAsia="宋体"/>
+                <w:b w:val="0"/>
+                <w:sz w:val="21"/>
+              </w:rPr>
+              <w:t>difficulty</w:t>
+            </w:r>
+          </w:p>
+        </w:tc>
+        <w:tc>
+          <w:tcPr>
+            <w:tcW w:type="dxa" w:w="1894"/>
+          </w:tcPr>
+          <w:p>
+            <w:pPr>
+              <w:spacing w:line="400" w:lineRule="exact" w:before="0" w:after="0"/>
+              <w:ind w:firstLine="0"/>
+              <w:jc w:val="left"/>
+            </w:pPr>
+            <w:r/>
+            <w:r>
+              <w:rPr>
+                <w:rFonts w:ascii="Times New Roman" w:hAnsi="Times New Roman" w:eastAsia="宋体"/>
+                <w:b w:val="0"/>
+                <w:sz w:val="21"/>
+              </w:rPr>
+              <w:t>VARCHAR(16)</w:t>
+            </w:r>
+          </w:p>
+        </w:tc>
+        <w:tc>
+          <w:tcPr>
+            <w:tcW w:type="dxa" w:w="2769"/>
+          </w:tcPr>
+          <w:p>
+            <w:pPr>
+              <w:spacing w:line="400" w:lineRule="exact" w:before="0" w:after="0"/>
+              <w:ind w:firstLine="0"/>
+              <w:jc w:val="left"/>
+            </w:pPr>
+            <w:r/>
+            <w:r>
+              <w:rPr>
+                <w:rFonts w:ascii="Times New Roman" w:hAnsi="Times New Roman" w:eastAsia="宋体"/>
+                <w:b w:val="0"/>
+                <w:sz w:val="21"/>
+              </w:rPr>
+              <w:t>默认 medium</w:t>
+            </w:r>
+          </w:p>
+        </w:tc>
+        <w:tc>
+          <w:tcPr>
+            <w:tcW w:type="dxa" w:w="2186"/>
+          </w:tcPr>
+          <w:p>
+            <w:pPr>
+              <w:spacing w:line="400" w:lineRule="exact" w:before="0" w:after="0"/>
+              <w:ind w:firstLine="0"/>
+              <w:jc w:val="left"/>
+            </w:pPr>
+            <w:r/>
+            <w:r>
+              <w:rPr>
+                <w:rFonts w:ascii="Times New Roman" w:hAnsi="Times New Roman" w:eastAsia="宋体"/>
+                <w:b w:val="0"/>
+                <w:sz w:val="21"/>
+              </w:rPr>
+              <w:t>easy / medium / hard</w:t>
+            </w:r>
+          </w:p>
+        </w:tc>
+      </w:tr>
+      <w:tr>
+        <w:tc>
+          <w:tcPr>
+            <w:tcW w:type="dxa" w:w="1457"/>
+          </w:tcPr>
+          <w:p>
+            <w:pPr>
+              <w:spacing w:line="400" w:lineRule="exact" w:before="0" w:after="0"/>
+              <w:ind w:firstLine="0"/>
+              <w:jc w:val="center"/>
+            </w:pPr>
+            <w:r/>
+            <w:r>
+              <w:rPr>
+                <w:rFonts w:ascii="Times New Roman" w:hAnsi="Times New Roman" w:eastAsia="宋体"/>
+                <w:b w:val="0"/>
+                <w:sz w:val="21"/>
+              </w:rPr>
+              <w:t>count</w:t>
+            </w:r>
+          </w:p>
+        </w:tc>
+        <w:tc>
+          <w:tcPr>
+            <w:tcW w:type="dxa" w:w="1894"/>
+          </w:tcPr>
+          <w:p>
+            <w:pPr>
+              <w:spacing w:line="400" w:lineRule="exact" w:before="0" w:after="0"/>
+              <w:ind w:firstLine="0"/>
+              <w:jc w:val="left"/>
+            </w:pPr>
+            <w:r/>
+            <w:r>
+              <w:rPr>
+                <w:rFonts w:ascii="Times New Roman" w:hAnsi="Times New Roman" w:eastAsia="宋体"/>
+                <w:b w:val="0"/>
+                <w:sz w:val="21"/>
+              </w:rPr>
+              <w:t>INT</w:t>
+            </w:r>
+          </w:p>
+        </w:tc>
+        <w:tc>
+          <w:tcPr>
+            <w:tcW w:type="dxa" w:w="2769"/>
+          </w:tcPr>
+          <w:p>
+            <w:pPr>
+              <w:spacing w:line="400" w:lineRule="exact" w:before="0" w:after="0"/>
+              <w:ind w:firstLine="0"/>
+              <w:jc w:val="left"/>
+            </w:pPr>
+            <w:r/>
+            <w:r>
+              <w:rPr>
+                <w:rFonts w:ascii="Times New Roman" w:hAnsi="Times New Roman" w:eastAsia="宋体"/>
+                <w:b w:val="0"/>
+                <w:sz w:val="21"/>
+              </w:rPr>
+              <w:t>NOT NULL</w:t>
+            </w:r>
+          </w:p>
+        </w:tc>
+        <w:tc>
+          <w:tcPr>
+            <w:tcW w:type="dxa" w:w="2186"/>
+          </w:tcPr>
+          <w:p>
+            <w:pPr>
+              <w:spacing w:line="400" w:lineRule="exact" w:before="0" w:after="0"/>
+              <w:ind w:firstLine="0"/>
+              <w:jc w:val="left"/>
+            </w:pPr>
+            <w:r/>
+            <w:r>
+              <w:rPr>
+                <w:rFonts w:ascii="Times New Roman" w:hAnsi="Times New Roman" w:eastAsia="宋体"/>
+                <w:b w:val="0"/>
+                <w:sz w:val="21"/>
+              </w:rPr>
+              <w:t>题目数量</w:t>
+            </w:r>
+          </w:p>
+        </w:tc>
+      </w:tr>
+      <w:tr>
+        <w:tc>
+          <w:tcPr>
+            <w:tcW w:type="dxa" w:w="1457"/>
+          </w:tcPr>
+          <w:p>
+            <w:pPr>
+              <w:spacing w:line="400" w:lineRule="exact" w:before="0" w:after="0"/>
+              <w:ind w:firstLine="0"/>
+              <w:jc w:val="center"/>
+            </w:pPr>
+            <w:r/>
+            <w:r>
+              <w:rPr>
+                <w:rFonts w:ascii="Times New Roman" w:hAnsi="Times New Roman" w:eastAsia="宋体"/>
+                <w:b w:val="0"/>
+                <w:sz w:val="21"/>
+              </w:rPr>
+              <w:t>created_at</w:t>
+            </w:r>
+          </w:p>
+        </w:tc>
+        <w:tc>
+          <w:tcPr>
+            <w:tcW w:type="dxa" w:w="1894"/>
+          </w:tcPr>
+          <w:p>
+            <w:pPr>
+              <w:spacing w:line="400" w:lineRule="exact" w:before="0" w:after="0"/>
+              <w:ind w:firstLine="0"/>
+              <w:jc w:val="left"/>
+            </w:pPr>
+            <w:r/>
+            <w:r>
+              <w:rPr>
+                <w:rFonts w:ascii="Times New Roman" w:hAnsi="Times New Roman" w:eastAsia="宋体"/>
+                <w:b w:val="0"/>
+                <w:sz w:val="21"/>
+              </w:rPr>
+              <w:t>DATETIME</w:t>
+            </w:r>
+          </w:p>
+        </w:tc>
+        <w:tc>
+          <w:tcPr>
+            <w:tcW w:type="dxa" w:w="2769"/>
+          </w:tcPr>
+          <w:p>
+            <w:pPr>
+              <w:spacing w:line="400" w:lineRule="exact" w:before="0" w:after="0"/>
+              <w:ind w:firstLine="0"/>
+              <w:jc w:val="left"/>
+            </w:pPr>
+            <w:r/>
+            <w:r>
+              <w:rPr>
+                <w:rFonts w:ascii="Times New Roman" w:hAnsi="Times New Roman" w:eastAsia="宋体"/>
+                <w:b w:val="0"/>
+                <w:sz w:val="21"/>
+              </w:rPr>
+              <w:t>默认 CURRENT_TIMESTAMP</w:t>
+            </w:r>
+          </w:p>
+        </w:tc>
+        <w:tc>
+          <w:tcPr>
+            <w:tcW w:type="dxa" w:w="2186"/>
+          </w:tcPr>
+          <w:p>
+            <w:pPr>
+              <w:spacing w:line="400" w:lineRule="exact" w:before="0" w:after="0"/>
+              <w:ind w:firstLine="0"/>
+              <w:jc w:val="left"/>
+            </w:pPr>
+            <w:r/>
+            <w:r>
+              <w:rPr>
+                <w:rFonts w:ascii="Times New Roman" w:hAnsi="Times New Roman" w:eastAsia="宋体"/>
+                <w:b w:val="0"/>
+                <w:sz w:val="21"/>
+              </w:rPr>
+              <w:t>创建时间</w:t>
+            </w:r>
+          </w:p>
+        </w:tc>
+      </w:tr>
+    </w:tbl>
+    <w:p>
+      <w:pPr>
+        <w:spacing w:line="400" w:lineRule="exact" w:before="0" w:after="0"/>
+        <w:ind w:firstLine="0"/>
+        <w:jc w:val="center"/>
+      </w:pPr>
+      <w:r>
+        <w:rPr>
+          <w:rFonts w:ascii="Times New Roman" w:hAnsi="Times New Roman" w:eastAsia="宋体"/>
+          <w:b w:val="0"/>
+          <w:sz w:val="21"/>
+        </w:rPr>
+        <w:t>表 8  questions（题目表）</w:t>
+      </w:r>
+    </w:p>
+    <w:tbl>
+      <w:tblPr>
+        <w:tblStyle w:val="5"/>
+        <w:tblW w:type="auto" w:w="0"/>
+        <w:tblLayout w:type="fixed"/>
+        <w:tblLook w:firstColumn="1" w:firstRow="1" w:lastColumn="0" w:lastRow="0" w:noHBand="0" w:noVBand="1" w:val="04A0"/>
+      </w:tblPr>
+      <w:tblGrid>
+        <w:gridCol w:w="2076"/>
+        <w:gridCol w:w="2076"/>
+        <w:gridCol w:w="2076"/>
+        <w:gridCol w:w="2076"/>
+      </w:tblGrid>
+      <w:tr>
+        <w:tc>
+          <w:tcPr>
+            <w:tcW w:type="dxa" w:w="1457"/>
+          </w:tcPr>
+          <w:p>
+            <w:pPr>
+              <w:spacing w:line="400" w:lineRule="exact" w:before="0" w:after="0"/>
+              <w:ind w:firstLine="0"/>
+              <w:jc w:val="center"/>
+            </w:pPr>
+            <w:r/>
+            <w:r>
+              <w:rPr>
+                <w:rFonts w:ascii="Times New Roman" w:hAnsi="Times New Roman" w:eastAsia="宋体"/>
+                <w:b/>
+                <w:sz w:val="21"/>
+              </w:rPr>
+              <w:t>字段</w:t>
+            </w:r>
+          </w:p>
+        </w:tc>
+        <w:tc>
+          <w:tcPr>
+            <w:tcW w:type="dxa" w:w="1894"/>
+          </w:tcPr>
+          <w:p>
+            <w:pPr>
+              <w:spacing w:line="400" w:lineRule="exact" w:before="0" w:after="0"/>
+              <w:ind w:firstLine="0"/>
+              <w:jc w:val="center"/>
+            </w:pPr>
+            <w:r/>
+            <w:r>
+              <w:rPr>
+                <w:rFonts w:ascii="Times New Roman" w:hAnsi="Times New Roman" w:eastAsia="宋体"/>
+                <w:b/>
+                <w:sz w:val="21"/>
+              </w:rPr>
+              <w:t>类型</w:t>
+            </w:r>
+          </w:p>
+        </w:tc>
+        <w:tc>
+          <w:tcPr>
+            <w:tcW w:type="dxa" w:w="2769"/>
+          </w:tcPr>
+          <w:p>
+            <w:pPr>
+              <w:spacing w:line="400" w:lineRule="exact" w:before="0" w:after="0"/>
+              <w:ind w:firstLine="0"/>
+              <w:jc w:val="center"/>
+            </w:pPr>
+            <w:r/>
+            <w:r>
+              <w:rPr>
+                <w:rFonts w:ascii="Times New Roman" w:hAnsi="Times New Roman" w:eastAsia="宋体"/>
+                <w:b/>
+                <w:sz w:val="21"/>
+              </w:rPr>
+              <w:t>约束</w:t>
+            </w:r>
+          </w:p>
+        </w:tc>
+        <w:tc>
+          <w:tcPr>
+            <w:tcW w:type="dxa" w:w="2186"/>
+          </w:tcPr>
+          <w:p>
+            <w:pPr>
+              <w:spacing w:line="400" w:lineRule="exact" w:before="0" w:after="0"/>
+              <w:ind w:firstLine="0"/>
+              <w:jc w:val="center"/>
+            </w:pPr>
+            <w:r/>
+            <w:r>
+              <w:rPr>
+                <w:rFonts w:ascii="Times New Roman" w:hAnsi="Times New Roman" w:eastAsia="宋体"/>
+                <w:b/>
+                <w:sz w:val="21"/>
+              </w:rPr>
+              <w:t>说明</w:t>
+            </w:r>
+          </w:p>
+        </w:tc>
+      </w:tr>
+      <w:tr>
+        <w:tc>
+          <w:tcPr>
+            <w:tcW w:type="dxa" w:w="1457"/>
+          </w:tcPr>
+          <w:p>
+            <w:pPr>
+              <w:spacing w:line="400" w:lineRule="exact" w:before="0" w:after="0"/>
+              <w:ind w:firstLine="0"/>
+              <w:jc w:val="center"/>
+            </w:pPr>
+            <w:r/>
+            <w:r>
+              <w:rPr>
+                <w:rFonts w:ascii="Times New Roman" w:hAnsi="Times New Roman" w:eastAsia="宋体"/>
+                <w:b w:val="0"/>
+                <w:sz w:val="21"/>
+              </w:rPr>
+              <w:t>id</w:t>
+            </w:r>
+          </w:p>
+        </w:tc>
+        <w:tc>
+          <w:tcPr>
+            <w:tcW w:type="dxa" w:w="1894"/>
+          </w:tcPr>
+          <w:p>
+            <w:pPr>
+              <w:spacing w:line="400" w:lineRule="exact" w:before="0" w:after="0"/>
+              <w:ind w:firstLine="0"/>
+              <w:jc w:val="left"/>
+            </w:pPr>
+            <w:r/>
+            <w:r>
+              <w:rPr>
+                <w:rFonts w:ascii="Times New Roman" w:hAnsi="Times New Roman" w:eastAsia="宋体"/>
+                <w:b w:val="0"/>
+                <w:sz w:val="21"/>
+              </w:rPr>
+              <w:t>BIGINT</w:t>
+            </w:r>
+          </w:p>
+        </w:tc>
+        <w:tc>
+          <w:tcPr>
+            <w:tcW w:type="dxa" w:w="2769"/>
+          </w:tcPr>
+          <w:p>
+            <w:pPr>
+              <w:spacing w:line="400" w:lineRule="exact" w:before="0" w:after="0"/>
+              <w:ind w:firstLine="0"/>
+              <w:jc w:val="left"/>
+            </w:pPr>
+            <w:r/>
+            <w:r>
+              <w:rPr>
+                <w:rFonts w:ascii="Times New Roman" w:hAnsi="Times New Roman" w:eastAsia="宋体"/>
+                <w:b w:val="0"/>
+                <w:sz w:val="21"/>
+              </w:rPr>
+              <w:t>主键，自增</w:t>
+            </w:r>
+          </w:p>
+        </w:tc>
+        <w:tc>
+          <w:tcPr>
+            <w:tcW w:type="dxa" w:w="2186"/>
+          </w:tcPr>
+          <w:p>
+            <w:pPr>
+              <w:spacing w:line="400" w:lineRule="exact" w:before="0" w:after="0"/>
+              <w:ind w:firstLine="0"/>
+              <w:jc w:val="left"/>
+            </w:pPr>
+            <w:r/>
+            <w:r>
+              <w:rPr>
+                <w:rFonts w:ascii="Times New Roman" w:hAnsi="Times New Roman" w:eastAsia="宋体"/>
+                <w:b w:val="0"/>
+                <w:sz w:val="21"/>
+              </w:rPr>
+              <w:t>题目编号</w:t>
+            </w:r>
+          </w:p>
+        </w:tc>
+      </w:tr>
+      <w:tr>
+        <w:tc>
+          <w:tcPr>
+            <w:tcW w:type="dxa" w:w="1457"/>
+          </w:tcPr>
+          <w:p>
+            <w:pPr>
+              <w:spacing w:line="400" w:lineRule="exact" w:before="0" w:after="0"/>
+              <w:ind w:firstLine="0"/>
+              <w:jc w:val="center"/>
+            </w:pPr>
+            <w:r/>
+            <w:r>
+              <w:rPr>
+                <w:rFonts w:ascii="Times New Roman" w:hAnsi="Times New Roman" w:eastAsia="宋体"/>
+                <w:b w:val="0"/>
+                <w:sz w:val="21"/>
+              </w:rPr>
+              <w:t>batch_id</w:t>
+            </w:r>
+          </w:p>
+        </w:tc>
+        <w:tc>
+          <w:tcPr>
+            <w:tcW w:type="dxa" w:w="1894"/>
+          </w:tcPr>
+          <w:p>
+            <w:pPr>
+              <w:spacing w:line="400" w:lineRule="exact" w:before="0" w:after="0"/>
+              <w:ind w:firstLine="0"/>
+              <w:jc w:val="left"/>
+            </w:pPr>
+            <w:r/>
+            <w:r>
+              <w:rPr>
+                <w:rFonts w:ascii="Times New Roman" w:hAnsi="Times New Roman" w:eastAsia="宋体"/>
+                <w:b w:val="0"/>
+                <w:sz w:val="21"/>
+              </w:rPr>
+              <w:t>BIGINT</w:t>
+            </w:r>
+          </w:p>
+        </w:tc>
+        <w:tc>
+          <w:tcPr>
+            <w:tcW w:type="dxa" w:w="2769"/>
+          </w:tcPr>
+          <w:p>
+            <w:pPr>
+              <w:spacing w:line="400" w:lineRule="exact" w:before="0" w:after="0"/>
+              <w:ind w:firstLine="0"/>
+              <w:jc w:val="left"/>
+            </w:pPr>
+            <w:r/>
+            <w:r>
+              <w:rPr>
+                <w:rFonts w:ascii="Times New Roman" w:hAnsi="Times New Roman" w:eastAsia="宋体"/>
+                <w:b w:val="0"/>
+                <w:sz w:val="21"/>
+              </w:rPr>
+              <w:t>NOT NULL，外键 → quiz_batches.id，索引</w:t>
+            </w:r>
+          </w:p>
+        </w:tc>
+        <w:tc>
+          <w:tcPr>
+            <w:tcW w:type="dxa" w:w="2186"/>
+          </w:tcPr>
+          <w:p>
+            <w:pPr>
+              <w:spacing w:line="400" w:lineRule="exact" w:before="0" w:after="0"/>
+              <w:ind w:firstLine="0"/>
+              <w:jc w:val="left"/>
+            </w:pPr>
+            <w:r/>
+            <w:r>
+              <w:rPr>
+                <w:rFonts w:ascii="Times New Roman" w:hAnsi="Times New Roman" w:eastAsia="宋体"/>
+                <w:b w:val="0"/>
+                <w:sz w:val="21"/>
+              </w:rPr>
+              <w:t>所属批次</w:t>
+            </w:r>
+          </w:p>
+        </w:tc>
+      </w:tr>
+      <w:tr>
+        <w:tc>
+          <w:tcPr>
+            <w:tcW w:type="dxa" w:w="1457"/>
+          </w:tcPr>
+          <w:p>
+            <w:pPr>
+              <w:spacing w:line="400" w:lineRule="exact" w:before="0" w:after="0"/>
+              <w:ind w:firstLine="0"/>
+              <w:jc w:val="center"/>
+            </w:pPr>
+            <w:r/>
+            <w:r>
+              <w:rPr>
+                <w:rFonts w:ascii="Times New Roman" w:hAnsi="Times New Roman" w:eastAsia="宋体"/>
+                <w:b w:val="0"/>
+                <w:sz w:val="21"/>
+              </w:rPr>
+              <w:t>course_id</w:t>
+            </w:r>
+          </w:p>
+        </w:tc>
+        <w:tc>
+          <w:tcPr>
+            <w:tcW w:type="dxa" w:w="1894"/>
+          </w:tcPr>
+          <w:p>
+            <w:pPr>
+              <w:spacing w:line="400" w:lineRule="exact" w:before="0" w:after="0"/>
+              <w:ind w:firstLine="0"/>
+              <w:jc w:val="left"/>
+            </w:pPr>
+            <w:r/>
+            <w:r>
+              <w:rPr>
+                <w:rFonts w:ascii="Times New Roman" w:hAnsi="Times New Roman" w:eastAsia="宋体"/>
+                <w:b w:val="0"/>
+                <w:sz w:val="21"/>
+              </w:rPr>
+              <w:t>BIGINT</w:t>
+            </w:r>
+          </w:p>
+        </w:tc>
+        <w:tc>
+          <w:tcPr>
+            <w:tcW w:type="dxa" w:w="2769"/>
+          </w:tcPr>
+          <w:p>
+            <w:pPr>
+              <w:spacing w:line="400" w:lineRule="exact" w:before="0" w:after="0"/>
+              <w:ind w:firstLine="0"/>
+              <w:jc w:val="left"/>
+            </w:pPr>
+            <w:r/>
+            <w:r>
+              <w:rPr>
+                <w:rFonts w:ascii="Times New Roman" w:hAnsi="Times New Roman" w:eastAsia="宋体"/>
+                <w:b w:val="0"/>
+                <w:sz w:val="21"/>
+              </w:rPr>
+              <w:t>NOT NULL，外键 → courses.id，索引</w:t>
+            </w:r>
+          </w:p>
+        </w:tc>
+        <w:tc>
+          <w:tcPr>
+            <w:tcW w:type="dxa" w:w="2186"/>
+          </w:tcPr>
+          <w:p>
+            <w:pPr>
+              <w:spacing w:line="400" w:lineRule="exact" w:before="0" w:after="0"/>
+              <w:ind w:firstLine="0"/>
+              <w:jc w:val="left"/>
+            </w:pPr>
+            <w:r/>
+            <w:r>
+              <w:rPr>
+                <w:rFonts w:ascii="Times New Roman" w:hAnsi="Times New Roman" w:eastAsia="宋体"/>
+                <w:b w:val="0"/>
+                <w:sz w:val="21"/>
+              </w:rPr>
+              <w:t>所属课程（冗余外键，便于按课程查询）</w:t>
+            </w:r>
+          </w:p>
+        </w:tc>
+      </w:tr>
+      <w:tr>
+        <w:tc>
+          <w:tcPr>
+            <w:tcW w:type="dxa" w:w="1457"/>
+          </w:tcPr>
+          <w:p>
+            <w:pPr>
+              <w:spacing w:line="400" w:lineRule="exact" w:before="0" w:after="0"/>
+              <w:ind w:firstLine="0"/>
+              <w:jc w:val="center"/>
+            </w:pPr>
+            <w:r/>
+            <w:r>
+              <w:rPr>
+                <w:rFonts w:ascii="Times New Roman" w:hAnsi="Times New Roman" w:eastAsia="宋体"/>
+                <w:b w:val="0"/>
+                <w:sz w:val="21"/>
+              </w:rPr>
+              <w:t>type</w:t>
+            </w:r>
+          </w:p>
+        </w:tc>
+        <w:tc>
+          <w:tcPr>
+            <w:tcW w:type="dxa" w:w="1894"/>
+          </w:tcPr>
+          <w:p>
+            <w:pPr>
+              <w:spacing w:line="400" w:lineRule="exact" w:before="0" w:after="0"/>
+              <w:ind w:firstLine="0"/>
+              <w:jc w:val="left"/>
+            </w:pPr>
+            <w:r/>
+            <w:r>
+              <w:rPr>
+                <w:rFonts w:ascii="Times New Roman" w:hAnsi="Times New Roman" w:eastAsia="宋体"/>
+                <w:b w:val="0"/>
+                <w:sz w:val="21"/>
+              </w:rPr>
+              <w:t>VARCHAR(32)</w:t>
+            </w:r>
+          </w:p>
+        </w:tc>
+        <w:tc>
+          <w:tcPr>
+            <w:tcW w:type="dxa" w:w="2769"/>
+          </w:tcPr>
+          <w:p>
+            <w:pPr>
+              <w:spacing w:line="400" w:lineRule="exact" w:before="0" w:after="0"/>
+              <w:ind w:firstLine="0"/>
+              <w:jc w:val="left"/>
+            </w:pPr>
+            <w:r/>
+            <w:r>
+              <w:rPr>
+                <w:rFonts w:ascii="Times New Roman" w:hAnsi="Times New Roman" w:eastAsia="宋体"/>
+                <w:b w:val="0"/>
+                <w:sz w:val="21"/>
+              </w:rPr>
+              <w:t>NOT NULL</w:t>
+            </w:r>
+          </w:p>
+        </w:tc>
+        <w:tc>
+          <w:tcPr>
+            <w:tcW w:type="dxa" w:w="2186"/>
+          </w:tcPr>
+          <w:p>
+            <w:pPr>
+              <w:spacing w:line="400" w:lineRule="exact" w:before="0" w:after="0"/>
+              <w:ind w:firstLine="0"/>
+              <w:jc w:val="left"/>
+            </w:pPr>
+            <w:r/>
+            <w:r>
+              <w:rPr>
+                <w:rFonts w:ascii="Times New Roman" w:hAnsi="Times New Roman" w:eastAsia="宋体"/>
+                <w:b w:val="0"/>
+                <w:sz w:val="21"/>
+              </w:rPr>
+              <w:t>single / multiple / judge / short</w:t>
+            </w:r>
+          </w:p>
+        </w:tc>
+      </w:tr>
+      <w:tr>
+        <w:tc>
+          <w:tcPr>
+            <w:tcW w:type="dxa" w:w="1457"/>
+          </w:tcPr>
+          <w:p>
+            <w:pPr>
+              <w:spacing w:line="400" w:lineRule="exact" w:before="0" w:after="0"/>
+              <w:ind w:firstLine="0"/>
+              <w:jc w:val="center"/>
+            </w:pPr>
+            <w:r/>
+            <w:r>
+              <w:rPr>
+                <w:rFonts w:ascii="Times New Roman" w:hAnsi="Times New Roman" w:eastAsia="宋体"/>
+                <w:b w:val="0"/>
+                <w:sz w:val="21"/>
+              </w:rPr>
+              <w:t>question</w:t>
+            </w:r>
+          </w:p>
+        </w:tc>
+        <w:tc>
+          <w:tcPr>
+            <w:tcW w:type="dxa" w:w="1894"/>
+          </w:tcPr>
+          <w:p>
+            <w:pPr>
+              <w:spacing w:line="400" w:lineRule="exact" w:before="0" w:after="0"/>
+              <w:ind w:firstLine="0"/>
+              <w:jc w:val="left"/>
+            </w:pPr>
+            <w:r/>
+            <w:r>
+              <w:rPr>
+                <w:rFonts w:ascii="Times New Roman" w:hAnsi="Times New Roman" w:eastAsia="宋体"/>
+                <w:b w:val="0"/>
+                <w:sz w:val="21"/>
+              </w:rPr>
+              <w:t>TEXT</w:t>
+            </w:r>
+          </w:p>
+        </w:tc>
+        <w:tc>
+          <w:tcPr>
+            <w:tcW w:type="dxa" w:w="2769"/>
+          </w:tcPr>
+          <w:p>
+            <w:pPr>
+              <w:spacing w:line="400" w:lineRule="exact" w:before="0" w:after="0"/>
+              <w:ind w:firstLine="0"/>
+              <w:jc w:val="left"/>
+            </w:pPr>
+            <w:r/>
+            <w:r>
+              <w:rPr>
+                <w:rFonts w:ascii="Times New Roman" w:hAnsi="Times New Roman" w:eastAsia="宋体"/>
+                <w:b w:val="0"/>
+                <w:sz w:val="21"/>
+              </w:rPr>
+              <w:t>NOT NULL</w:t>
+            </w:r>
+          </w:p>
+        </w:tc>
+        <w:tc>
+          <w:tcPr>
+            <w:tcW w:type="dxa" w:w="2186"/>
+          </w:tcPr>
+          <w:p>
+            <w:pPr>
+              <w:spacing w:line="400" w:lineRule="exact" w:before="0" w:after="0"/>
+              <w:ind w:firstLine="0"/>
+              <w:jc w:val="left"/>
+            </w:pPr>
+            <w:r/>
+            <w:r>
+              <w:rPr>
+                <w:rFonts w:ascii="Times New Roman" w:hAnsi="Times New Roman" w:eastAsia="宋体"/>
+                <w:b w:val="0"/>
+                <w:sz w:val="21"/>
+              </w:rPr>
+              <w:t>题干</w:t>
+            </w:r>
+          </w:p>
+        </w:tc>
+      </w:tr>
+      <w:tr>
+        <w:tc>
+          <w:tcPr>
+            <w:tcW w:type="dxa" w:w="1457"/>
+          </w:tcPr>
+          <w:p>
+            <w:pPr>
+              <w:spacing w:line="400" w:lineRule="exact" w:before="0" w:after="0"/>
+              <w:ind w:firstLine="0"/>
+              <w:jc w:val="center"/>
+            </w:pPr>
+            <w:r/>
+            <w:r>
+              <w:rPr>
+                <w:rFonts w:ascii="Times New Roman" w:hAnsi="Times New Roman" w:eastAsia="宋体"/>
+                <w:b w:val="0"/>
+                <w:sz w:val="21"/>
+              </w:rPr>
+              <w:t>options</w:t>
+            </w:r>
+          </w:p>
+        </w:tc>
+        <w:tc>
+          <w:tcPr>
+            <w:tcW w:type="dxa" w:w="1894"/>
+          </w:tcPr>
+          <w:p>
+            <w:pPr>
+              <w:spacing w:line="400" w:lineRule="exact" w:before="0" w:after="0"/>
+              <w:ind w:firstLine="0"/>
+              <w:jc w:val="left"/>
+            </w:pPr>
+            <w:r/>
+            <w:r>
+              <w:rPr>
+                <w:rFonts w:ascii="Times New Roman" w:hAnsi="Times New Roman" w:eastAsia="宋体"/>
+                <w:b w:val="0"/>
+                <w:sz w:val="21"/>
+              </w:rPr>
+              <w:t>JSON</w:t>
+            </w:r>
+          </w:p>
+        </w:tc>
+        <w:tc>
+          <w:tcPr>
+            <w:tcW w:type="dxa" w:w="2769"/>
+          </w:tcPr>
+          <w:p>
+            <w:pPr>
+              <w:spacing w:line="400" w:lineRule="exact" w:before="0" w:after="0"/>
+              <w:ind w:firstLine="0"/>
+              <w:jc w:val="left"/>
+            </w:pPr>
+            <w:r/>
+            <w:r>
+              <w:rPr>
+                <w:rFonts w:ascii="Times New Roman" w:hAnsi="Times New Roman" w:eastAsia="宋体"/>
+                <w:b w:val="0"/>
+                <w:sz w:val="21"/>
+              </w:rPr>
+              <w:t>可空</w:t>
+            </w:r>
+          </w:p>
+        </w:tc>
+        <w:tc>
+          <w:tcPr>
+            <w:tcW w:type="dxa" w:w="2186"/>
+          </w:tcPr>
+          <w:p>
+            <w:pPr>
+              <w:spacing w:line="400" w:lineRule="exact" w:before="0" w:after="0"/>
+              <w:ind w:firstLine="0"/>
+              <w:jc w:val="left"/>
+            </w:pPr>
+            <w:r/>
+            <w:r>
+              <w:rPr>
+                <w:rFonts w:ascii="Times New Roman" w:hAnsi="Times New Roman" w:eastAsia="宋体"/>
+                <w:b w:val="0"/>
+                <w:sz w:val="21"/>
+              </w:rPr>
+              <w:t>选项数组</w:t>
+            </w:r>
+          </w:p>
+        </w:tc>
+      </w:tr>
+      <w:tr>
+        <w:tc>
+          <w:tcPr>
+            <w:tcW w:type="dxa" w:w="1457"/>
+          </w:tcPr>
+          <w:p>
+            <w:pPr>
+              <w:spacing w:line="400" w:lineRule="exact" w:before="0" w:after="0"/>
+              <w:ind w:firstLine="0"/>
+              <w:jc w:val="center"/>
+            </w:pPr>
+            <w:r/>
+            <w:r>
+              <w:rPr>
+                <w:rFonts w:ascii="Times New Roman" w:hAnsi="Times New Roman" w:eastAsia="宋体"/>
+                <w:b w:val="0"/>
+                <w:sz w:val="21"/>
+              </w:rPr>
+              <w:t>answer</w:t>
+            </w:r>
+          </w:p>
+        </w:tc>
+        <w:tc>
+          <w:tcPr>
+            <w:tcW w:type="dxa" w:w="1894"/>
+          </w:tcPr>
+          <w:p>
+            <w:pPr>
+              <w:spacing w:line="400" w:lineRule="exact" w:before="0" w:after="0"/>
+              <w:ind w:firstLine="0"/>
+              <w:jc w:val="left"/>
+            </w:pPr>
+            <w:r/>
+            <w:r>
+              <w:rPr>
+                <w:rFonts w:ascii="Times New Roman" w:hAnsi="Times New Roman" w:eastAsia="宋体"/>
+                <w:b w:val="0"/>
+                <w:sz w:val="21"/>
+              </w:rPr>
+              <w:t>VARCHAR(255)</w:t>
+            </w:r>
+          </w:p>
+        </w:tc>
+        <w:tc>
+          <w:tcPr>
+            <w:tcW w:type="dxa" w:w="2769"/>
+          </w:tcPr>
+          <w:p>
+            <w:pPr>
+              <w:spacing w:line="400" w:lineRule="exact" w:before="0" w:after="0"/>
+              <w:ind w:firstLine="0"/>
+              <w:jc w:val="left"/>
+            </w:pPr>
+            <w:r/>
+            <w:r>
+              <w:rPr>
+                <w:rFonts w:ascii="Times New Roman" w:hAnsi="Times New Roman" w:eastAsia="宋体"/>
+                <w:b w:val="0"/>
+                <w:sz w:val="21"/>
+              </w:rPr>
+              <w:t>可空</w:t>
+            </w:r>
+          </w:p>
+        </w:tc>
+        <w:tc>
+          <w:tcPr>
+            <w:tcW w:type="dxa" w:w="2186"/>
+          </w:tcPr>
+          <w:p>
+            <w:pPr>
+              <w:spacing w:line="400" w:lineRule="exact" w:before="0" w:after="0"/>
+              <w:ind w:firstLine="0"/>
+              <w:jc w:val="left"/>
+            </w:pPr>
+            <w:r/>
+            <w:r>
+              <w:rPr>
+                <w:rFonts w:ascii="Times New Roman" w:hAnsi="Times New Roman" w:eastAsia="宋体"/>
+                <w:b w:val="0"/>
+                <w:sz w:val="21"/>
+              </w:rPr>
+              <w:t>正确答案</w:t>
+            </w:r>
+          </w:p>
+        </w:tc>
+      </w:tr>
+      <w:tr>
+        <w:tc>
+          <w:tcPr>
+            <w:tcW w:type="dxa" w:w="1457"/>
+          </w:tcPr>
+          <w:p>
+            <w:pPr>
+              <w:spacing w:line="400" w:lineRule="exact" w:before="0" w:after="0"/>
+              <w:ind w:firstLine="0"/>
+              <w:jc w:val="center"/>
+            </w:pPr>
+            <w:r/>
+            <w:r>
+              <w:rPr>
+                <w:rFonts w:ascii="Times New Roman" w:hAnsi="Times New Roman" w:eastAsia="宋体"/>
+                <w:b w:val="0"/>
+                <w:sz w:val="21"/>
+              </w:rPr>
+              <w:t>explanation</w:t>
+            </w:r>
+          </w:p>
+        </w:tc>
+        <w:tc>
+          <w:tcPr>
+            <w:tcW w:type="dxa" w:w="1894"/>
+          </w:tcPr>
+          <w:p>
+            <w:pPr>
+              <w:spacing w:line="400" w:lineRule="exact" w:before="0" w:after="0"/>
+              <w:ind w:firstLine="0"/>
+              <w:jc w:val="left"/>
+            </w:pPr>
+            <w:r/>
+            <w:r>
+              <w:rPr>
+                <w:rFonts w:ascii="Times New Roman" w:hAnsi="Times New Roman" w:eastAsia="宋体"/>
+                <w:b w:val="0"/>
+                <w:sz w:val="21"/>
+              </w:rPr>
+              <w:t>TEXT</w:t>
+            </w:r>
+          </w:p>
+        </w:tc>
+        <w:tc>
+          <w:tcPr>
+            <w:tcW w:type="dxa" w:w="2769"/>
+          </w:tcPr>
+          <w:p>
+            <w:pPr>
+              <w:spacing w:line="400" w:lineRule="exact" w:before="0" w:after="0"/>
+              <w:ind w:firstLine="0"/>
+              <w:jc w:val="left"/>
+            </w:pPr>
+            <w:r/>
+            <w:r>
+              <w:rPr>
+                <w:rFonts w:ascii="Times New Roman" w:hAnsi="Times New Roman" w:eastAsia="宋体"/>
+                <w:b w:val="0"/>
+                <w:sz w:val="21"/>
+              </w:rPr>
+              <w:t>可空</w:t>
+            </w:r>
+          </w:p>
+        </w:tc>
+        <w:tc>
+          <w:tcPr>
+            <w:tcW w:type="dxa" w:w="2186"/>
+          </w:tcPr>
+          <w:p>
+            <w:pPr>
+              <w:spacing w:line="400" w:lineRule="exact" w:before="0" w:after="0"/>
+              <w:ind w:firstLine="0"/>
+              <w:jc w:val="left"/>
+            </w:pPr>
+            <w:r/>
+            <w:r>
+              <w:rPr>
+                <w:rFonts w:ascii="Times New Roman" w:hAnsi="Times New Roman" w:eastAsia="宋体"/>
+                <w:b w:val="0"/>
+                <w:sz w:val="21"/>
+              </w:rPr>
+              <w:t>解析</w:t>
+            </w:r>
+          </w:p>
+        </w:tc>
+      </w:tr>
+      <w:tr>
+        <w:tc>
+          <w:tcPr>
+            <w:tcW w:type="dxa" w:w="1457"/>
+          </w:tcPr>
+          <w:p>
+            <w:pPr>
+              <w:spacing w:line="400" w:lineRule="exact" w:before="0" w:after="0"/>
+              <w:ind w:firstLine="0"/>
+              <w:jc w:val="center"/>
+            </w:pPr>
+            <w:r/>
+            <w:r>
+              <w:rPr>
+                <w:rFonts w:ascii="Times New Roman" w:hAnsi="Times New Roman" w:eastAsia="宋体"/>
+                <w:b w:val="0"/>
+                <w:sz w:val="21"/>
+              </w:rPr>
+              <w:t>created_at</w:t>
+            </w:r>
+          </w:p>
+        </w:tc>
+        <w:tc>
+          <w:tcPr>
+            <w:tcW w:type="dxa" w:w="1894"/>
+          </w:tcPr>
+          <w:p>
+            <w:pPr>
+              <w:spacing w:line="400" w:lineRule="exact" w:before="0" w:after="0"/>
+              <w:ind w:firstLine="0"/>
+              <w:jc w:val="left"/>
+            </w:pPr>
+            <w:r/>
+            <w:r>
+              <w:rPr>
+                <w:rFonts w:ascii="Times New Roman" w:hAnsi="Times New Roman" w:eastAsia="宋体"/>
+                <w:b w:val="0"/>
+                <w:sz w:val="21"/>
+              </w:rPr>
+              <w:t>DATETIME</w:t>
+            </w:r>
+          </w:p>
+        </w:tc>
+        <w:tc>
+          <w:tcPr>
+            <w:tcW w:type="dxa" w:w="2769"/>
+          </w:tcPr>
+          <w:p>
+            <w:pPr>
+              <w:spacing w:line="400" w:lineRule="exact" w:before="0" w:after="0"/>
+              <w:ind w:firstLine="0"/>
+              <w:jc w:val="left"/>
+            </w:pPr>
+            <w:r/>
+            <w:r>
+              <w:rPr>
+                <w:rFonts w:ascii="Times New Roman" w:hAnsi="Times New Roman" w:eastAsia="宋体"/>
+                <w:b w:val="0"/>
+                <w:sz w:val="21"/>
+              </w:rPr>
+              <w:t>默认 CURRENT_TIMESTAMP</w:t>
+            </w:r>
+          </w:p>
+        </w:tc>
+        <w:tc>
+          <w:tcPr>
+            <w:tcW w:type="dxa" w:w="2186"/>
+          </w:tcPr>
+          <w:p>
+            <w:pPr>
+              <w:spacing w:line="400" w:lineRule="exact" w:before="0" w:after="0"/>
+              <w:ind w:firstLine="0"/>
+              <w:jc w:val="left"/>
+            </w:pPr>
+            <w:r/>
+            <w:r>
+              <w:rPr>
+                <w:rFonts w:ascii="Times New Roman" w:hAnsi="Times New Roman" w:eastAsia="宋体"/>
+                <w:b w:val="0"/>
+                <w:sz w:val="21"/>
+              </w:rPr>
+              <w:t>创建时间</w:t>
+            </w:r>
+          </w:p>
+        </w:tc>
+      </w:tr>
+    </w:tbl>
+    <w:p>
+      <w:pPr>
+        <w:spacing w:line="400" w:lineRule="exact" w:before="0" w:after="0"/>
+        <w:ind w:firstLine="0"/>
+        <w:jc w:val="center"/>
+      </w:pPr>
+      <w:r>
+        <w:rPr>
+          <w:rFonts w:ascii="Times New Roman" w:hAnsi="Times New Roman" w:eastAsia="宋体"/>
+          <w:b w:val="0"/>
+          <w:sz w:val="21"/>
+        </w:rPr>
+        <w:t>表 9  mistakes（错题表）</w:t>
+      </w:r>
+    </w:p>
+    <w:tbl>
+      <w:tblPr>
+        <w:tblStyle w:val="5"/>
+        <w:tblW w:type="auto" w:w="0"/>
+        <w:tblLayout w:type="fixed"/>
+        <w:tblLook w:firstColumn="1" w:firstRow="1" w:lastColumn="0" w:lastRow="0" w:noHBand="0" w:noVBand="1" w:val="04A0"/>
+      </w:tblPr>
+      <w:tblGrid>
+        <w:gridCol w:w="2076"/>
+        <w:gridCol w:w="2076"/>
+        <w:gridCol w:w="2076"/>
+        <w:gridCol w:w="2076"/>
+      </w:tblGrid>
+      <w:tr>
+        <w:tc>
+          <w:tcPr>
+            <w:tcW w:type="dxa" w:w="1457"/>
+          </w:tcPr>
+          <w:p>
+            <w:pPr>
+              <w:spacing w:line="400" w:lineRule="exact" w:before="0" w:after="0"/>
+              <w:ind w:firstLine="0"/>
+              <w:jc w:val="center"/>
+            </w:pPr>
+            <w:r/>
+            <w:r>
+              <w:rPr>
+                <w:rFonts w:ascii="Times New Roman" w:hAnsi="Times New Roman" w:eastAsia="宋体"/>
+                <w:b/>
+                <w:sz w:val="21"/>
+              </w:rPr>
+              <w:t>字段</w:t>
+            </w:r>
+          </w:p>
+        </w:tc>
+        <w:tc>
+          <w:tcPr>
+            <w:tcW w:type="dxa" w:w="1894"/>
+          </w:tcPr>
+          <w:p>
+            <w:pPr>
+              <w:spacing w:line="400" w:lineRule="exact" w:before="0" w:after="0"/>
+              <w:ind w:firstLine="0"/>
+              <w:jc w:val="center"/>
+            </w:pPr>
+            <w:r/>
+            <w:r>
+              <w:rPr>
+                <w:rFonts w:ascii="Times New Roman" w:hAnsi="Times New Roman" w:eastAsia="宋体"/>
+                <w:b/>
+                <w:sz w:val="21"/>
+              </w:rPr>
+              <w:t>类型</w:t>
+            </w:r>
+          </w:p>
+        </w:tc>
+        <w:tc>
+          <w:tcPr>
+            <w:tcW w:type="dxa" w:w="2769"/>
+          </w:tcPr>
+          <w:p>
+            <w:pPr>
+              <w:spacing w:line="400" w:lineRule="exact" w:before="0" w:after="0"/>
+              <w:ind w:firstLine="0"/>
+              <w:jc w:val="center"/>
+            </w:pPr>
+            <w:r/>
+            <w:r>
+              <w:rPr>
+                <w:rFonts w:ascii="Times New Roman" w:hAnsi="Times New Roman" w:eastAsia="宋体"/>
+                <w:b/>
+                <w:sz w:val="21"/>
+              </w:rPr>
+              <w:t>约束</w:t>
+            </w:r>
+          </w:p>
+        </w:tc>
+        <w:tc>
+          <w:tcPr>
+            <w:tcW w:type="dxa" w:w="2186"/>
+          </w:tcPr>
+          <w:p>
+            <w:pPr>
+              <w:spacing w:line="400" w:lineRule="exact" w:before="0" w:after="0"/>
+              <w:ind w:firstLine="0"/>
+              <w:jc w:val="center"/>
+            </w:pPr>
+            <w:r/>
+            <w:r>
+              <w:rPr>
+                <w:rFonts w:ascii="Times New Roman" w:hAnsi="Times New Roman" w:eastAsia="宋体"/>
+                <w:b/>
+                <w:sz w:val="21"/>
+              </w:rPr>
+              <w:t>说明</w:t>
+            </w:r>
+          </w:p>
+        </w:tc>
+      </w:tr>
+      <w:tr>
+        <w:tc>
+          <w:tcPr>
+            <w:tcW w:type="dxa" w:w="1457"/>
+          </w:tcPr>
+          <w:p>
+            <w:pPr>
+              <w:spacing w:line="400" w:lineRule="exact" w:before="0" w:after="0"/>
+              <w:ind w:firstLine="0"/>
+              <w:jc w:val="center"/>
+            </w:pPr>
+            <w:r/>
+            <w:r>
+              <w:rPr>
+                <w:rFonts w:ascii="Times New Roman" w:hAnsi="Times New Roman" w:eastAsia="宋体"/>
+                <w:b w:val="0"/>
+                <w:sz w:val="21"/>
+              </w:rPr>
+              <w:t>id</w:t>
+            </w:r>
+          </w:p>
+        </w:tc>
+        <w:tc>
+          <w:tcPr>
+            <w:tcW w:type="dxa" w:w="1894"/>
+          </w:tcPr>
+          <w:p>
+            <w:pPr>
+              <w:spacing w:line="400" w:lineRule="exact" w:before="0" w:after="0"/>
+              <w:ind w:firstLine="0"/>
+              <w:jc w:val="left"/>
+            </w:pPr>
+            <w:r/>
+            <w:r>
+              <w:rPr>
+                <w:rFonts w:ascii="Times New Roman" w:hAnsi="Times New Roman" w:eastAsia="宋体"/>
+                <w:b w:val="0"/>
+                <w:sz w:val="21"/>
+              </w:rPr>
+              <w:t>BIGINT</w:t>
+            </w:r>
+          </w:p>
+        </w:tc>
+        <w:tc>
+          <w:tcPr>
+            <w:tcW w:type="dxa" w:w="2769"/>
+          </w:tcPr>
+          <w:p>
+            <w:pPr>
+              <w:spacing w:line="400" w:lineRule="exact" w:before="0" w:after="0"/>
+              <w:ind w:firstLine="0"/>
+              <w:jc w:val="left"/>
+            </w:pPr>
+            <w:r/>
+            <w:r>
+              <w:rPr>
+                <w:rFonts w:ascii="Times New Roman" w:hAnsi="Times New Roman" w:eastAsia="宋体"/>
+                <w:b w:val="0"/>
+                <w:sz w:val="21"/>
+              </w:rPr>
+              <w:t>主键，自增</w:t>
+            </w:r>
+          </w:p>
+        </w:tc>
+        <w:tc>
+          <w:tcPr>
+            <w:tcW w:type="dxa" w:w="2186"/>
+          </w:tcPr>
+          <w:p>
+            <w:pPr>
+              <w:spacing w:line="400" w:lineRule="exact" w:before="0" w:after="0"/>
+              <w:ind w:firstLine="0"/>
+              <w:jc w:val="left"/>
+            </w:pPr>
+            <w:r/>
+            <w:r>
+              <w:rPr>
+                <w:rFonts w:ascii="Times New Roman" w:hAnsi="Times New Roman" w:eastAsia="宋体"/>
+                <w:b w:val="0"/>
+                <w:sz w:val="21"/>
+              </w:rPr>
+              <w:t>错题编号</w:t>
+            </w:r>
+          </w:p>
+        </w:tc>
+      </w:tr>
+      <w:tr>
+        <w:tc>
+          <w:tcPr>
+            <w:tcW w:type="dxa" w:w="1457"/>
+          </w:tcPr>
+          <w:p>
+            <w:pPr>
+              <w:spacing w:line="400" w:lineRule="exact" w:before="0" w:after="0"/>
+              <w:ind w:firstLine="0"/>
+              <w:jc w:val="center"/>
+            </w:pPr>
+            <w:r/>
+            <w:r>
+              <w:rPr>
+                <w:rFonts w:ascii="Times New Roman" w:hAnsi="Times New Roman" w:eastAsia="宋体"/>
+                <w:b w:val="0"/>
+                <w:sz w:val="21"/>
+              </w:rPr>
+              <w:t>course_id</w:t>
+            </w:r>
+          </w:p>
+        </w:tc>
+        <w:tc>
+          <w:tcPr>
+            <w:tcW w:type="dxa" w:w="1894"/>
+          </w:tcPr>
+          <w:p>
+            <w:pPr>
+              <w:spacing w:line="400" w:lineRule="exact" w:before="0" w:after="0"/>
+              <w:ind w:firstLine="0"/>
+              <w:jc w:val="left"/>
+            </w:pPr>
+            <w:r/>
+            <w:r>
+              <w:rPr>
+                <w:rFonts w:ascii="Times New Roman" w:hAnsi="Times New Roman" w:eastAsia="宋体"/>
+                <w:b w:val="0"/>
+                <w:sz w:val="21"/>
+              </w:rPr>
+              <w:t>BIGINT</w:t>
+            </w:r>
+          </w:p>
+        </w:tc>
+        <w:tc>
+          <w:tcPr>
+            <w:tcW w:type="dxa" w:w="2769"/>
+          </w:tcPr>
+          <w:p>
+            <w:pPr>
+              <w:spacing w:line="400" w:lineRule="exact" w:before="0" w:after="0"/>
+              <w:ind w:firstLine="0"/>
+              <w:jc w:val="left"/>
+            </w:pPr>
+            <w:r/>
+            <w:r>
+              <w:rPr>
+                <w:rFonts w:ascii="Times New Roman" w:hAnsi="Times New Roman" w:eastAsia="宋体"/>
+                <w:b w:val="0"/>
+                <w:sz w:val="21"/>
+              </w:rPr>
+              <w:t>NOT NULL，外键 → courses.id，索引</w:t>
+            </w:r>
+          </w:p>
+        </w:tc>
+        <w:tc>
+          <w:tcPr>
+            <w:tcW w:type="dxa" w:w="2186"/>
+          </w:tcPr>
+          <w:p>
+            <w:pPr>
+              <w:spacing w:line="400" w:lineRule="exact" w:before="0" w:after="0"/>
+              <w:ind w:firstLine="0"/>
+              <w:jc w:val="left"/>
+            </w:pPr>
+            <w:r/>
+            <w:r>
+              <w:rPr>
+                <w:rFonts w:ascii="Times New Roman" w:hAnsi="Times New Roman" w:eastAsia="宋体"/>
+                <w:b w:val="0"/>
+                <w:sz w:val="21"/>
+              </w:rPr>
+              <w:t>所属课程（冗余外键，便于按课程查询）</w:t>
+            </w:r>
+          </w:p>
+        </w:tc>
+      </w:tr>
+      <w:tr>
+        <w:tc>
+          <w:tcPr>
+            <w:tcW w:type="dxa" w:w="1457"/>
+          </w:tcPr>
+          <w:p>
+            <w:pPr>
+              <w:spacing w:line="400" w:lineRule="exact" w:before="0" w:after="0"/>
+              <w:ind w:firstLine="0"/>
+              <w:jc w:val="center"/>
+            </w:pPr>
+            <w:r/>
+            <w:r>
+              <w:rPr>
+                <w:rFonts w:ascii="Times New Roman" w:hAnsi="Times New Roman" w:eastAsia="宋体"/>
+                <w:b w:val="0"/>
+                <w:sz w:val="21"/>
+              </w:rPr>
+              <w:t>question_id</w:t>
+            </w:r>
+          </w:p>
+        </w:tc>
+        <w:tc>
+          <w:tcPr>
+            <w:tcW w:type="dxa" w:w="1894"/>
+          </w:tcPr>
+          <w:p>
+            <w:pPr>
+              <w:spacing w:line="400" w:lineRule="exact" w:before="0" w:after="0"/>
+              <w:ind w:firstLine="0"/>
+              <w:jc w:val="left"/>
+            </w:pPr>
+            <w:r/>
+            <w:r>
+              <w:rPr>
+                <w:rFonts w:ascii="Times New Roman" w:hAnsi="Times New Roman" w:eastAsia="宋体"/>
+                <w:b w:val="0"/>
+                <w:sz w:val="21"/>
+              </w:rPr>
+              <w:t>BIGINT</w:t>
+            </w:r>
+          </w:p>
+        </w:tc>
+        <w:tc>
+          <w:tcPr>
+            <w:tcW w:type="dxa" w:w="2769"/>
+          </w:tcPr>
+          <w:p>
+            <w:pPr>
+              <w:spacing w:line="400" w:lineRule="exact" w:before="0" w:after="0"/>
+              <w:ind w:firstLine="0"/>
+              <w:jc w:val="left"/>
+            </w:pPr>
+            <w:r/>
+            <w:r>
+              <w:rPr>
+                <w:rFonts w:ascii="Times New Roman" w:hAnsi="Times New Roman" w:eastAsia="宋体"/>
+                <w:b w:val="0"/>
+                <w:sz w:val="21"/>
+              </w:rPr>
+              <w:t>NOT NULL，外键 → questions.id，索引</w:t>
+            </w:r>
+          </w:p>
+        </w:tc>
+        <w:tc>
+          <w:tcPr>
+            <w:tcW w:type="dxa" w:w="2186"/>
+          </w:tcPr>
+          <w:p>
+            <w:pPr>
+              <w:spacing w:line="400" w:lineRule="exact" w:before="0" w:after="0"/>
+              <w:ind w:firstLine="0"/>
+              <w:jc w:val="left"/>
+            </w:pPr>
+            <w:r/>
+            <w:r>
+              <w:rPr>
+                <w:rFonts w:ascii="Times New Roman" w:hAnsi="Times New Roman" w:eastAsia="宋体"/>
+                <w:b w:val="0"/>
+                <w:sz w:val="21"/>
+              </w:rPr>
+              <w:t>关联题目</w:t>
+            </w:r>
+          </w:p>
+        </w:tc>
+      </w:tr>
+      <w:tr>
+        <w:tc>
+          <w:tcPr>
+            <w:tcW w:type="dxa" w:w="1457"/>
+          </w:tcPr>
+          <w:p>
+            <w:pPr>
+              <w:spacing w:line="400" w:lineRule="exact" w:before="0" w:after="0"/>
+              <w:ind w:firstLine="0"/>
+              <w:jc w:val="center"/>
+            </w:pPr>
+            <w:r/>
+            <w:r>
+              <w:rPr>
+                <w:rFonts w:ascii="Times New Roman" w:hAnsi="Times New Roman" w:eastAsia="宋体"/>
+                <w:b w:val="0"/>
+                <w:sz w:val="21"/>
+              </w:rPr>
+              <w:t>user_answer</w:t>
+            </w:r>
+          </w:p>
+        </w:tc>
+        <w:tc>
+          <w:tcPr>
+            <w:tcW w:type="dxa" w:w="1894"/>
+          </w:tcPr>
+          <w:p>
+            <w:pPr>
+              <w:spacing w:line="400" w:lineRule="exact" w:before="0" w:after="0"/>
+              <w:ind w:firstLine="0"/>
+              <w:jc w:val="left"/>
+            </w:pPr>
+            <w:r/>
+            <w:r>
+              <w:rPr>
+                <w:rFonts w:ascii="Times New Roman" w:hAnsi="Times New Roman" w:eastAsia="宋体"/>
+                <w:b w:val="0"/>
+                <w:sz w:val="21"/>
+              </w:rPr>
+              <w:t>VARCHAR(255)</w:t>
+            </w:r>
+          </w:p>
+        </w:tc>
+        <w:tc>
+          <w:tcPr>
+            <w:tcW w:type="dxa" w:w="2769"/>
+          </w:tcPr>
+          <w:p>
+            <w:pPr>
+              <w:spacing w:line="400" w:lineRule="exact" w:before="0" w:after="0"/>
+              <w:ind w:firstLine="0"/>
+              <w:jc w:val="left"/>
+            </w:pPr>
+            <w:r/>
+            <w:r>
+              <w:rPr>
+                <w:rFonts w:ascii="Times New Roman" w:hAnsi="Times New Roman" w:eastAsia="宋体"/>
+                <w:b w:val="0"/>
+                <w:sz w:val="21"/>
+              </w:rPr>
+              <w:t>NOT NULL</w:t>
+            </w:r>
+          </w:p>
+        </w:tc>
+        <w:tc>
+          <w:tcPr>
+            <w:tcW w:type="dxa" w:w="2186"/>
+          </w:tcPr>
+          <w:p>
+            <w:pPr>
+              <w:spacing w:line="400" w:lineRule="exact" w:before="0" w:after="0"/>
+              <w:ind w:firstLine="0"/>
+              <w:jc w:val="left"/>
+            </w:pPr>
+            <w:r/>
+            <w:r>
+              <w:rPr>
+                <w:rFonts w:ascii="Times New Roman" w:hAnsi="Times New Roman" w:eastAsia="宋体"/>
+                <w:b w:val="0"/>
+                <w:sz w:val="21"/>
+              </w:rPr>
+              <w:t>用户答案</w:t>
+            </w:r>
+          </w:p>
+        </w:tc>
+      </w:tr>
+      <w:tr>
+        <w:tc>
+          <w:tcPr>
+            <w:tcW w:type="dxa" w:w="1457"/>
+          </w:tcPr>
+          <w:p>
+            <w:pPr>
+              <w:spacing w:line="400" w:lineRule="exact" w:before="0" w:after="0"/>
+              <w:ind w:firstLine="0"/>
+              <w:jc w:val="center"/>
+            </w:pPr>
+            <w:r/>
+            <w:r>
+              <w:rPr>
+                <w:rFonts w:ascii="Times New Roman" w:hAnsi="Times New Roman" w:eastAsia="宋体"/>
+                <w:b w:val="0"/>
+                <w:sz w:val="21"/>
+              </w:rPr>
+              <w:t>status</w:t>
+            </w:r>
+          </w:p>
+        </w:tc>
+        <w:tc>
+          <w:tcPr>
+            <w:tcW w:type="dxa" w:w="1894"/>
+          </w:tcPr>
+          <w:p>
+            <w:pPr>
+              <w:spacing w:line="400" w:lineRule="exact" w:before="0" w:after="0"/>
+              <w:ind w:firstLine="0"/>
+              <w:jc w:val="left"/>
+            </w:pPr>
+            <w:r/>
+            <w:r>
+              <w:rPr>
+                <w:rFonts w:ascii="Times New Roman" w:hAnsi="Times New Roman" w:eastAsia="宋体"/>
+                <w:b w:val="0"/>
+                <w:sz w:val="21"/>
+              </w:rPr>
+              <w:t>VARCHAR(16)</w:t>
+            </w:r>
+          </w:p>
+        </w:tc>
+        <w:tc>
+          <w:tcPr>
+            <w:tcW w:type="dxa" w:w="2769"/>
+          </w:tcPr>
+          <w:p>
+            <w:pPr>
+              <w:spacing w:line="400" w:lineRule="exact" w:before="0" w:after="0"/>
+              <w:ind w:firstLine="0"/>
+              <w:jc w:val="left"/>
+            </w:pPr>
+            <w:r/>
+            <w:r>
+              <w:rPr>
+                <w:rFonts w:ascii="Times New Roman" w:hAnsi="Times New Roman" w:eastAsia="宋体"/>
+                <w:b w:val="0"/>
+                <w:sz w:val="21"/>
+              </w:rPr>
+              <w:t>默认 unmastered</w:t>
+            </w:r>
+          </w:p>
+        </w:tc>
+        <w:tc>
+          <w:tcPr>
+            <w:tcW w:type="dxa" w:w="2186"/>
+          </w:tcPr>
+          <w:p>
+            <w:pPr>
+              <w:spacing w:line="400" w:lineRule="exact" w:before="0" w:after="0"/>
+              <w:ind w:firstLine="0"/>
+              <w:jc w:val="left"/>
+            </w:pPr>
+            <w:r/>
+            <w:r>
+              <w:rPr>
+                <w:rFonts w:ascii="Times New Roman" w:hAnsi="Times New Roman" w:eastAsia="宋体"/>
+                <w:b w:val="0"/>
+                <w:sz w:val="21"/>
+              </w:rPr>
+              <w:t>unmastered / mastered</w:t>
+            </w:r>
+          </w:p>
+        </w:tc>
+      </w:tr>
+      <w:tr>
+        <w:tc>
+          <w:tcPr>
+            <w:tcW w:type="dxa" w:w="1457"/>
+          </w:tcPr>
+          <w:p>
+            <w:pPr>
+              <w:spacing w:line="400" w:lineRule="exact" w:before="0" w:after="0"/>
+              <w:ind w:firstLine="0"/>
+              <w:jc w:val="center"/>
+            </w:pPr>
+            <w:r/>
+            <w:r>
+              <w:rPr>
+                <w:rFonts w:ascii="Times New Roman" w:hAnsi="Times New Roman" w:eastAsia="宋体"/>
+                <w:b w:val="0"/>
+                <w:sz w:val="21"/>
+              </w:rPr>
+              <w:t>review_count</w:t>
+            </w:r>
+          </w:p>
+        </w:tc>
+        <w:tc>
+          <w:tcPr>
+            <w:tcW w:type="dxa" w:w="1894"/>
+          </w:tcPr>
+          <w:p>
+            <w:pPr>
+              <w:spacing w:line="400" w:lineRule="exact" w:before="0" w:after="0"/>
+              <w:ind w:firstLine="0"/>
+              <w:jc w:val="left"/>
+            </w:pPr>
+            <w:r/>
+            <w:r>
+              <w:rPr>
+                <w:rFonts w:ascii="Times New Roman" w:hAnsi="Times New Roman" w:eastAsia="宋体"/>
+                <w:b w:val="0"/>
+                <w:sz w:val="21"/>
+              </w:rPr>
+              <w:t>INT</w:t>
+            </w:r>
+          </w:p>
+        </w:tc>
+        <w:tc>
+          <w:tcPr>
+            <w:tcW w:type="dxa" w:w="2769"/>
+          </w:tcPr>
+          <w:p>
+            <w:pPr>
+              <w:spacing w:line="400" w:lineRule="exact" w:before="0" w:after="0"/>
+              <w:ind w:firstLine="0"/>
+              <w:jc w:val="left"/>
+            </w:pPr>
+            <w:r/>
+            <w:r>
+              <w:rPr>
+                <w:rFonts w:ascii="Times New Roman" w:hAnsi="Times New Roman" w:eastAsia="宋体"/>
+                <w:b w:val="0"/>
+                <w:sz w:val="21"/>
+              </w:rPr>
+              <w:t>默认 0</w:t>
+            </w:r>
+          </w:p>
+        </w:tc>
+        <w:tc>
+          <w:tcPr>
+            <w:tcW w:type="dxa" w:w="2186"/>
+          </w:tcPr>
+          <w:p>
+            <w:pPr>
+              <w:spacing w:line="400" w:lineRule="exact" w:before="0" w:after="0"/>
+              <w:ind w:firstLine="0"/>
+              <w:jc w:val="left"/>
+            </w:pPr>
+            <w:r/>
+            <w:r>
+              <w:rPr>
+                <w:rFonts w:ascii="Times New Roman" w:hAnsi="Times New Roman" w:eastAsia="宋体"/>
+                <w:b w:val="0"/>
+                <w:sz w:val="21"/>
+              </w:rPr>
+              <w:t>复习次数</w:t>
+            </w:r>
+          </w:p>
+        </w:tc>
+      </w:tr>
+      <w:tr>
+        <w:tc>
+          <w:tcPr>
+            <w:tcW w:type="dxa" w:w="1457"/>
+          </w:tcPr>
+          <w:p>
+            <w:pPr>
+              <w:spacing w:line="400" w:lineRule="exact" w:before="0" w:after="0"/>
+              <w:ind w:firstLine="0"/>
+              <w:jc w:val="center"/>
+            </w:pPr>
+            <w:r/>
+            <w:r>
+              <w:rPr>
+                <w:rFonts w:ascii="Times New Roman" w:hAnsi="Times New Roman" w:eastAsia="宋体"/>
+                <w:b w:val="0"/>
+                <w:sz w:val="21"/>
+              </w:rPr>
+              <w:t>created_at</w:t>
+            </w:r>
+          </w:p>
+        </w:tc>
+        <w:tc>
+          <w:tcPr>
+            <w:tcW w:type="dxa" w:w="1894"/>
+          </w:tcPr>
+          <w:p>
+            <w:pPr>
+              <w:spacing w:line="400" w:lineRule="exact" w:before="0" w:after="0"/>
+              <w:ind w:firstLine="0"/>
+              <w:jc w:val="left"/>
+            </w:pPr>
+            <w:r/>
+            <w:r>
+              <w:rPr>
+                <w:rFonts w:ascii="Times New Roman" w:hAnsi="Times New Roman" w:eastAsia="宋体"/>
+                <w:b w:val="0"/>
+                <w:sz w:val="21"/>
+              </w:rPr>
+              <w:t>DATETIME</w:t>
+            </w:r>
+          </w:p>
+        </w:tc>
+        <w:tc>
+          <w:tcPr>
+            <w:tcW w:type="dxa" w:w="2769"/>
+          </w:tcPr>
+          <w:p>
+            <w:pPr>
+              <w:spacing w:line="400" w:lineRule="exact" w:before="0" w:after="0"/>
+              <w:ind w:firstLine="0"/>
+              <w:jc w:val="left"/>
+            </w:pPr>
+            <w:r/>
+            <w:r>
+              <w:rPr>
+                <w:rFonts w:ascii="Times New Roman" w:hAnsi="Times New Roman" w:eastAsia="宋体"/>
+                <w:b w:val="0"/>
+                <w:sz w:val="21"/>
+              </w:rPr>
+              <w:t>默认 CURRENT_TIMESTAMP</w:t>
+            </w:r>
+          </w:p>
+        </w:tc>
+        <w:tc>
+          <w:tcPr>
+            <w:tcW w:type="dxa" w:w="2186"/>
+          </w:tcPr>
+          <w:p>
+            <w:pPr>
+              <w:spacing w:line="400" w:lineRule="exact" w:before="0" w:after="0"/>
+              <w:ind w:firstLine="0"/>
+              <w:jc w:val="left"/>
+            </w:pPr>
+            <w:r/>
+            <w:r>
+              <w:rPr>
+                <w:rFonts w:ascii="Times New Roman" w:hAnsi="Times New Roman" w:eastAsia="宋体"/>
+                <w:b w:val="0"/>
+                <w:sz w:val="21"/>
+              </w:rPr>
+              <w:t>加入时间</w:t>
+            </w:r>
+          </w:p>
+        </w:tc>
+      </w:tr>
+      <w:tr>
+        <w:tc>
+          <w:tcPr>
+            <w:tcW w:type="dxa" w:w="1457"/>
+          </w:tcPr>
+          <w:p>
+            <w:pPr>
+              <w:spacing w:line="400" w:lineRule="exact" w:before="0" w:after="0"/>
+              <w:ind w:firstLine="0"/>
+              <w:jc w:val="center"/>
+            </w:pPr>
+            <w:r/>
+            <w:r>
+              <w:rPr>
+                <w:rFonts w:ascii="Times New Roman" w:hAnsi="Times New Roman" w:eastAsia="宋体"/>
+                <w:b w:val="0"/>
+                <w:sz w:val="21"/>
+              </w:rPr>
+              <w:t>updated_at</w:t>
+            </w:r>
+          </w:p>
+        </w:tc>
+        <w:tc>
+          <w:tcPr>
+            <w:tcW w:type="dxa" w:w="1894"/>
+          </w:tcPr>
+          <w:p>
+            <w:pPr>
+              <w:spacing w:line="400" w:lineRule="exact" w:before="0" w:after="0"/>
+              <w:ind w:firstLine="0"/>
+              <w:jc w:val="left"/>
+            </w:pPr>
+            <w:r/>
+            <w:r>
+              <w:rPr>
+                <w:rFonts w:ascii="Times New Roman" w:hAnsi="Times New Roman" w:eastAsia="宋体"/>
+                <w:b w:val="0"/>
+                <w:sz w:val="21"/>
+              </w:rPr>
+              <w:t>DATETIME</w:t>
+            </w:r>
+          </w:p>
+        </w:tc>
+        <w:tc>
+          <w:tcPr>
+            <w:tcW w:type="dxa" w:w="2769"/>
+          </w:tcPr>
+          <w:p>
+            <w:pPr>
+              <w:spacing w:line="400" w:lineRule="exact" w:before="0" w:after="0"/>
+              <w:ind w:firstLine="0"/>
+              <w:jc w:val="left"/>
+            </w:pPr>
+            <w:r/>
+            <w:r>
+              <w:rPr>
+                <w:rFonts w:ascii="Times New Roman" w:hAnsi="Times New Roman" w:eastAsia="宋体"/>
+                <w:b w:val="0"/>
+                <w:sz w:val="21"/>
+              </w:rPr>
+              <w:t>默认 CURRENT_TIMESTAMP，更新时自动刷新</w:t>
+            </w:r>
+          </w:p>
+        </w:tc>
+        <w:tc>
+          <w:tcPr>
+            <w:tcW w:type="dxa" w:w="2186"/>
+          </w:tcPr>
+          <w:p>
+            <w:pPr>
+              <w:spacing w:line="400" w:lineRule="exact" w:before="0" w:after="0"/>
+              <w:ind w:firstLine="0"/>
+              <w:jc w:val="left"/>
+            </w:pPr>
+            <w:r/>
+            <w:r>
+              <w:rPr>
+                <w:rFonts w:ascii="Times New Roman" w:hAnsi="Times New Roman" w:eastAsia="宋体"/>
+                <w:b w:val="0"/>
+                <w:sz w:val="21"/>
+              </w:rPr>
+              <w:t>更新时间</w:t>
+            </w:r>
+          </w:p>
+        </w:tc>
+      </w:tr>
+    </w:tbl>
+    <w:p>
+      <w:pPr>
+        <w:spacing w:line="400" w:lineRule="exact" w:before="0" w:after="0"/>
+        <w:ind w:firstLine="0"/>
+        <w:jc w:val="center"/>
+      </w:pPr>
+      <w:r>
+        <w:rPr>
+          <w:rFonts w:ascii="Times New Roman" w:hAnsi="Times New Roman" w:eastAsia="宋体"/>
+          <w:b w:val="0"/>
+          <w:sz w:val="21"/>
+        </w:rPr>
+        <w:t>表 10  review_plans（复习计划表）</w:t>
+      </w:r>
+    </w:p>
+    <w:tbl>
+      <w:tblPr>
+        <w:tblStyle w:val="5"/>
+        <w:tblW w:type="auto" w:w="0"/>
+        <w:tblLayout w:type="fixed"/>
+        <w:tblLook w:firstColumn="1" w:firstRow="1" w:lastColumn="0" w:lastRow="0" w:noHBand="0" w:noVBand="1" w:val="04A0"/>
+      </w:tblPr>
+      <w:tblGrid>
+        <w:gridCol w:w="2076"/>
+        <w:gridCol w:w="2076"/>
+        <w:gridCol w:w="2076"/>
+        <w:gridCol w:w="2076"/>
+      </w:tblGrid>
+      <w:tr>
+        <w:tc>
+          <w:tcPr>
+            <w:tcW w:type="dxa" w:w="1457"/>
+          </w:tcPr>
+          <w:p>
+            <w:pPr>
+              <w:spacing w:line="400" w:lineRule="exact" w:before="0" w:after="0"/>
+              <w:ind w:firstLine="0"/>
+              <w:jc w:val="center"/>
+            </w:pPr>
+            <w:r/>
+            <w:r>
+              <w:rPr>
+                <w:rFonts w:ascii="Times New Roman" w:hAnsi="Times New Roman" w:eastAsia="宋体"/>
+                <w:b/>
+                <w:sz w:val="21"/>
+              </w:rPr>
+              <w:t>字段</w:t>
+            </w:r>
+          </w:p>
+        </w:tc>
+        <w:tc>
+          <w:tcPr>
+            <w:tcW w:type="dxa" w:w="1894"/>
+          </w:tcPr>
+          <w:p>
+            <w:pPr>
+              <w:spacing w:line="400" w:lineRule="exact" w:before="0" w:after="0"/>
+              <w:ind w:firstLine="0"/>
+              <w:jc w:val="center"/>
+            </w:pPr>
+            <w:r/>
+            <w:r>
+              <w:rPr>
+                <w:rFonts w:ascii="Times New Roman" w:hAnsi="Times New Roman" w:eastAsia="宋体"/>
+                <w:b/>
+                <w:sz w:val="21"/>
+              </w:rPr>
+              <w:t>类型</w:t>
+            </w:r>
+          </w:p>
+        </w:tc>
+        <w:tc>
+          <w:tcPr>
+            <w:tcW w:type="dxa" w:w="2769"/>
+          </w:tcPr>
+          <w:p>
+            <w:pPr>
+              <w:spacing w:line="400" w:lineRule="exact" w:before="0" w:after="0"/>
+              <w:ind w:firstLine="0"/>
+              <w:jc w:val="center"/>
+            </w:pPr>
+            <w:r/>
+            <w:r>
+              <w:rPr>
+                <w:rFonts w:ascii="Times New Roman" w:hAnsi="Times New Roman" w:eastAsia="宋体"/>
+                <w:b/>
+                <w:sz w:val="21"/>
+              </w:rPr>
+              <w:t>约束</w:t>
+            </w:r>
+          </w:p>
+        </w:tc>
+        <w:tc>
+          <w:tcPr>
+            <w:tcW w:type="dxa" w:w="2186"/>
+          </w:tcPr>
+          <w:p>
+            <w:pPr>
+              <w:spacing w:line="400" w:lineRule="exact" w:before="0" w:after="0"/>
+              <w:ind w:firstLine="0"/>
+              <w:jc w:val="center"/>
+            </w:pPr>
+            <w:r/>
+            <w:r>
+              <w:rPr>
+                <w:rFonts w:ascii="Times New Roman" w:hAnsi="Times New Roman" w:eastAsia="宋体"/>
+                <w:b/>
+                <w:sz w:val="21"/>
+              </w:rPr>
+              <w:t>说明</w:t>
+            </w:r>
+          </w:p>
+        </w:tc>
+      </w:tr>
+      <w:tr>
+        <w:tc>
+          <w:tcPr>
+            <w:tcW w:type="dxa" w:w="1457"/>
+          </w:tcPr>
+          <w:p>
+            <w:pPr>
+              <w:spacing w:line="400" w:lineRule="exact" w:before="0" w:after="0"/>
+              <w:ind w:firstLine="0"/>
+              <w:jc w:val="center"/>
+            </w:pPr>
+            <w:r/>
+            <w:r>
+              <w:rPr>
+                <w:rFonts w:ascii="Times New Roman" w:hAnsi="Times New Roman" w:eastAsia="宋体"/>
+                <w:b w:val="0"/>
+                <w:sz w:val="21"/>
+              </w:rPr>
+              <w:t>id</w:t>
+            </w:r>
+          </w:p>
+        </w:tc>
+        <w:tc>
+          <w:tcPr>
+            <w:tcW w:type="dxa" w:w="1894"/>
+          </w:tcPr>
+          <w:p>
+            <w:pPr>
+              <w:spacing w:line="400" w:lineRule="exact" w:before="0" w:after="0"/>
+              <w:ind w:firstLine="0"/>
+              <w:jc w:val="left"/>
+            </w:pPr>
+            <w:r/>
+            <w:r>
+              <w:rPr>
+                <w:rFonts w:ascii="Times New Roman" w:hAnsi="Times New Roman" w:eastAsia="宋体"/>
+                <w:b w:val="0"/>
+                <w:sz w:val="21"/>
+              </w:rPr>
+              <w:t>BIGINT</w:t>
+            </w:r>
+          </w:p>
+        </w:tc>
+        <w:tc>
+          <w:tcPr>
+            <w:tcW w:type="dxa" w:w="2769"/>
+          </w:tcPr>
+          <w:p>
+            <w:pPr>
+              <w:spacing w:line="400" w:lineRule="exact" w:before="0" w:after="0"/>
+              <w:ind w:firstLine="0"/>
+              <w:jc w:val="left"/>
+            </w:pPr>
+            <w:r/>
+            <w:r>
+              <w:rPr>
+                <w:rFonts w:ascii="Times New Roman" w:hAnsi="Times New Roman" w:eastAsia="宋体"/>
+                <w:b w:val="0"/>
+                <w:sz w:val="21"/>
+              </w:rPr>
+              <w:t>主键，自增</w:t>
+            </w:r>
+          </w:p>
+        </w:tc>
+        <w:tc>
+          <w:tcPr>
+            <w:tcW w:type="dxa" w:w="2186"/>
+          </w:tcPr>
+          <w:p>
+            <w:pPr>
+              <w:spacing w:line="400" w:lineRule="exact" w:before="0" w:after="0"/>
+              <w:ind w:firstLine="0"/>
+              <w:jc w:val="left"/>
+            </w:pPr>
+            <w:r/>
+            <w:r>
+              <w:rPr>
+                <w:rFonts w:ascii="Times New Roman" w:hAnsi="Times New Roman" w:eastAsia="宋体"/>
+                <w:b w:val="0"/>
+                <w:sz w:val="21"/>
+              </w:rPr>
+              <w:t>计划编号</w:t>
+            </w:r>
+          </w:p>
+        </w:tc>
+      </w:tr>
+      <w:tr>
+        <w:tc>
+          <w:tcPr>
+            <w:tcW w:type="dxa" w:w="1457"/>
+          </w:tcPr>
+          <w:p>
+            <w:pPr>
+              <w:spacing w:line="400" w:lineRule="exact" w:before="0" w:after="0"/>
+              <w:ind w:firstLine="0"/>
+              <w:jc w:val="center"/>
+            </w:pPr>
+            <w:r/>
+            <w:r>
+              <w:rPr>
+                <w:rFonts w:ascii="Times New Roman" w:hAnsi="Times New Roman" w:eastAsia="宋体"/>
+                <w:b w:val="0"/>
+                <w:sz w:val="21"/>
+              </w:rPr>
+              <w:t>course_id</w:t>
+            </w:r>
+          </w:p>
+        </w:tc>
+        <w:tc>
+          <w:tcPr>
+            <w:tcW w:type="dxa" w:w="1894"/>
+          </w:tcPr>
+          <w:p>
+            <w:pPr>
+              <w:spacing w:line="400" w:lineRule="exact" w:before="0" w:after="0"/>
+              <w:ind w:firstLine="0"/>
+              <w:jc w:val="left"/>
+            </w:pPr>
+            <w:r/>
+            <w:r>
+              <w:rPr>
+                <w:rFonts w:ascii="Times New Roman" w:hAnsi="Times New Roman" w:eastAsia="宋体"/>
+                <w:b w:val="0"/>
+                <w:sz w:val="21"/>
+              </w:rPr>
+              <w:t>BIGINT</w:t>
+            </w:r>
+          </w:p>
+        </w:tc>
+        <w:tc>
+          <w:tcPr>
+            <w:tcW w:type="dxa" w:w="2769"/>
+          </w:tcPr>
+          <w:p>
+            <w:pPr>
+              <w:spacing w:line="400" w:lineRule="exact" w:before="0" w:after="0"/>
+              <w:ind w:firstLine="0"/>
+              <w:jc w:val="left"/>
+            </w:pPr>
+            <w:r/>
+            <w:r>
+              <w:rPr>
+                <w:rFonts w:ascii="Times New Roman" w:hAnsi="Times New Roman" w:eastAsia="宋体"/>
+                <w:b w:val="0"/>
+                <w:sz w:val="21"/>
+              </w:rPr>
+              <w:t>NOT NULL，外键 → courses.id，索引</w:t>
+            </w:r>
+          </w:p>
+        </w:tc>
+        <w:tc>
+          <w:tcPr>
+            <w:tcW w:type="dxa" w:w="2186"/>
+          </w:tcPr>
+          <w:p>
+            <w:pPr>
+              <w:spacing w:line="400" w:lineRule="exact" w:before="0" w:after="0"/>
+              <w:ind w:firstLine="0"/>
+              <w:jc w:val="left"/>
+            </w:pPr>
+            <w:r/>
+            <w:r>
+              <w:rPr>
+                <w:rFonts w:ascii="Times New Roman" w:hAnsi="Times New Roman" w:eastAsia="宋体"/>
+                <w:b w:val="0"/>
+                <w:sz w:val="21"/>
+              </w:rPr>
+              <w:t>所属课程</w:t>
+            </w:r>
+          </w:p>
+        </w:tc>
+      </w:tr>
+      <w:tr>
+        <w:tc>
+          <w:tcPr>
+            <w:tcW w:type="dxa" w:w="1457"/>
+          </w:tcPr>
+          <w:p>
+            <w:pPr>
+              <w:spacing w:line="400" w:lineRule="exact" w:before="0" w:after="0"/>
+              <w:ind w:firstLine="0"/>
+              <w:jc w:val="center"/>
+            </w:pPr>
+            <w:r/>
+            <w:r>
+              <w:rPr>
+                <w:rFonts w:ascii="Times New Roman" w:hAnsi="Times New Roman" w:eastAsia="宋体"/>
+                <w:b w:val="0"/>
+                <w:sz w:val="21"/>
+              </w:rPr>
+              <w:t>name</w:t>
+            </w:r>
+          </w:p>
+        </w:tc>
+        <w:tc>
+          <w:tcPr>
+            <w:tcW w:type="dxa" w:w="1894"/>
+          </w:tcPr>
+          <w:p>
+            <w:pPr>
+              <w:spacing w:line="400" w:lineRule="exact" w:before="0" w:after="0"/>
+              <w:ind w:firstLine="0"/>
+              <w:jc w:val="left"/>
+            </w:pPr>
+            <w:r/>
+            <w:r>
+              <w:rPr>
+                <w:rFonts w:ascii="Times New Roman" w:hAnsi="Times New Roman" w:eastAsia="宋体"/>
+                <w:b w:val="0"/>
+                <w:sz w:val="21"/>
+              </w:rPr>
+              <w:t>VARCHAR(255)</w:t>
+            </w:r>
+          </w:p>
+        </w:tc>
+        <w:tc>
+          <w:tcPr>
+            <w:tcW w:type="dxa" w:w="2769"/>
+          </w:tcPr>
+          <w:p>
+            <w:pPr>
+              <w:spacing w:line="400" w:lineRule="exact" w:before="0" w:after="0"/>
+              <w:ind w:firstLine="0"/>
+              <w:jc w:val="left"/>
+            </w:pPr>
+            <w:r/>
+            <w:r>
+              <w:rPr>
+                <w:rFonts w:ascii="Times New Roman" w:hAnsi="Times New Roman" w:eastAsia="宋体"/>
+                <w:b w:val="0"/>
+                <w:sz w:val="21"/>
+              </w:rPr>
+              <w:t>NOT NULL</w:t>
+            </w:r>
+          </w:p>
+        </w:tc>
+        <w:tc>
+          <w:tcPr>
+            <w:tcW w:type="dxa" w:w="2186"/>
+          </w:tcPr>
+          <w:p>
+            <w:pPr>
+              <w:spacing w:line="400" w:lineRule="exact" w:before="0" w:after="0"/>
+              <w:ind w:firstLine="0"/>
+              <w:jc w:val="left"/>
+            </w:pPr>
+            <w:r/>
+            <w:r>
+              <w:rPr>
+                <w:rFonts w:ascii="Times New Roman" w:hAnsi="Times New Roman" w:eastAsia="宋体"/>
+                <w:b w:val="0"/>
+                <w:sz w:val="21"/>
+              </w:rPr>
+              <w:t>计划名称</w:t>
+            </w:r>
+          </w:p>
+        </w:tc>
+      </w:tr>
+      <w:tr>
+        <w:tc>
+          <w:tcPr>
+            <w:tcW w:type="dxa" w:w="1457"/>
+          </w:tcPr>
+          <w:p>
+            <w:pPr>
+              <w:spacing w:line="400" w:lineRule="exact" w:before="0" w:after="0"/>
+              <w:ind w:firstLine="0"/>
+              <w:jc w:val="center"/>
+            </w:pPr>
+            <w:r/>
+            <w:r>
+              <w:rPr>
+                <w:rFonts w:ascii="Times New Roman" w:hAnsi="Times New Roman" w:eastAsia="宋体"/>
+                <w:b w:val="0"/>
+                <w:sz w:val="21"/>
+              </w:rPr>
+              <w:t>description</w:t>
+            </w:r>
+          </w:p>
+        </w:tc>
+        <w:tc>
+          <w:tcPr>
+            <w:tcW w:type="dxa" w:w="1894"/>
+          </w:tcPr>
+          <w:p>
+            <w:pPr>
+              <w:spacing w:line="400" w:lineRule="exact" w:before="0" w:after="0"/>
+              <w:ind w:firstLine="0"/>
+              <w:jc w:val="left"/>
+            </w:pPr>
+            <w:r/>
+            <w:r>
+              <w:rPr>
+                <w:rFonts w:ascii="Times New Roman" w:hAnsi="Times New Roman" w:eastAsia="宋体"/>
+                <w:b w:val="0"/>
+                <w:sz w:val="21"/>
+              </w:rPr>
+              <w:t>TEXT</w:t>
+            </w:r>
+          </w:p>
+        </w:tc>
+        <w:tc>
+          <w:tcPr>
+            <w:tcW w:type="dxa" w:w="2769"/>
+          </w:tcPr>
+          <w:p>
+            <w:pPr>
+              <w:spacing w:line="400" w:lineRule="exact" w:before="0" w:after="0"/>
+              <w:ind w:firstLine="0"/>
+              <w:jc w:val="left"/>
+            </w:pPr>
+            <w:r/>
+            <w:r>
+              <w:rPr>
+                <w:rFonts w:ascii="Times New Roman" w:hAnsi="Times New Roman" w:eastAsia="宋体"/>
+                <w:b w:val="0"/>
+                <w:sz w:val="21"/>
+              </w:rPr>
+              <w:t>可空</w:t>
+            </w:r>
+          </w:p>
+        </w:tc>
+        <w:tc>
+          <w:tcPr>
+            <w:tcW w:type="dxa" w:w="2186"/>
+          </w:tcPr>
+          <w:p>
+            <w:pPr>
+              <w:spacing w:line="400" w:lineRule="exact" w:before="0" w:after="0"/>
+              <w:ind w:firstLine="0"/>
+              <w:jc w:val="left"/>
+            </w:pPr>
+            <w:r/>
+            <w:r>
+              <w:rPr>
+                <w:rFonts w:ascii="Times New Roman" w:hAnsi="Times New Roman" w:eastAsia="宋体"/>
+                <w:b w:val="0"/>
+                <w:sz w:val="21"/>
+              </w:rPr>
+              <w:t>计划说明</w:t>
+            </w:r>
+          </w:p>
+        </w:tc>
+      </w:tr>
+      <w:tr>
+        <w:tc>
+          <w:tcPr>
+            <w:tcW w:type="dxa" w:w="1457"/>
+          </w:tcPr>
+          <w:p>
+            <w:pPr>
+              <w:spacing w:line="400" w:lineRule="exact" w:before="0" w:after="0"/>
+              <w:ind w:firstLine="0"/>
+              <w:jc w:val="center"/>
+            </w:pPr>
+            <w:r/>
+            <w:r>
+              <w:rPr>
+                <w:rFonts w:ascii="Times New Roman" w:hAnsi="Times New Roman" w:eastAsia="宋体"/>
+                <w:b w:val="0"/>
+                <w:sz w:val="21"/>
+              </w:rPr>
+              <w:t>status</w:t>
+            </w:r>
+          </w:p>
+        </w:tc>
+        <w:tc>
+          <w:tcPr>
+            <w:tcW w:type="dxa" w:w="1894"/>
+          </w:tcPr>
+          <w:p>
+            <w:pPr>
+              <w:spacing w:line="400" w:lineRule="exact" w:before="0" w:after="0"/>
+              <w:ind w:firstLine="0"/>
+              <w:jc w:val="left"/>
+            </w:pPr>
+            <w:r/>
+            <w:r>
+              <w:rPr>
+                <w:rFonts w:ascii="Times New Roman" w:hAnsi="Times New Roman" w:eastAsia="宋体"/>
+                <w:b w:val="0"/>
+                <w:sz w:val="21"/>
+              </w:rPr>
+              <w:t>VARCHAR(16)</w:t>
+            </w:r>
+          </w:p>
+        </w:tc>
+        <w:tc>
+          <w:tcPr>
+            <w:tcW w:type="dxa" w:w="2769"/>
+          </w:tcPr>
+          <w:p>
+            <w:pPr>
+              <w:spacing w:line="400" w:lineRule="exact" w:before="0" w:after="0"/>
+              <w:ind w:firstLine="0"/>
+              <w:jc w:val="left"/>
+            </w:pPr>
+            <w:r/>
+            <w:r>
+              <w:rPr>
+                <w:rFonts w:ascii="Times New Roman" w:hAnsi="Times New Roman" w:eastAsia="宋体"/>
+                <w:b w:val="0"/>
+                <w:sz w:val="21"/>
+              </w:rPr>
+              <w:t>默认 active</w:t>
+            </w:r>
+          </w:p>
+        </w:tc>
+        <w:tc>
+          <w:tcPr>
+            <w:tcW w:type="dxa" w:w="2186"/>
+          </w:tcPr>
+          <w:p>
+            <w:pPr>
+              <w:spacing w:line="400" w:lineRule="exact" w:before="0" w:after="0"/>
+              <w:ind w:firstLine="0"/>
+              <w:jc w:val="left"/>
+            </w:pPr>
+            <w:r/>
+            <w:r>
+              <w:rPr>
+                <w:rFonts w:ascii="Times New Roman" w:hAnsi="Times New Roman" w:eastAsia="宋体"/>
+                <w:b w:val="0"/>
+                <w:sz w:val="21"/>
+              </w:rPr>
+              <w:t>active / completed</w:t>
+            </w:r>
+          </w:p>
+        </w:tc>
+      </w:tr>
+      <w:tr>
+        <w:tc>
+          <w:tcPr>
+            <w:tcW w:type="dxa" w:w="1457"/>
+          </w:tcPr>
+          <w:p>
+            <w:pPr>
+              <w:spacing w:line="400" w:lineRule="exact" w:before="0" w:after="0"/>
+              <w:ind w:firstLine="0"/>
+              <w:jc w:val="center"/>
+            </w:pPr>
+            <w:r/>
+            <w:r>
+              <w:rPr>
+                <w:rFonts w:ascii="Times New Roman" w:hAnsi="Times New Roman" w:eastAsia="宋体"/>
+                <w:b w:val="0"/>
+                <w:sz w:val="21"/>
+              </w:rPr>
+              <w:t>created_at</w:t>
+            </w:r>
+          </w:p>
+        </w:tc>
+        <w:tc>
+          <w:tcPr>
+            <w:tcW w:type="dxa" w:w="1894"/>
+          </w:tcPr>
+          <w:p>
+            <w:pPr>
+              <w:spacing w:line="400" w:lineRule="exact" w:before="0" w:after="0"/>
+              <w:ind w:firstLine="0"/>
+              <w:jc w:val="left"/>
+            </w:pPr>
+            <w:r/>
+            <w:r>
+              <w:rPr>
+                <w:rFonts w:ascii="Times New Roman" w:hAnsi="Times New Roman" w:eastAsia="宋体"/>
+                <w:b w:val="0"/>
+                <w:sz w:val="21"/>
+              </w:rPr>
+              <w:t>DATETIME</w:t>
+            </w:r>
+          </w:p>
+        </w:tc>
+        <w:tc>
+          <w:tcPr>
+            <w:tcW w:type="dxa" w:w="2769"/>
+          </w:tcPr>
+          <w:p>
+            <w:pPr>
+              <w:spacing w:line="400" w:lineRule="exact" w:before="0" w:after="0"/>
+              <w:ind w:firstLine="0"/>
+              <w:jc w:val="left"/>
+            </w:pPr>
+            <w:r/>
+            <w:r>
+              <w:rPr>
+                <w:rFonts w:ascii="Times New Roman" w:hAnsi="Times New Roman" w:eastAsia="宋体"/>
+                <w:b w:val="0"/>
+                <w:sz w:val="21"/>
+              </w:rPr>
+              <w:t>默认 CURRENT_TIMESTAMP</w:t>
+            </w:r>
+          </w:p>
+        </w:tc>
+        <w:tc>
+          <w:tcPr>
+            <w:tcW w:type="dxa" w:w="2186"/>
+          </w:tcPr>
+          <w:p>
+            <w:pPr>
+              <w:spacing w:line="400" w:lineRule="exact" w:before="0" w:after="0"/>
+              <w:ind w:firstLine="0"/>
+              <w:jc w:val="left"/>
+            </w:pPr>
+            <w:r/>
+            <w:r>
+              <w:rPr>
+                <w:rFonts w:ascii="Times New Roman" w:hAnsi="Times New Roman" w:eastAsia="宋体"/>
+                <w:b w:val="0"/>
+                <w:sz w:val="21"/>
+              </w:rPr>
+              <w:t>创建时间</w:t>
+            </w:r>
+          </w:p>
+        </w:tc>
+      </w:tr>
+    </w:tbl>
+    <w:p>
+      <w:pPr>
+        <w:spacing w:line="400" w:lineRule="exact" w:before="0" w:after="0"/>
+        <w:ind w:firstLine="0"/>
+        <w:jc w:val="center"/>
+      </w:pPr>
+      <w:r>
+        <w:rPr>
+          <w:rFonts w:ascii="Times New Roman" w:hAnsi="Times New Roman" w:eastAsia="宋体"/>
+          <w:b w:val="0"/>
+          <w:sz w:val="21"/>
+        </w:rPr>
+        <w:t>表 11  review_items（复习条目表）</w:t>
+      </w:r>
+    </w:p>
+    <w:tbl>
+      <w:tblPr>
+        <w:tblStyle w:val="5"/>
+        <w:tblW w:type="auto" w:w="0"/>
+        <w:tblLayout w:type="fixed"/>
+        <w:tblLook w:firstColumn="1" w:firstRow="1" w:lastColumn="0" w:lastRow="0" w:noHBand="0" w:noVBand="1" w:val="04A0"/>
+      </w:tblPr>
+      <w:tblGrid>
+        <w:gridCol w:w="2076"/>
+        <w:gridCol w:w="2076"/>
+        <w:gridCol w:w="2076"/>
+        <w:gridCol w:w="2076"/>
+      </w:tblGrid>
+      <w:tr>
+        <w:tc>
+          <w:tcPr>
+            <w:tcW w:type="dxa" w:w="1457"/>
+          </w:tcPr>
+          <w:p>
+            <w:pPr>
+              <w:spacing w:line="400" w:lineRule="exact" w:before="0" w:after="0"/>
+              <w:ind w:firstLine="0"/>
+              <w:jc w:val="center"/>
+            </w:pPr>
+            <w:r/>
+            <w:r>
+              <w:rPr>
+                <w:rFonts w:ascii="Times New Roman" w:hAnsi="Times New Roman" w:eastAsia="宋体"/>
+                <w:b/>
+                <w:sz w:val="21"/>
+              </w:rPr>
+              <w:t>字段</w:t>
+            </w:r>
+          </w:p>
+        </w:tc>
+        <w:tc>
+          <w:tcPr>
+            <w:tcW w:type="dxa" w:w="1894"/>
+          </w:tcPr>
+          <w:p>
+            <w:pPr>
+              <w:spacing w:line="400" w:lineRule="exact" w:before="0" w:after="0"/>
+              <w:ind w:firstLine="0"/>
+              <w:jc w:val="center"/>
+            </w:pPr>
+            <w:r/>
+            <w:r>
+              <w:rPr>
+                <w:rFonts w:ascii="Times New Roman" w:hAnsi="Times New Roman" w:eastAsia="宋体"/>
+                <w:b/>
+                <w:sz w:val="21"/>
+              </w:rPr>
+              <w:t>类型</w:t>
+            </w:r>
+          </w:p>
+        </w:tc>
+        <w:tc>
+          <w:tcPr>
+            <w:tcW w:type="dxa" w:w="2769"/>
+          </w:tcPr>
+          <w:p>
+            <w:pPr>
+              <w:spacing w:line="400" w:lineRule="exact" w:before="0" w:after="0"/>
+              <w:ind w:firstLine="0"/>
+              <w:jc w:val="center"/>
+            </w:pPr>
+            <w:r/>
+            <w:r>
+              <w:rPr>
+                <w:rFonts w:ascii="Times New Roman" w:hAnsi="Times New Roman" w:eastAsia="宋体"/>
+                <w:b/>
+                <w:sz w:val="21"/>
+              </w:rPr>
+              <w:t>约束</w:t>
+            </w:r>
+          </w:p>
+        </w:tc>
+        <w:tc>
+          <w:tcPr>
+            <w:tcW w:type="dxa" w:w="2186"/>
+          </w:tcPr>
+          <w:p>
+            <w:pPr>
+              <w:spacing w:line="400" w:lineRule="exact" w:before="0" w:after="0"/>
+              <w:ind w:firstLine="0"/>
+              <w:jc w:val="center"/>
+            </w:pPr>
+            <w:r/>
+            <w:r>
+              <w:rPr>
+                <w:rFonts w:ascii="Times New Roman" w:hAnsi="Times New Roman" w:eastAsia="宋体"/>
+                <w:b/>
+                <w:sz w:val="21"/>
+              </w:rPr>
+              <w:t>说明</w:t>
+            </w:r>
+          </w:p>
+        </w:tc>
+      </w:tr>
+      <w:tr>
+        <w:tc>
+          <w:tcPr>
+            <w:tcW w:type="dxa" w:w="1457"/>
+          </w:tcPr>
+          <w:p>
+            <w:pPr>
+              <w:spacing w:line="400" w:lineRule="exact" w:before="0" w:after="0"/>
+              <w:ind w:firstLine="0"/>
+              <w:jc w:val="center"/>
+            </w:pPr>
+            <w:r/>
+            <w:r>
+              <w:rPr>
+                <w:rFonts w:ascii="Times New Roman" w:hAnsi="Times New Roman" w:eastAsia="宋体"/>
+                <w:b w:val="0"/>
+                <w:sz w:val="21"/>
+              </w:rPr>
+              <w:t>id</w:t>
+            </w:r>
+          </w:p>
+        </w:tc>
+        <w:tc>
+          <w:tcPr>
+            <w:tcW w:type="dxa" w:w="1894"/>
+          </w:tcPr>
+          <w:p>
+            <w:pPr>
+              <w:spacing w:line="400" w:lineRule="exact" w:before="0" w:after="0"/>
+              <w:ind w:firstLine="0"/>
+              <w:jc w:val="left"/>
+            </w:pPr>
+            <w:r/>
+            <w:r>
+              <w:rPr>
+                <w:rFonts w:ascii="Times New Roman" w:hAnsi="Times New Roman" w:eastAsia="宋体"/>
+                <w:b w:val="0"/>
+                <w:sz w:val="21"/>
+              </w:rPr>
+              <w:t>BIGINT</w:t>
+            </w:r>
+          </w:p>
+        </w:tc>
+        <w:tc>
+          <w:tcPr>
+            <w:tcW w:type="dxa" w:w="2769"/>
+          </w:tcPr>
+          <w:p>
+            <w:pPr>
+              <w:spacing w:line="400" w:lineRule="exact" w:before="0" w:after="0"/>
+              <w:ind w:firstLine="0"/>
+              <w:jc w:val="left"/>
+            </w:pPr>
+            <w:r/>
+            <w:r>
+              <w:rPr>
+                <w:rFonts w:ascii="Times New Roman" w:hAnsi="Times New Roman" w:eastAsia="宋体"/>
+                <w:b w:val="0"/>
+                <w:sz w:val="21"/>
+              </w:rPr>
+              <w:t>主键，自增</w:t>
+            </w:r>
+          </w:p>
+        </w:tc>
+        <w:tc>
+          <w:tcPr>
+            <w:tcW w:type="dxa" w:w="2186"/>
+          </w:tcPr>
+          <w:p>
+            <w:pPr>
+              <w:spacing w:line="400" w:lineRule="exact" w:before="0" w:after="0"/>
+              <w:ind w:firstLine="0"/>
+              <w:jc w:val="left"/>
+            </w:pPr>
+            <w:r/>
+            <w:r>
+              <w:rPr>
+                <w:rFonts w:ascii="Times New Roman" w:hAnsi="Times New Roman" w:eastAsia="宋体"/>
+                <w:b w:val="0"/>
+                <w:sz w:val="21"/>
+              </w:rPr>
+              <w:t>条目编号</w:t>
+            </w:r>
+          </w:p>
+        </w:tc>
+      </w:tr>
+      <w:tr>
+        <w:tc>
+          <w:tcPr>
+            <w:tcW w:type="dxa" w:w="1457"/>
+          </w:tcPr>
+          <w:p>
+            <w:pPr>
+              <w:spacing w:line="400" w:lineRule="exact" w:before="0" w:after="0"/>
+              <w:ind w:firstLine="0"/>
+              <w:jc w:val="center"/>
+            </w:pPr>
+            <w:r/>
+            <w:r>
+              <w:rPr>
+                <w:rFonts w:ascii="Times New Roman" w:hAnsi="Times New Roman" w:eastAsia="宋体"/>
+                <w:b w:val="0"/>
+                <w:sz w:val="21"/>
+              </w:rPr>
+              <w:t>plan_id</w:t>
+            </w:r>
+          </w:p>
+        </w:tc>
+        <w:tc>
+          <w:tcPr>
+            <w:tcW w:type="dxa" w:w="1894"/>
+          </w:tcPr>
+          <w:p>
+            <w:pPr>
+              <w:spacing w:line="400" w:lineRule="exact" w:before="0" w:after="0"/>
+              <w:ind w:firstLine="0"/>
+              <w:jc w:val="left"/>
+            </w:pPr>
+            <w:r/>
+            <w:r>
+              <w:rPr>
+                <w:rFonts w:ascii="Times New Roman" w:hAnsi="Times New Roman" w:eastAsia="宋体"/>
+                <w:b w:val="0"/>
+                <w:sz w:val="21"/>
+              </w:rPr>
+              <w:t>BIGINT</w:t>
+            </w:r>
+          </w:p>
+        </w:tc>
+        <w:tc>
+          <w:tcPr>
+            <w:tcW w:type="dxa" w:w="2769"/>
+          </w:tcPr>
+          <w:p>
+            <w:pPr>
+              <w:spacing w:line="400" w:lineRule="exact" w:before="0" w:after="0"/>
+              <w:ind w:firstLine="0"/>
+              <w:jc w:val="left"/>
+            </w:pPr>
+            <w:r/>
+            <w:r>
+              <w:rPr>
+                <w:rFonts w:ascii="Times New Roman" w:hAnsi="Times New Roman" w:eastAsia="宋体"/>
+                <w:b w:val="0"/>
+                <w:sz w:val="21"/>
+              </w:rPr>
+              <w:t>NOT NULL，外键 → review_plans.id，索引</w:t>
+            </w:r>
+          </w:p>
+        </w:tc>
+        <w:tc>
+          <w:tcPr>
+            <w:tcW w:type="dxa" w:w="2186"/>
+          </w:tcPr>
+          <w:p>
+            <w:pPr>
+              <w:spacing w:line="400" w:lineRule="exact" w:before="0" w:after="0"/>
+              <w:ind w:firstLine="0"/>
+              <w:jc w:val="left"/>
+            </w:pPr>
+            <w:r/>
+            <w:r>
+              <w:rPr>
+                <w:rFonts w:ascii="Times New Roman" w:hAnsi="Times New Roman" w:eastAsia="宋体"/>
+                <w:b w:val="0"/>
+                <w:sz w:val="21"/>
+              </w:rPr>
+              <w:t>所属计划</w:t>
+            </w:r>
+          </w:p>
+        </w:tc>
+      </w:tr>
+      <w:tr>
+        <w:tc>
+          <w:tcPr>
+            <w:tcW w:type="dxa" w:w="1457"/>
+          </w:tcPr>
+          <w:p>
+            <w:pPr>
+              <w:spacing w:line="400" w:lineRule="exact" w:before="0" w:after="0"/>
+              <w:ind w:firstLine="0"/>
+              <w:jc w:val="center"/>
+            </w:pPr>
+            <w:r/>
+            <w:r>
+              <w:rPr>
+                <w:rFonts w:ascii="Times New Roman" w:hAnsi="Times New Roman" w:eastAsia="宋体"/>
+                <w:b w:val="0"/>
+                <w:sz w:val="21"/>
+              </w:rPr>
+              <w:t>question_id</w:t>
+            </w:r>
+          </w:p>
+        </w:tc>
+        <w:tc>
+          <w:tcPr>
+            <w:tcW w:type="dxa" w:w="1894"/>
+          </w:tcPr>
+          <w:p>
+            <w:pPr>
+              <w:spacing w:line="400" w:lineRule="exact" w:before="0" w:after="0"/>
+              <w:ind w:firstLine="0"/>
+              <w:jc w:val="left"/>
+            </w:pPr>
+            <w:r/>
+            <w:r>
+              <w:rPr>
+                <w:rFonts w:ascii="Times New Roman" w:hAnsi="Times New Roman" w:eastAsia="宋体"/>
+                <w:b w:val="0"/>
+                <w:sz w:val="21"/>
+              </w:rPr>
+              <w:t>BIGINT</w:t>
+            </w:r>
+          </w:p>
+        </w:tc>
+        <w:tc>
+          <w:tcPr>
+            <w:tcW w:type="dxa" w:w="2769"/>
+          </w:tcPr>
+          <w:p>
+            <w:pPr>
+              <w:spacing w:line="400" w:lineRule="exact" w:before="0" w:after="0"/>
+              <w:ind w:firstLine="0"/>
+              <w:jc w:val="left"/>
+            </w:pPr>
+            <w:r/>
+            <w:r>
+              <w:rPr>
+                <w:rFonts w:ascii="Times New Roman" w:hAnsi="Times New Roman" w:eastAsia="宋体"/>
+                <w:b w:val="0"/>
+                <w:sz w:val="21"/>
+              </w:rPr>
+              <w:t>可空，外键 → questions.id</w:t>
+            </w:r>
+          </w:p>
+        </w:tc>
+        <w:tc>
+          <w:tcPr>
+            <w:tcW w:type="dxa" w:w="2186"/>
+          </w:tcPr>
+          <w:p>
+            <w:pPr>
+              <w:spacing w:line="400" w:lineRule="exact" w:before="0" w:after="0"/>
+              <w:ind w:firstLine="0"/>
+              <w:jc w:val="left"/>
+            </w:pPr>
+            <w:r/>
+            <w:r>
+              <w:rPr>
+                <w:rFonts w:ascii="Times New Roman" w:hAnsi="Times New Roman" w:eastAsia="宋体"/>
+                <w:b w:val="0"/>
+                <w:sz w:val="21"/>
+              </w:rPr>
+              <w:t>关联题目</w:t>
+            </w:r>
+          </w:p>
+        </w:tc>
+      </w:tr>
+      <w:tr>
+        <w:tc>
+          <w:tcPr>
+            <w:tcW w:type="dxa" w:w="1457"/>
+          </w:tcPr>
+          <w:p>
+            <w:pPr>
+              <w:spacing w:line="400" w:lineRule="exact" w:before="0" w:after="0"/>
+              <w:ind w:firstLine="0"/>
+              <w:jc w:val="center"/>
+            </w:pPr>
+            <w:r/>
+            <w:r>
+              <w:rPr>
+                <w:rFonts w:ascii="Times New Roman" w:hAnsi="Times New Roman" w:eastAsia="宋体"/>
+                <w:b w:val="0"/>
+                <w:sz w:val="21"/>
+              </w:rPr>
+              <w:t>knowledge_point</w:t>
+            </w:r>
+          </w:p>
+        </w:tc>
+        <w:tc>
+          <w:tcPr>
+            <w:tcW w:type="dxa" w:w="1894"/>
+          </w:tcPr>
+          <w:p>
+            <w:pPr>
+              <w:spacing w:line="400" w:lineRule="exact" w:before="0" w:after="0"/>
+              <w:ind w:firstLine="0"/>
+              <w:jc w:val="left"/>
+            </w:pPr>
+            <w:r/>
+            <w:r>
+              <w:rPr>
+                <w:rFonts w:ascii="Times New Roman" w:hAnsi="Times New Roman" w:eastAsia="宋体"/>
+                <w:b w:val="0"/>
+                <w:sz w:val="21"/>
+              </w:rPr>
+              <w:t>VARCHAR(512)</w:t>
+            </w:r>
+          </w:p>
+        </w:tc>
+        <w:tc>
+          <w:tcPr>
+            <w:tcW w:type="dxa" w:w="2769"/>
+          </w:tcPr>
+          <w:p>
+            <w:pPr>
+              <w:spacing w:line="400" w:lineRule="exact" w:before="0" w:after="0"/>
+              <w:ind w:firstLine="0"/>
+              <w:jc w:val="left"/>
+            </w:pPr>
+            <w:r/>
+            <w:r>
+              <w:rPr>
+                <w:rFonts w:ascii="Times New Roman" w:hAnsi="Times New Roman" w:eastAsia="宋体"/>
+                <w:b w:val="0"/>
+                <w:sz w:val="21"/>
+              </w:rPr>
+              <w:t>可空</w:t>
+            </w:r>
+          </w:p>
+        </w:tc>
+        <w:tc>
+          <w:tcPr>
+            <w:tcW w:type="dxa" w:w="2186"/>
+          </w:tcPr>
+          <w:p>
+            <w:pPr>
+              <w:spacing w:line="400" w:lineRule="exact" w:before="0" w:after="0"/>
+              <w:ind w:firstLine="0"/>
+              <w:jc w:val="left"/>
+            </w:pPr>
+            <w:r/>
+            <w:r>
+              <w:rPr>
+                <w:rFonts w:ascii="Times New Roman" w:hAnsi="Times New Roman" w:eastAsia="宋体"/>
+                <w:b w:val="0"/>
+                <w:sz w:val="21"/>
+              </w:rPr>
+              <w:t>知识点描述</w:t>
+            </w:r>
+          </w:p>
+        </w:tc>
+      </w:tr>
+      <w:tr>
+        <w:tc>
+          <w:tcPr>
+            <w:tcW w:type="dxa" w:w="1457"/>
+          </w:tcPr>
+          <w:p>
+            <w:pPr>
+              <w:spacing w:line="400" w:lineRule="exact" w:before="0" w:after="0"/>
+              <w:ind w:firstLine="0"/>
+              <w:jc w:val="center"/>
+            </w:pPr>
+            <w:r/>
+            <w:r>
+              <w:rPr>
+                <w:rFonts w:ascii="Times New Roman" w:hAnsi="Times New Roman" w:eastAsia="宋体"/>
+                <w:b w:val="0"/>
+                <w:sz w:val="21"/>
+              </w:rPr>
+              <w:t>review_date</w:t>
+            </w:r>
+          </w:p>
+        </w:tc>
+        <w:tc>
+          <w:tcPr>
+            <w:tcW w:type="dxa" w:w="1894"/>
+          </w:tcPr>
+          <w:p>
+            <w:pPr>
+              <w:spacing w:line="400" w:lineRule="exact" w:before="0" w:after="0"/>
+              <w:ind w:firstLine="0"/>
+              <w:jc w:val="left"/>
+            </w:pPr>
+            <w:r/>
+            <w:r>
+              <w:rPr>
+                <w:rFonts w:ascii="Times New Roman" w:hAnsi="Times New Roman" w:eastAsia="宋体"/>
+                <w:b w:val="0"/>
+                <w:sz w:val="21"/>
+              </w:rPr>
+              <w:t>DATE</w:t>
+            </w:r>
+          </w:p>
+        </w:tc>
+        <w:tc>
+          <w:tcPr>
+            <w:tcW w:type="dxa" w:w="2769"/>
+          </w:tcPr>
+          <w:p>
+            <w:pPr>
+              <w:spacing w:line="400" w:lineRule="exact" w:before="0" w:after="0"/>
+              <w:ind w:firstLine="0"/>
+              <w:jc w:val="left"/>
+            </w:pPr>
+            <w:r/>
+            <w:r>
+              <w:rPr>
+                <w:rFonts w:ascii="Times New Roman" w:hAnsi="Times New Roman" w:eastAsia="宋体"/>
+                <w:b w:val="0"/>
+                <w:sz w:val="21"/>
+              </w:rPr>
+              <w:t>NOT NULL</w:t>
+            </w:r>
+          </w:p>
+        </w:tc>
+        <w:tc>
+          <w:tcPr>
+            <w:tcW w:type="dxa" w:w="2186"/>
+          </w:tcPr>
+          <w:p>
+            <w:pPr>
+              <w:spacing w:line="400" w:lineRule="exact" w:before="0" w:after="0"/>
+              <w:ind w:firstLine="0"/>
+              <w:jc w:val="left"/>
+            </w:pPr>
+            <w:r/>
+            <w:r>
+              <w:rPr>
+                <w:rFonts w:ascii="Times New Roman" w:hAnsi="Times New Roman" w:eastAsia="宋体"/>
+                <w:b w:val="0"/>
+                <w:sz w:val="21"/>
+              </w:rPr>
+              <w:t>计划复习日期</w:t>
+            </w:r>
+          </w:p>
+        </w:tc>
+      </w:tr>
+      <w:tr>
+        <w:tc>
+          <w:tcPr>
+            <w:tcW w:type="dxa" w:w="1457"/>
+          </w:tcPr>
+          <w:p>
+            <w:pPr>
+              <w:spacing w:line="400" w:lineRule="exact" w:before="0" w:after="0"/>
+              <w:ind w:firstLine="0"/>
+              <w:jc w:val="center"/>
+            </w:pPr>
+            <w:r/>
+            <w:r>
+              <w:rPr>
+                <w:rFonts w:ascii="Times New Roman" w:hAnsi="Times New Roman" w:eastAsia="宋体"/>
+                <w:b w:val="0"/>
+                <w:sz w:val="21"/>
+              </w:rPr>
+              <w:t>completed</w:t>
+            </w:r>
+          </w:p>
+        </w:tc>
+        <w:tc>
+          <w:tcPr>
+            <w:tcW w:type="dxa" w:w="1894"/>
+          </w:tcPr>
+          <w:p>
+            <w:pPr>
+              <w:spacing w:line="400" w:lineRule="exact" w:before="0" w:after="0"/>
+              <w:ind w:firstLine="0"/>
+              <w:jc w:val="left"/>
+            </w:pPr>
+            <w:r/>
+            <w:r>
+              <w:rPr>
+                <w:rFonts w:ascii="Times New Roman" w:hAnsi="Times New Roman" w:eastAsia="宋体"/>
+                <w:b w:val="0"/>
+                <w:sz w:val="21"/>
+              </w:rPr>
+              <w:t>TINYINT(1)</w:t>
+            </w:r>
+          </w:p>
+        </w:tc>
+        <w:tc>
+          <w:tcPr>
+            <w:tcW w:type="dxa" w:w="2769"/>
+          </w:tcPr>
+          <w:p>
+            <w:pPr>
+              <w:spacing w:line="400" w:lineRule="exact" w:before="0" w:after="0"/>
+              <w:ind w:firstLine="0"/>
+              <w:jc w:val="left"/>
+            </w:pPr>
+            <w:r/>
+            <w:r>
+              <w:rPr>
+                <w:rFonts w:ascii="Times New Roman" w:hAnsi="Times New Roman" w:eastAsia="宋体"/>
+                <w:b w:val="0"/>
+                <w:sz w:val="21"/>
+              </w:rPr>
+              <w:t>默认 0</w:t>
+            </w:r>
+          </w:p>
+        </w:tc>
+        <w:tc>
+          <w:tcPr>
+            <w:tcW w:type="dxa" w:w="2186"/>
+          </w:tcPr>
+          <w:p>
+            <w:pPr>
+              <w:spacing w:line="400" w:lineRule="exact" w:before="0" w:after="0"/>
+              <w:ind w:firstLine="0"/>
+              <w:jc w:val="left"/>
+            </w:pPr>
+            <w:r/>
+            <w:r>
+              <w:rPr>
+                <w:rFonts w:ascii="Times New Roman" w:hAnsi="Times New Roman" w:eastAsia="宋体"/>
+                <w:b w:val="0"/>
+                <w:sz w:val="21"/>
+              </w:rPr>
+              <w:t>是否完成（0 未完成，1 已完成）</w:t>
+            </w:r>
+          </w:p>
+        </w:tc>
+      </w:tr>
+      <w:tr>
+        <w:tc>
+          <w:tcPr>
+            <w:tcW w:type="dxa" w:w="1457"/>
+          </w:tcPr>
+          <w:p>
+            <w:pPr>
+              <w:spacing w:line="400" w:lineRule="exact" w:before="0" w:after="0"/>
+              <w:ind w:firstLine="0"/>
+              <w:jc w:val="center"/>
+            </w:pPr>
+            <w:r/>
+            <w:r>
+              <w:rPr>
+                <w:rFonts w:ascii="Times New Roman" w:hAnsi="Times New Roman" w:eastAsia="宋体"/>
+                <w:b w:val="0"/>
+                <w:sz w:val="21"/>
+              </w:rPr>
+              <w:t>created_at</w:t>
+            </w:r>
+          </w:p>
+        </w:tc>
+        <w:tc>
+          <w:tcPr>
+            <w:tcW w:type="dxa" w:w="1894"/>
+          </w:tcPr>
+          <w:p>
+            <w:pPr>
+              <w:spacing w:line="400" w:lineRule="exact" w:before="0" w:after="0"/>
+              <w:ind w:firstLine="0"/>
+              <w:jc w:val="left"/>
+            </w:pPr>
+            <w:r/>
+            <w:r>
+              <w:rPr>
+                <w:rFonts w:ascii="Times New Roman" w:hAnsi="Times New Roman" w:eastAsia="宋体"/>
+                <w:b w:val="0"/>
+                <w:sz w:val="21"/>
+              </w:rPr>
+              <w:t>DATETIME</w:t>
+            </w:r>
+          </w:p>
+        </w:tc>
+        <w:tc>
+          <w:tcPr>
+            <w:tcW w:type="dxa" w:w="2769"/>
+          </w:tcPr>
+          <w:p>
+            <w:pPr>
+              <w:spacing w:line="400" w:lineRule="exact" w:before="0" w:after="0"/>
+              <w:ind w:firstLine="0"/>
+              <w:jc w:val="left"/>
+            </w:pPr>
+            <w:r/>
+            <w:r>
+              <w:rPr>
+                <w:rFonts w:ascii="Times New Roman" w:hAnsi="Times New Roman" w:eastAsia="宋体"/>
+                <w:b w:val="0"/>
+                <w:sz w:val="21"/>
+              </w:rPr>
+              <w:t>默认 CURRENT_TIMESTAMP</w:t>
+            </w:r>
+          </w:p>
+        </w:tc>
+        <w:tc>
+          <w:tcPr>
+            <w:tcW w:type="dxa" w:w="2186"/>
+          </w:tcPr>
+          <w:p>
+            <w:pPr>
+              <w:spacing w:line="400" w:lineRule="exact" w:before="0" w:after="0"/>
+              <w:ind w:firstLine="0"/>
+              <w:jc w:val="left"/>
+            </w:pPr>
+            <w:r/>
+            <w:r>
+              <w:rPr>
+                <w:rFonts w:ascii="Times New Roman" w:hAnsi="Times New Roman" w:eastAsia="宋体"/>
+                <w:b w:val="0"/>
+                <w:sz w:val="21"/>
+              </w:rPr>
+              <w:t>创建时间</w:t>
+            </w:r>
+          </w:p>
+        </w:tc>
+      </w:tr>
+    </w:tbl>
+    <w:p>
+      <w:pPr>
+        <w:spacing w:line="400" w:lineRule="exact" w:before="0" w:after="0"/>
+        <w:ind w:firstLine="480"/>
+        <w:jc w:val="both"/>
+      </w:pPr>
+      <w:r>
+        <w:rPr>
+          <w:rFonts w:ascii="Times New Roman" w:hAnsi="Times New Roman" w:eastAsia="宋体"/>
+          <w:b w:val="0"/>
+          <w:sz w:val="24"/>
+        </w:rPr>
+        <w:t>各表均以自增 BIGINT 为主键，数据库字符集使用 utf8mb4，以支持完整的中日文字符；questions 表的 options 字段采用 JSON 类型存储选项数组，review_items 表的 completed 字段采用 TINYINT(1) 存储布尔值，复习条目与题目的关联外键可空，用于支持不针对具体题目的知识点复习。</w:t>
+      </w:r>
+    </w:p>
+    <w:p>
+      <w:pPr>
+        <w:spacing w:line="400" w:lineRule="exact" w:before="0" w:after="0"/>
+        <w:ind w:firstLine="480"/>
+        <w:jc w:val="both"/>
+      </w:pPr>
+      <w:r>
+        <w:rPr>
+          <w:rFonts w:ascii="Times New Roman" w:hAnsi="Times New Roman" w:eastAsia="宋体"/>
+          <w:b/>
+          <w:sz w:val="24"/>
+        </w:rPr>
+        <w:t>6．向量库的存储设计</w:t>
+      </w:r>
+    </w:p>
+    <w:p>
+      <w:pPr>
+        <w:spacing w:line="400" w:lineRule="exact" w:before="0" w:after="0"/>
+        <w:ind w:firstLine="480"/>
+        <w:jc w:val="both"/>
+      </w:pPr>
+      <w:r>
+        <w:rPr>
+          <w:rFonts w:ascii="Times New Roman" w:hAnsi="Times New Roman" w:eastAsia="宋体"/>
+          <w:b w:val="0"/>
+          <w:sz w:val="24"/>
+        </w:rPr>
+        <w:t>Chroma 向量库不属于关系模型，其存储的是文档切分后的文本片段向量，按课程划分集合（命名规则为 course_ 加课程编号），每条记录由“向量 + 元数据”构成，元数据字段包括课程编号、文档编号、块序号、文件名、来源以及 Markdown 文档的章节标题。通过这些元数据，向量库中的片段可与 MySQL 中的 documents、courses 表建立逻辑关联，从而实现“检索到片段后反查所属文档与文件”的溯源能力，并在删除文档或课程时同步清理对应向量，避免产生“幽灵”数据。</w:t>
+      </w:r>
+    </w:p>
+    <w:p>
+      <w:pPr>
+        <w:spacing w:line="400" w:lineRule="exact" w:before="0" w:after="0"/>
+        <w:ind w:firstLine="480"/>
+        <w:jc w:val="both"/>
+      </w:pPr>
+      <w:r>
+        <w:rPr>
+          <w:rFonts w:ascii="Times New Roman" w:hAnsi="Times New Roman" w:eastAsia="宋体"/>
+          <w:b/>
+          <w:sz w:val="24"/>
+        </w:rPr>
+        <w:t>7．数据完整性保障</w:t>
+      </w:r>
+    </w:p>
+    <w:p>
+      <w:pPr>
+        <w:spacing w:line="400" w:lineRule="exact" w:before="0" w:after="0"/>
+        <w:ind w:firstLine="480"/>
+        <w:jc w:val="both"/>
+      </w:pPr>
+      <w:r>
+        <w:rPr>
+          <w:rFonts w:ascii="Times New Roman" w:hAnsi="Times New Roman" w:eastAsia="宋体"/>
+          <w:b w:val="0"/>
+          <w:sz w:val="24"/>
+        </w:rPr>
+        <w:t>物理层通过四类约束保证数据完整性：实体完整性，各表均以自增 BIGINT 为主键，保证记录可唯一标识；参照完整性，文档表、出题批次表、题目表、错题表、复习计划表均通过课程编号外键关联课程表，题目表关联出题批次表，错题表关联题目表，复习条目表关联复习计划表，且外键列均建立索引；域完整性，状态与题型字段的取值由应用层枚举约束，数值与字符串字段限定类型与长度，作答与复习日期等必填字段不允许为空；用户定义完整性，入库状态默认 processing、切分块数默认 0、难度默认 medium、掌握状态默认 unmastered、完成标志默认未完成。删除课程时，应用层严格按“复习条目—复习计划—错题—题目—出题批次—文档—课程”的逆序逐级清理，并同步删除向量库中对应的集合，从而避免产生孤儿记录与不一致状态。</w:t>
       </w:r>
     </w:p>
     <w:p>
